--- a/Selenium_WebDriver/reports/Login_Test_Report.docx
+++ b/Selenium_WebDriver/reports/Login_Test_Report.docx
@@ -8,8 +8,10 @@
       </w:pPr>
       <w:r>
         <w:rPr>
+          <w:rFonts w:ascii="Times New Roman" w:hAnsi="Times New Roman" w:eastAsia="Times New Roman"/>
           <w:b/>
-          <w:sz w:val="32"/>
+          <w:color w:val="000000"/>
+          <w:sz w:val="26"/>
         </w:rPr>
         <w:t>BÁO CÁO KẾT QUẢ KIỂM THỬ TỰ ĐỘNG</w:t>
         <w:br/>
@@ -21,7 +23,12 @@
         <w:jc w:val="center"/>
       </w:pPr>
       <w:r>
-        <w:t>Thời gian tạo báo cáo: 01/09/2026 01:06:35</w:t>
+        <w:rPr>
+          <w:rFonts w:ascii="Times New Roman" w:hAnsi="Times New Roman" w:eastAsia="Times New Roman"/>
+          <w:color w:val="000000"/>
+          <w:sz w:val="26"/>
+        </w:rPr>
+        <w:t>Thời gian tạo báo cáo: 06/09/2026 19:42:38</w:t>
       </w:r>
     </w:p>
     <w:p/>
@@ -30,6 +37,11 @@
         <w:pStyle w:val="Heading1"/>
       </w:pPr>
       <w:r>
+        <w:rPr>
+          <w:rFonts w:ascii="Times New Roman" w:hAnsi="Times New Roman" w:eastAsia="Times New Roman"/>
+          <w:color w:val="000000"/>
+          <w:sz w:val="26"/>
+        </w:rPr>
         <w:t>1. Tổng quan kết quả</w:t>
       </w:r>
     </w:p>
@@ -50,6 +62,11 @@
           </w:tcPr>
           <w:p>
             <w:r>
+              <w:rPr>
+                <w:rFonts w:ascii="Times New Roman" w:hAnsi="Times New Roman" w:eastAsia="Times New Roman"/>
+                <w:color w:val="000000"/>
+                <w:sz w:val="26"/>
+              </w:rPr>
               <w:t>Nội dung</w:t>
             </w:r>
           </w:p>
@@ -60,6 +77,11 @@
           </w:tcPr>
           <w:p>
             <w:r>
+              <w:rPr>
+                <w:rFonts w:ascii="Times New Roman" w:hAnsi="Times New Roman" w:eastAsia="Times New Roman"/>
+                <w:color w:val="000000"/>
+                <w:sz w:val="26"/>
+              </w:rPr>
               <w:t>Kết quả</w:t>
             </w:r>
           </w:p>
@@ -72,6 +94,11 @@
           </w:tcPr>
           <w:p>
             <w:r>
+              <w:rPr>
+                <w:rFonts w:ascii="Times New Roman" w:hAnsi="Times New Roman" w:eastAsia="Times New Roman"/>
+                <w:color w:val="000000"/>
+                <w:sz w:val="26"/>
+              </w:rPr>
               <w:t>Tổng số Test Case</w:t>
             </w:r>
           </w:p>
@@ -82,6 +109,11 @@
           </w:tcPr>
           <w:p>
             <w:r>
+              <w:rPr>
+                <w:rFonts w:ascii="Times New Roman" w:hAnsi="Times New Roman" w:eastAsia="Times New Roman"/>
+                <w:color w:val="000000"/>
+                <w:sz w:val="26"/>
+              </w:rPr>
               <w:t>10</w:t>
             </w:r>
           </w:p>
@@ -94,6 +126,11 @@
           </w:tcPr>
           <w:p>
             <w:r>
+              <w:rPr>
+                <w:rFonts w:ascii="Times New Roman" w:hAnsi="Times New Roman" w:eastAsia="Times New Roman"/>
+                <w:color w:val="000000"/>
+                <w:sz w:val="26"/>
+              </w:rPr>
               <w:t>Passed</w:t>
             </w:r>
           </w:p>
@@ -104,6 +141,11 @@
           </w:tcPr>
           <w:p>
             <w:r>
+              <w:rPr>
+                <w:rFonts w:ascii="Times New Roman" w:hAnsi="Times New Roman" w:eastAsia="Times New Roman"/>
+                <w:color w:val="000000"/>
+                <w:sz w:val="26"/>
+              </w:rPr>
               <w:t>10</w:t>
             </w:r>
           </w:p>
@@ -116,6 +158,11 @@
           </w:tcPr>
           <w:p>
             <w:r>
+              <w:rPr>
+                <w:rFonts w:ascii="Times New Roman" w:hAnsi="Times New Roman" w:eastAsia="Times New Roman"/>
+                <w:color w:val="000000"/>
+                <w:sz w:val="26"/>
+              </w:rPr>
               <w:t>Failed</w:t>
             </w:r>
           </w:p>
@@ -126,6 +173,11 @@
           </w:tcPr>
           <w:p>
             <w:r>
+              <w:rPr>
+                <w:rFonts w:ascii="Times New Roman" w:hAnsi="Times New Roman" w:eastAsia="Times New Roman"/>
+                <w:color w:val="000000"/>
+                <w:sz w:val="26"/>
+              </w:rPr>
               <w:t>0</w:t>
             </w:r>
           </w:p>
@@ -138,6 +190,11 @@
           </w:tcPr>
           <w:p>
             <w:r>
+              <w:rPr>
+                <w:rFonts w:ascii="Times New Roman" w:hAnsi="Times New Roman" w:eastAsia="Times New Roman"/>
+                <w:color w:val="000000"/>
+                <w:sz w:val="26"/>
+              </w:rPr>
               <w:t>XFailed</w:t>
             </w:r>
           </w:p>
@@ -148,6 +205,11 @@
           </w:tcPr>
           <w:p>
             <w:r>
+              <w:rPr>
+                <w:rFonts w:ascii="Times New Roman" w:hAnsi="Times New Roman" w:eastAsia="Times New Roman"/>
+                <w:color w:val="000000"/>
+                <w:sz w:val="26"/>
+              </w:rPr>
               <w:t>0</w:t>
             </w:r>
           </w:p>
@@ -160,6 +222,11 @@
           </w:tcPr>
           <w:p>
             <w:r>
+              <w:rPr>
+                <w:rFonts w:ascii="Times New Roman" w:hAnsi="Times New Roman" w:eastAsia="Times New Roman"/>
+                <w:color w:val="000000"/>
+                <w:sz w:val="26"/>
+              </w:rPr>
               <w:t>Skipped</w:t>
             </w:r>
           </w:p>
@@ -170,6 +237,11 @@
           </w:tcPr>
           <w:p>
             <w:r>
+              <w:rPr>
+                <w:rFonts w:ascii="Times New Roman" w:hAnsi="Times New Roman" w:eastAsia="Times New Roman"/>
+                <w:color w:val="000000"/>
+                <w:sz w:val="26"/>
+              </w:rPr>
               <w:t>0</w:t>
             </w:r>
           </w:p>
@@ -182,6 +254,11 @@
         <w:pStyle w:val="Heading1"/>
       </w:pPr>
       <w:r>
+        <w:rPr>
+          <w:rFonts w:ascii="Times New Roman" w:hAnsi="Times New Roman" w:eastAsia="Times New Roman"/>
+          <w:color w:val="000000"/>
+          <w:sz w:val="26"/>
+        </w:rPr>
         <w:t>2. Kết quả từng Test Case</w:t>
       </w:r>
     </w:p>
@@ -206,6 +283,11 @@
           </w:tcPr>
           <w:p>
             <w:r>
+              <w:rPr>
+                <w:rFonts w:ascii="Times New Roman" w:hAnsi="Times New Roman" w:eastAsia="Times New Roman"/>
+                <w:color w:val="000000"/>
+                <w:sz w:val="26"/>
+              </w:rPr>
               <w:t>Test Case</w:t>
             </w:r>
           </w:p>
@@ -216,6 +298,11 @@
           </w:tcPr>
           <w:p>
             <w:r>
+              <w:rPr>
+                <w:rFonts w:ascii="Times New Roman" w:hAnsi="Times New Roman" w:eastAsia="Times New Roman"/>
+                <w:color w:val="000000"/>
+                <w:sz w:val="26"/>
+              </w:rPr>
               <w:t>Kết quả</w:t>
             </w:r>
           </w:p>
@@ -226,6 +313,11 @@
           </w:tcPr>
           <w:p>
             <w:r>
+              <w:rPr>
+                <w:rFonts w:ascii="Times New Roman" w:hAnsi="Times New Roman" w:eastAsia="Times New Roman"/>
+                <w:color w:val="000000"/>
+                <w:sz w:val="26"/>
+              </w:rPr>
               <w:t>Thời gian</w:t>
             </w:r>
           </w:p>
@@ -236,6 +328,11 @@
           </w:tcPr>
           <w:p>
             <w:r>
+              <w:rPr>
+                <w:rFonts w:ascii="Times New Roman" w:hAnsi="Times New Roman" w:eastAsia="Times New Roman"/>
+                <w:color w:val="000000"/>
+                <w:sz w:val="26"/>
+              </w:rPr>
               <w:t>Duration (s)</w:t>
             </w:r>
           </w:p>
@@ -246,6 +343,11 @@
           </w:tcPr>
           <w:p>
             <w:r>
+              <w:rPr>
+                <w:rFonts w:ascii="Times New Roman" w:hAnsi="Times New Roman" w:eastAsia="Times New Roman"/>
+                <w:color w:val="000000"/>
+                <w:sz w:val="26"/>
+              </w:rPr>
               <w:t>Screenshot</w:t>
             </w:r>
           </w:p>
@@ -256,6 +358,11 @@
           </w:tcPr>
           <w:p>
             <w:r>
+              <w:rPr>
+                <w:rFonts w:ascii="Times New Roman" w:hAnsi="Times New Roman" w:eastAsia="Times New Roman"/>
+                <w:color w:val="000000"/>
+                <w:sz w:val="26"/>
+              </w:rPr>
               <w:t>Ghi chú</w:t>
             </w:r>
           </w:p>
@@ -268,6 +375,11 @@
           </w:tcPr>
           <w:p>
             <w:r>
+              <w:rPr>
+                <w:rFonts w:ascii="Times New Roman" w:hAnsi="Times New Roman" w:eastAsia="Times New Roman"/>
+                <w:color w:val="000000"/>
+                <w:sz w:val="26"/>
+              </w:rPr>
               <w:t>TC-LOGIN-001</w:t>
             </w:r>
           </w:p>
@@ -278,6 +390,11 @@
           </w:tcPr>
           <w:p>
             <w:r>
+              <w:rPr>
+                <w:rFonts w:ascii="Times New Roman" w:hAnsi="Times New Roman" w:eastAsia="Times New Roman"/>
+                <w:color w:val="000000"/>
+                <w:sz w:val="26"/>
+              </w:rPr>
               <w:t>PASSED</w:t>
             </w:r>
           </w:p>
@@ -288,34 +405,56 @@
           </w:tcPr>
           <w:p>
             <w:r>
-              <w:t>01/09/2026 01:05:21</w:t>
-            </w:r>
-          </w:p>
-        </w:tc>
-        <w:tc>
-          <w:tcPr>
-            <w:tcW w:type="dxa" w:w="1440"/>
-          </w:tcPr>
-          <w:p>
-            <w:r>
-              <w:t>2.01</w:t>
-            </w:r>
-          </w:p>
-        </w:tc>
-        <w:tc>
-          <w:tcPr>
-            <w:tcW w:type="dxa" w:w="1440"/>
-          </w:tcPr>
-          <w:p>
-            <w:r/>
-          </w:p>
-        </w:tc>
-        <w:tc>
-          <w:tcPr>
-            <w:tcW w:type="dxa" w:w="1440"/>
-          </w:tcPr>
-          <w:p>
-            <w:r/>
+              <w:rPr>
+                <w:rFonts w:ascii="Times New Roman" w:hAnsi="Times New Roman" w:eastAsia="Times New Roman"/>
+                <w:color w:val="000000"/>
+                <w:sz w:val="26"/>
+              </w:rPr>
+              <w:t>06/09/2026 19:22:15</w:t>
+            </w:r>
+          </w:p>
+        </w:tc>
+        <w:tc>
+          <w:tcPr>
+            <w:tcW w:type="dxa" w:w="1440"/>
+          </w:tcPr>
+          <w:p>
+            <w:r>
+              <w:rPr>
+                <w:rFonts w:ascii="Times New Roman" w:hAnsi="Times New Roman" w:eastAsia="Times New Roman"/>
+                <w:color w:val="000000"/>
+                <w:sz w:val="26"/>
+              </w:rPr>
+              <w:t>1.99</w:t>
+            </w:r>
+          </w:p>
+        </w:tc>
+        <w:tc>
+          <w:tcPr>
+            <w:tcW w:type="dxa" w:w="1440"/>
+          </w:tcPr>
+          <w:p>
+            <w:r>
+              <w:rPr>
+                <w:rFonts w:ascii="Times New Roman" w:hAnsi="Times New Roman" w:eastAsia="Times New Roman"/>
+                <w:color w:val="000000"/>
+                <w:sz w:val="26"/>
+              </w:rPr>
+            </w:r>
+          </w:p>
+        </w:tc>
+        <w:tc>
+          <w:tcPr>
+            <w:tcW w:type="dxa" w:w="1440"/>
+          </w:tcPr>
+          <w:p>
+            <w:r>
+              <w:rPr>
+                <w:rFonts w:ascii="Times New Roman" w:hAnsi="Times New Roman" w:eastAsia="Times New Roman"/>
+                <w:color w:val="000000"/>
+                <w:sz w:val="26"/>
+              </w:rPr>
+            </w:r>
           </w:p>
         </w:tc>
       </w:tr>
@@ -326,6 +465,11 @@
           </w:tcPr>
           <w:p>
             <w:r>
+              <w:rPr>
+                <w:rFonts w:ascii="Times New Roman" w:hAnsi="Times New Roman" w:eastAsia="Times New Roman"/>
+                <w:color w:val="000000"/>
+                <w:sz w:val="26"/>
+              </w:rPr>
               <w:t>TC-LOGIN-002</w:t>
             </w:r>
           </w:p>
@@ -336,6 +480,11 @@
           </w:tcPr>
           <w:p>
             <w:r>
+              <w:rPr>
+                <w:rFonts w:ascii="Times New Roman" w:hAnsi="Times New Roman" w:eastAsia="Times New Roman"/>
+                <w:color w:val="000000"/>
+                <w:sz w:val="26"/>
+              </w:rPr>
               <w:t>PASSED</w:t>
             </w:r>
           </w:p>
@@ -346,34 +495,56 @@
           </w:tcPr>
           <w:p>
             <w:r>
-              <w:t>01/09/2026 01:05:27</w:t>
-            </w:r>
-          </w:p>
-        </w:tc>
-        <w:tc>
-          <w:tcPr>
-            <w:tcW w:type="dxa" w:w="1440"/>
-          </w:tcPr>
-          <w:p>
-            <w:r>
-              <w:t>2.02</w:t>
-            </w:r>
-          </w:p>
-        </w:tc>
-        <w:tc>
-          <w:tcPr>
-            <w:tcW w:type="dxa" w:w="1440"/>
-          </w:tcPr>
-          <w:p>
-            <w:r/>
-          </w:p>
-        </w:tc>
-        <w:tc>
-          <w:tcPr>
-            <w:tcW w:type="dxa" w:w="1440"/>
-          </w:tcPr>
-          <w:p>
-            <w:r/>
+              <w:rPr>
+                <w:rFonts w:ascii="Times New Roman" w:hAnsi="Times New Roman" w:eastAsia="Times New Roman"/>
+                <w:color w:val="000000"/>
+                <w:sz w:val="26"/>
+              </w:rPr>
+              <w:t>06/09/2026 19:22:21</w:t>
+            </w:r>
+          </w:p>
+        </w:tc>
+        <w:tc>
+          <w:tcPr>
+            <w:tcW w:type="dxa" w:w="1440"/>
+          </w:tcPr>
+          <w:p>
+            <w:r>
+              <w:rPr>
+                <w:rFonts w:ascii="Times New Roman" w:hAnsi="Times New Roman" w:eastAsia="Times New Roman"/>
+                <w:color w:val="000000"/>
+                <w:sz w:val="26"/>
+              </w:rPr>
+              <w:t>2.00</w:t>
+            </w:r>
+          </w:p>
+        </w:tc>
+        <w:tc>
+          <w:tcPr>
+            <w:tcW w:type="dxa" w:w="1440"/>
+          </w:tcPr>
+          <w:p>
+            <w:r>
+              <w:rPr>
+                <w:rFonts w:ascii="Times New Roman" w:hAnsi="Times New Roman" w:eastAsia="Times New Roman"/>
+                <w:color w:val="000000"/>
+                <w:sz w:val="26"/>
+              </w:rPr>
+            </w:r>
+          </w:p>
+        </w:tc>
+        <w:tc>
+          <w:tcPr>
+            <w:tcW w:type="dxa" w:w="1440"/>
+          </w:tcPr>
+          <w:p>
+            <w:r>
+              <w:rPr>
+                <w:rFonts w:ascii="Times New Roman" w:hAnsi="Times New Roman" w:eastAsia="Times New Roman"/>
+                <w:color w:val="000000"/>
+                <w:sz w:val="26"/>
+              </w:rPr>
+            </w:r>
           </w:p>
         </w:tc>
       </w:tr>
@@ -384,6 +555,11 @@
           </w:tcPr>
           <w:p>
             <w:r>
+              <w:rPr>
+                <w:rFonts w:ascii="Times New Roman" w:hAnsi="Times New Roman" w:eastAsia="Times New Roman"/>
+                <w:color w:val="000000"/>
+                <w:sz w:val="26"/>
+              </w:rPr>
               <w:t>TC-LOGIN-003</w:t>
             </w:r>
           </w:p>
@@ -394,6 +570,11 @@
           </w:tcPr>
           <w:p>
             <w:r>
+              <w:rPr>
+                <w:rFonts w:ascii="Times New Roman" w:hAnsi="Times New Roman" w:eastAsia="Times New Roman"/>
+                <w:color w:val="000000"/>
+                <w:sz w:val="26"/>
+              </w:rPr>
               <w:t>PASSED</w:t>
             </w:r>
           </w:p>
@@ -404,34 +585,56 @@
           </w:tcPr>
           <w:p>
             <w:r>
-              <w:t>01/09/2026 01:05:34</w:t>
-            </w:r>
-          </w:p>
-        </w:tc>
-        <w:tc>
-          <w:tcPr>
-            <w:tcW w:type="dxa" w:w="1440"/>
-          </w:tcPr>
-          <w:p>
-            <w:r>
-              <w:t>4.52</w:t>
-            </w:r>
-          </w:p>
-        </w:tc>
-        <w:tc>
-          <w:tcPr>
-            <w:tcW w:type="dxa" w:w="1440"/>
-          </w:tcPr>
-          <w:p>
-            <w:r/>
-          </w:p>
-        </w:tc>
-        <w:tc>
-          <w:tcPr>
-            <w:tcW w:type="dxa" w:w="1440"/>
-          </w:tcPr>
-          <w:p>
-            <w:r/>
+              <w:rPr>
+                <w:rFonts w:ascii="Times New Roman" w:hAnsi="Times New Roman" w:eastAsia="Times New Roman"/>
+                <w:color w:val="000000"/>
+                <w:sz w:val="26"/>
+              </w:rPr>
+              <w:t>06/09/2026 19:22:28</w:t>
+            </w:r>
+          </w:p>
+        </w:tc>
+        <w:tc>
+          <w:tcPr>
+            <w:tcW w:type="dxa" w:w="1440"/>
+          </w:tcPr>
+          <w:p>
+            <w:r>
+              <w:rPr>
+                <w:rFonts w:ascii="Times New Roman" w:hAnsi="Times New Roman" w:eastAsia="Times New Roman"/>
+                <w:color w:val="000000"/>
+                <w:sz w:val="26"/>
+              </w:rPr>
+              <w:t>4.46</w:t>
+            </w:r>
+          </w:p>
+        </w:tc>
+        <w:tc>
+          <w:tcPr>
+            <w:tcW w:type="dxa" w:w="1440"/>
+          </w:tcPr>
+          <w:p>
+            <w:r>
+              <w:rPr>
+                <w:rFonts w:ascii="Times New Roman" w:hAnsi="Times New Roman" w:eastAsia="Times New Roman"/>
+                <w:color w:val="000000"/>
+                <w:sz w:val="26"/>
+              </w:rPr>
+            </w:r>
+          </w:p>
+        </w:tc>
+        <w:tc>
+          <w:tcPr>
+            <w:tcW w:type="dxa" w:w="1440"/>
+          </w:tcPr>
+          <w:p>
+            <w:r>
+              <w:rPr>
+                <w:rFonts w:ascii="Times New Roman" w:hAnsi="Times New Roman" w:eastAsia="Times New Roman"/>
+                <w:color w:val="000000"/>
+                <w:sz w:val="26"/>
+              </w:rPr>
+            </w:r>
           </w:p>
         </w:tc>
       </w:tr>
@@ -442,6 +645,11 @@
           </w:tcPr>
           <w:p>
             <w:r>
+              <w:rPr>
+                <w:rFonts w:ascii="Times New Roman" w:hAnsi="Times New Roman" w:eastAsia="Times New Roman"/>
+                <w:color w:val="000000"/>
+                <w:sz w:val="26"/>
+              </w:rPr>
               <w:t>TC-LOGIN-004</w:t>
             </w:r>
           </w:p>
@@ -452,6 +660,11 @@
           </w:tcPr>
           <w:p>
             <w:r>
+              <w:rPr>
+                <w:rFonts w:ascii="Times New Roman" w:hAnsi="Times New Roman" w:eastAsia="Times New Roman"/>
+                <w:color w:val="000000"/>
+                <w:sz w:val="26"/>
+              </w:rPr>
               <w:t>PASSED</w:t>
             </w:r>
           </w:p>
@@ -462,34 +675,56 @@
           </w:tcPr>
           <w:p>
             <w:r>
-              <w:t>01/09/2026 01:05:42</w:t>
-            </w:r>
-          </w:p>
-        </w:tc>
-        <w:tc>
-          <w:tcPr>
-            <w:tcW w:type="dxa" w:w="1440"/>
-          </w:tcPr>
-          <w:p>
-            <w:r>
-              <w:t>4.52</w:t>
-            </w:r>
-          </w:p>
-        </w:tc>
-        <w:tc>
-          <w:tcPr>
-            <w:tcW w:type="dxa" w:w="1440"/>
-          </w:tcPr>
-          <w:p>
-            <w:r/>
-          </w:p>
-        </w:tc>
-        <w:tc>
-          <w:tcPr>
-            <w:tcW w:type="dxa" w:w="1440"/>
-          </w:tcPr>
-          <w:p>
-            <w:r/>
+              <w:rPr>
+                <w:rFonts w:ascii="Times New Roman" w:hAnsi="Times New Roman" w:eastAsia="Times New Roman"/>
+                <w:color w:val="000000"/>
+                <w:sz w:val="26"/>
+              </w:rPr>
+              <w:t>06/09/2026 19:22:36</w:t>
+            </w:r>
+          </w:p>
+        </w:tc>
+        <w:tc>
+          <w:tcPr>
+            <w:tcW w:type="dxa" w:w="1440"/>
+          </w:tcPr>
+          <w:p>
+            <w:r>
+              <w:rPr>
+                <w:rFonts w:ascii="Times New Roman" w:hAnsi="Times New Roman" w:eastAsia="Times New Roman"/>
+                <w:color w:val="000000"/>
+                <w:sz w:val="26"/>
+              </w:rPr>
+              <w:t>4.47</w:t>
+            </w:r>
+          </w:p>
+        </w:tc>
+        <w:tc>
+          <w:tcPr>
+            <w:tcW w:type="dxa" w:w="1440"/>
+          </w:tcPr>
+          <w:p>
+            <w:r>
+              <w:rPr>
+                <w:rFonts w:ascii="Times New Roman" w:hAnsi="Times New Roman" w:eastAsia="Times New Roman"/>
+                <w:color w:val="000000"/>
+                <w:sz w:val="26"/>
+              </w:rPr>
+            </w:r>
+          </w:p>
+        </w:tc>
+        <w:tc>
+          <w:tcPr>
+            <w:tcW w:type="dxa" w:w="1440"/>
+          </w:tcPr>
+          <w:p>
+            <w:r>
+              <w:rPr>
+                <w:rFonts w:ascii="Times New Roman" w:hAnsi="Times New Roman" w:eastAsia="Times New Roman"/>
+                <w:color w:val="000000"/>
+                <w:sz w:val="26"/>
+              </w:rPr>
+            </w:r>
           </w:p>
         </w:tc>
       </w:tr>
@@ -500,6 +735,11 @@
           </w:tcPr>
           <w:p>
             <w:r>
+              <w:rPr>
+                <w:rFonts w:ascii="Times New Roman" w:hAnsi="Times New Roman" w:eastAsia="Times New Roman"/>
+                <w:color w:val="000000"/>
+                <w:sz w:val="26"/>
+              </w:rPr>
               <w:t>TC-LOGIN-005</w:t>
             </w:r>
           </w:p>
@@ -510,6 +750,11 @@
           </w:tcPr>
           <w:p>
             <w:r>
+              <w:rPr>
+                <w:rFonts w:ascii="Times New Roman" w:hAnsi="Times New Roman" w:eastAsia="Times New Roman"/>
+                <w:color w:val="000000"/>
+                <w:sz w:val="26"/>
+              </w:rPr>
               <w:t>PASSED</w:t>
             </w:r>
           </w:p>
@@ -520,34 +765,56 @@
           </w:tcPr>
           <w:p>
             <w:r>
-              <w:t>01/09/2026 01:05:50</w:t>
-            </w:r>
-          </w:p>
-        </w:tc>
-        <w:tc>
-          <w:tcPr>
-            <w:tcW w:type="dxa" w:w="1440"/>
-          </w:tcPr>
-          <w:p>
-            <w:r>
-              <w:t>4.46</w:t>
-            </w:r>
-          </w:p>
-        </w:tc>
-        <w:tc>
-          <w:tcPr>
-            <w:tcW w:type="dxa" w:w="1440"/>
-          </w:tcPr>
-          <w:p>
-            <w:r/>
-          </w:p>
-        </w:tc>
-        <w:tc>
-          <w:tcPr>
-            <w:tcW w:type="dxa" w:w="1440"/>
-          </w:tcPr>
-          <w:p>
-            <w:r/>
+              <w:rPr>
+                <w:rFonts w:ascii="Times New Roman" w:hAnsi="Times New Roman" w:eastAsia="Times New Roman"/>
+                <w:color w:val="000000"/>
+                <w:sz w:val="26"/>
+              </w:rPr>
+              <w:t>06/09/2026 19:22:44</w:t>
+            </w:r>
+          </w:p>
+        </w:tc>
+        <w:tc>
+          <w:tcPr>
+            <w:tcW w:type="dxa" w:w="1440"/>
+          </w:tcPr>
+          <w:p>
+            <w:r>
+              <w:rPr>
+                <w:rFonts w:ascii="Times New Roman" w:hAnsi="Times New Roman" w:eastAsia="Times New Roman"/>
+                <w:color w:val="000000"/>
+                <w:sz w:val="26"/>
+              </w:rPr>
+              <w:t>4.41</w:t>
+            </w:r>
+          </w:p>
+        </w:tc>
+        <w:tc>
+          <w:tcPr>
+            <w:tcW w:type="dxa" w:w="1440"/>
+          </w:tcPr>
+          <w:p>
+            <w:r>
+              <w:rPr>
+                <w:rFonts w:ascii="Times New Roman" w:hAnsi="Times New Roman" w:eastAsia="Times New Roman"/>
+                <w:color w:val="000000"/>
+                <w:sz w:val="26"/>
+              </w:rPr>
+            </w:r>
+          </w:p>
+        </w:tc>
+        <w:tc>
+          <w:tcPr>
+            <w:tcW w:type="dxa" w:w="1440"/>
+          </w:tcPr>
+          <w:p>
+            <w:r>
+              <w:rPr>
+                <w:rFonts w:ascii="Times New Roman" w:hAnsi="Times New Roman" w:eastAsia="Times New Roman"/>
+                <w:color w:val="000000"/>
+                <w:sz w:val="26"/>
+              </w:rPr>
+            </w:r>
           </w:p>
         </w:tc>
       </w:tr>
@@ -558,6 +825,11 @@
           </w:tcPr>
           <w:p>
             <w:r>
+              <w:rPr>
+                <w:rFonts w:ascii="Times New Roman" w:hAnsi="Times New Roman" w:eastAsia="Times New Roman"/>
+                <w:color w:val="000000"/>
+                <w:sz w:val="26"/>
+              </w:rPr>
               <w:t>TC-LOGIN-006</w:t>
             </w:r>
           </w:p>
@@ -568,6 +840,11 @@
           </w:tcPr>
           <w:p>
             <w:r>
+              <w:rPr>
+                <w:rFonts w:ascii="Times New Roman" w:hAnsi="Times New Roman" w:eastAsia="Times New Roman"/>
+                <w:color w:val="000000"/>
+                <w:sz w:val="26"/>
+              </w:rPr>
               <w:t>PASSED</w:t>
             </w:r>
           </w:p>
@@ -578,34 +855,56 @@
           </w:tcPr>
           <w:p>
             <w:r>
-              <w:t>01/09/2026 01:05:58</w:t>
-            </w:r>
-          </w:p>
-        </w:tc>
-        <w:tc>
-          <w:tcPr>
-            <w:tcW w:type="dxa" w:w="1440"/>
-          </w:tcPr>
-          <w:p>
-            <w:r>
-              <w:t>4.50</w:t>
-            </w:r>
-          </w:p>
-        </w:tc>
-        <w:tc>
-          <w:tcPr>
-            <w:tcW w:type="dxa" w:w="1440"/>
-          </w:tcPr>
-          <w:p>
-            <w:r/>
-          </w:p>
-        </w:tc>
-        <w:tc>
-          <w:tcPr>
-            <w:tcW w:type="dxa" w:w="1440"/>
-          </w:tcPr>
-          <w:p>
-            <w:r/>
+              <w:rPr>
+                <w:rFonts w:ascii="Times New Roman" w:hAnsi="Times New Roman" w:eastAsia="Times New Roman"/>
+                <w:color w:val="000000"/>
+                <w:sz w:val="26"/>
+              </w:rPr>
+              <w:t>06/09/2026 19:22:51</w:t>
+            </w:r>
+          </w:p>
+        </w:tc>
+        <w:tc>
+          <w:tcPr>
+            <w:tcW w:type="dxa" w:w="1440"/>
+          </w:tcPr>
+          <w:p>
+            <w:r>
+              <w:rPr>
+                <w:rFonts w:ascii="Times New Roman" w:hAnsi="Times New Roman" w:eastAsia="Times New Roman"/>
+                <w:color w:val="000000"/>
+                <w:sz w:val="26"/>
+              </w:rPr>
+              <w:t>4.49</w:t>
+            </w:r>
+          </w:p>
+        </w:tc>
+        <w:tc>
+          <w:tcPr>
+            <w:tcW w:type="dxa" w:w="1440"/>
+          </w:tcPr>
+          <w:p>
+            <w:r>
+              <w:rPr>
+                <w:rFonts w:ascii="Times New Roman" w:hAnsi="Times New Roman" w:eastAsia="Times New Roman"/>
+                <w:color w:val="000000"/>
+                <w:sz w:val="26"/>
+              </w:rPr>
+            </w:r>
+          </w:p>
+        </w:tc>
+        <w:tc>
+          <w:tcPr>
+            <w:tcW w:type="dxa" w:w="1440"/>
+          </w:tcPr>
+          <w:p>
+            <w:r>
+              <w:rPr>
+                <w:rFonts w:ascii="Times New Roman" w:hAnsi="Times New Roman" w:eastAsia="Times New Roman"/>
+                <w:color w:val="000000"/>
+                <w:sz w:val="26"/>
+              </w:rPr>
+            </w:r>
           </w:p>
         </w:tc>
       </w:tr>
@@ -616,6 +915,11 @@
           </w:tcPr>
           <w:p>
             <w:r>
+              <w:rPr>
+                <w:rFonts w:ascii="Times New Roman" w:hAnsi="Times New Roman" w:eastAsia="Times New Roman"/>
+                <w:color w:val="000000"/>
+                <w:sz w:val="26"/>
+              </w:rPr>
               <w:t>TC-LOGIN-007</w:t>
             </w:r>
           </w:p>
@@ -626,6 +930,11 @@
           </w:tcPr>
           <w:p>
             <w:r>
+              <w:rPr>
+                <w:rFonts w:ascii="Times New Roman" w:hAnsi="Times New Roman" w:eastAsia="Times New Roman"/>
+                <w:color w:val="000000"/>
+                <w:sz w:val="26"/>
+              </w:rPr>
               <w:t>PASSED</w:t>
             </w:r>
           </w:p>
@@ -636,34 +945,56 @@
           </w:tcPr>
           <w:p>
             <w:r>
-              <w:t>01/09/2026 01:06:05</w:t>
-            </w:r>
-          </w:p>
-        </w:tc>
-        <w:tc>
-          <w:tcPr>
-            <w:tcW w:type="dxa" w:w="1440"/>
-          </w:tcPr>
-          <w:p>
-            <w:r>
-              <w:t>4.58</w:t>
-            </w:r>
-          </w:p>
-        </w:tc>
-        <w:tc>
-          <w:tcPr>
-            <w:tcW w:type="dxa" w:w="1440"/>
-          </w:tcPr>
-          <w:p>
-            <w:r/>
-          </w:p>
-        </w:tc>
-        <w:tc>
-          <w:tcPr>
-            <w:tcW w:type="dxa" w:w="1440"/>
-          </w:tcPr>
-          <w:p>
-            <w:r/>
+              <w:rPr>
+                <w:rFonts w:ascii="Times New Roman" w:hAnsi="Times New Roman" w:eastAsia="Times New Roman"/>
+                <w:color w:val="000000"/>
+                <w:sz w:val="26"/>
+              </w:rPr>
+              <w:t>06/09/2026 19:22:59</w:t>
+            </w:r>
+          </w:p>
+        </w:tc>
+        <w:tc>
+          <w:tcPr>
+            <w:tcW w:type="dxa" w:w="1440"/>
+          </w:tcPr>
+          <w:p>
+            <w:r>
+              <w:rPr>
+                <w:rFonts w:ascii="Times New Roman" w:hAnsi="Times New Roman" w:eastAsia="Times New Roman"/>
+                <w:color w:val="000000"/>
+                <w:sz w:val="26"/>
+              </w:rPr>
+              <w:t>4.54</w:t>
+            </w:r>
+          </w:p>
+        </w:tc>
+        <w:tc>
+          <w:tcPr>
+            <w:tcW w:type="dxa" w:w="1440"/>
+          </w:tcPr>
+          <w:p>
+            <w:r>
+              <w:rPr>
+                <w:rFonts w:ascii="Times New Roman" w:hAnsi="Times New Roman" w:eastAsia="Times New Roman"/>
+                <w:color w:val="000000"/>
+                <w:sz w:val="26"/>
+              </w:rPr>
+            </w:r>
+          </w:p>
+        </w:tc>
+        <w:tc>
+          <w:tcPr>
+            <w:tcW w:type="dxa" w:w="1440"/>
+          </w:tcPr>
+          <w:p>
+            <w:r>
+              <w:rPr>
+                <w:rFonts w:ascii="Times New Roman" w:hAnsi="Times New Roman" w:eastAsia="Times New Roman"/>
+                <w:color w:val="000000"/>
+                <w:sz w:val="26"/>
+              </w:rPr>
+            </w:r>
           </w:p>
         </w:tc>
       </w:tr>
@@ -674,6 +1005,11 @@
           </w:tcPr>
           <w:p>
             <w:r>
+              <w:rPr>
+                <w:rFonts w:ascii="Times New Roman" w:hAnsi="Times New Roman" w:eastAsia="Times New Roman"/>
+                <w:color w:val="000000"/>
+                <w:sz w:val="26"/>
+              </w:rPr>
               <w:t>TC-LOGIN-008</w:t>
             </w:r>
           </w:p>
@@ -684,6 +1020,11 @@
           </w:tcPr>
           <w:p>
             <w:r>
+              <w:rPr>
+                <w:rFonts w:ascii="Times New Roman" w:hAnsi="Times New Roman" w:eastAsia="Times New Roman"/>
+                <w:color w:val="000000"/>
+                <w:sz w:val="26"/>
+              </w:rPr>
               <w:t>PASSED</w:t>
             </w:r>
           </w:p>
@@ -694,34 +1035,56 @@
           </w:tcPr>
           <w:p>
             <w:r>
-              <w:t>01/09/2026 01:06:14</w:t>
-            </w:r>
-          </w:p>
-        </w:tc>
-        <w:tc>
-          <w:tcPr>
-            <w:tcW w:type="dxa" w:w="1440"/>
-          </w:tcPr>
-          <w:p>
-            <w:r>
-              <w:t>5.59</w:t>
-            </w:r>
-          </w:p>
-        </w:tc>
-        <w:tc>
-          <w:tcPr>
-            <w:tcW w:type="dxa" w:w="1440"/>
-          </w:tcPr>
-          <w:p>
-            <w:r/>
-          </w:p>
-        </w:tc>
-        <w:tc>
-          <w:tcPr>
-            <w:tcW w:type="dxa" w:w="1440"/>
-          </w:tcPr>
-          <w:p>
-            <w:r/>
+              <w:rPr>
+                <w:rFonts w:ascii="Times New Roman" w:hAnsi="Times New Roman" w:eastAsia="Times New Roman"/>
+                <w:color w:val="000000"/>
+                <w:sz w:val="26"/>
+              </w:rPr>
+              <w:t>06/09/2026 19:23:08</w:t>
+            </w:r>
+          </w:p>
+        </w:tc>
+        <w:tc>
+          <w:tcPr>
+            <w:tcW w:type="dxa" w:w="1440"/>
+          </w:tcPr>
+          <w:p>
+            <w:r>
+              <w:rPr>
+                <w:rFonts w:ascii="Times New Roman" w:hAnsi="Times New Roman" w:eastAsia="Times New Roman"/>
+                <w:color w:val="000000"/>
+                <w:sz w:val="26"/>
+              </w:rPr>
+              <w:t>5.51</w:t>
+            </w:r>
+          </w:p>
+        </w:tc>
+        <w:tc>
+          <w:tcPr>
+            <w:tcW w:type="dxa" w:w="1440"/>
+          </w:tcPr>
+          <w:p>
+            <w:r>
+              <w:rPr>
+                <w:rFonts w:ascii="Times New Roman" w:hAnsi="Times New Roman" w:eastAsia="Times New Roman"/>
+                <w:color w:val="000000"/>
+                <w:sz w:val="26"/>
+              </w:rPr>
+            </w:r>
+          </w:p>
+        </w:tc>
+        <w:tc>
+          <w:tcPr>
+            <w:tcW w:type="dxa" w:w="1440"/>
+          </w:tcPr>
+          <w:p>
+            <w:r>
+              <w:rPr>
+                <w:rFonts w:ascii="Times New Roman" w:hAnsi="Times New Roman" w:eastAsia="Times New Roman"/>
+                <w:color w:val="000000"/>
+                <w:sz w:val="26"/>
+              </w:rPr>
+            </w:r>
           </w:p>
         </w:tc>
       </w:tr>
@@ -732,6 +1095,11 @@
           </w:tcPr>
           <w:p>
             <w:r>
+              <w:rPr>
+                <w:rFonts w:ascii="Times New Roman" w:hAnsi="Times New Roman" w:eastAsia="Times New Roman"/>
+                <w:color w:val="000000"/>
+                <w:sz w:val="26"/>
+              </w:rPr>
               <w:t>TC-LOGIN-009</w:t>
             </w:r>
           </w:p>
@@ -742,6 +1110,11 @@
           </w:tcPr>
           <w:p>
             <w:r>
+              <w:rPr>
+                <w:rFonts w:ascii="Times New Roman" w:hAnsi="Times New Roman" w:eastAsia="Times New Roman"/>
+                <w:color w:val="000000"/>
+                <w:sz w:val="26"/>
+              </w:rPr>
               <w:t>PASSED</w:t>
             </w:r>
           </w:p>
@@ -752,16 +1125,26 @@
           </w:tcPr>
           <w:p>
             <w:r>
-              <w:t>01/09/2026 01:06:21</w:t>
-            </w:r>
-          </w:p>
-        </w:tc>
-        <w:tc>
-          <w:tcPr>
-            <w:tcW w:type="dxa" w:w="1440"/>
-          </w:tcPr>
-          <w:p>
-            <w:r>
+              <w:rPr>
+                <w:rFonts w:ascii="Times New Roman" w:hAnsi="Times New Roman" w:eastAsia="Times New Roman"/>
+                <w:color w:val="000000"/>
+                <w:sz w:val="26"/>
+              </w:rPr>
+              <w:t>06/09/2026 19:23:15</w:t>
+            </w:r>
+          </w:p>
+        </w:tc>
+        <w:tc>
+          <w:tcPr>
+            <w:tcW w:type="dxa" w:w="1440"/>
+          </w:tcPr>
+          <w:p>
+            <w:r>
+              <w:rPr>
+                <w:rFonts w:ascii="Times New Roman" w:hAnsi="Times New Roman" w:eastAsia="Times New Roman"/>
+                <w:color w:val="000000"/>
+                <w:sz w:val="26"/>
+              </w:rPr>
               <w:t>3.94</w:t>
             </w:r>
           </w:p>
@@ -771,15 +1154,27 @@
             <w:tcW w:type="dxa" w:w="1440"/>
           </w:tcPr>
           <w:p>
-            <w:r/>
-          </w:p>
-        </w:tc>
-        <w:tc>
-          <w:tcPr>
-            <w:tcW w:type="dxa" w:w="1440"/>
-          </w:tcPr>
-          <w:p>
-            <w:r/>
+            <w:r>
+              <w:rPr>
+                <w:rFonts w:ascii="Times New Roman" w:hAnsi="Times New Roman" w:eastAsia="Times New Roman"/>
+                <w:color w:val="000000"/>
+                <w:sz w:val="26"/>
+              </w:rPr>
+            </w:r>
+          </w:p>
+        </w:tc>
+        <w:tc>
+          <w:tcPr>
+            <w:tcW w:type="dxa" w:w="1440"/>
+          </w:tcPr>
+          <w:p>
+            <w:r>
+              <w:rPr>
+                <w:rFonts w:ascii="Times New Roman" w:hAnsi="Times New Roman" w:eastAsia="Times New Roman"/>
+                <w:color w:val="000000"/>
+                <w:sz w:val="26"/>
+              </w:rPr>
+            </w:r>
           </w:p>
         </w:tc>
       </w:tr>
@@ -790,6 +1185,11 @@
           </w:tcPr>
           <w:p>
             <w:r>
+              <w:rPr>
+                <w:rFonts w:ascii="Times New Roman" w:hAnsi="Times New Roman" w:eastAsia="Times New Roman"/>
+                <w:color w:val="000000"/>
+                <w:sz w:val="26"/>
+              </w:rPr>
               <w:t>TC-LOGIN-010</w:t>
             </w:r>
           </w:p>
@@ -800,6 +1200,11 @@
           </w:tcPr>
           <w:p>
             <w:r>
+              <w:rPr>
+                <w:rFonts w:ascii="Times New Roman" w:hAnsi="Times New Roman" w:eastAsia="Times New Roman"/>
+                <w:color w:val="000000"/>
+                <w:sz w:val="26"/>
+              </w:rPr>
               <w:t>PASSED</w:t>
             </w:r>
           </w:p>
@@ -810,34 +1215,56 @@
           </w:tcPr>
           <w:p>
             <w:r>
-              <w:t>01/09/2026 01:06:33</w:t>
-            </w:r>
-          </w:p>
-        </w:tc>
-        <w:tc>
-          <w:tcPr>
-            <w:tcW w:type="dxa" w:w="1440"/>
-          </w:tcPr>
-          <w:p>
-            <w:r>
-              <w:t>8.57</w:t>
-            </w:r>
-          </w:p>
-        </w:tc>
-        <w:tc>
-          <w:tcPr>
-            <w:tcW w:type="dxa" w:w="1440"/>
-          </w:tcPr>
-          <w:p>
-            <w:r/>
-          </w:p>
-        </w:tc>
-        <w:tc>
-          <w:tcPr>
-            <w:tcW w:type="dxa" w:w="1440"/>
-          </w:tcPr>
-          <w:p>
-            <w:r/>
+              <w:rPr>
+                <w:rFonts w:ascii="Times New Roman" w:hAnsi="Times New Roman" w:eastAsia="Times New Roman"/>
+                <w:color w:val="000000"/>
+                <w:sz w:val="26"/>
+              </w:rPr>
+              <w:t>06/09/2026 19:23:27</w:t>
+            </w:r>
+          </w:p>
+        </w:tc>
+        <w:tc>
+          <w:tcPr>
+            <w:tcW w:type="dxa" w:w="1440"/>
+          </w:tcPr>
+          <w:p>
+            <w:r>
+              <w:rPr>
+                <w:rFonts w:ascii="Times New Roman" w:hAnsi="Times New Roman" w:eastAsia="Times New Roman"/>
+                <w:color w:val="000000"/>
+                <w:sz w:val="26"/>
+              </w:rPr>
+              <w:t>8.54</w:t>
+            </w:r>
+          </w:p>
+        </w:tc>
+        <w:tc>
+          <w:tcPr>
+            <w:tcW w:type="dxa" w:w="1440"/>
+          </w:tcPr>
+          <w:p>
+            <w:r>
+              <w:rPr>
+                <w:rFonts w:ascii="Times New Roman" w:hAnsi="Times New Roman" w:eastAsia="Times New Roman"/>
+                <w:color w:val="000000"/>
+                <w:sz w:val="26"/>
+              </w:rPr>
+            </w:r>
+          </w:p>
+        </w:tc>
+        <w:tc>
+          <w:tcPr>
+            <w:tcW w:type="dxa" w:w="1440"/>
+          </w:tcPr>
+          <w:p>
+            <w:r>
+              <w:rPr>
+                <w:rFonts w:ascii="Times New Roman" w:hAnsi="Times New Roman" w:eastAsia="Times New Roman"/>
+                <w:color w:val="000000"/>
+                <w:sz w:val="26"/>
+              </w:rPr>
+            </w:r>
           </w:p>
         </w:tc>
       </w:tr>
@@ -848,6 +1275,11 @@
         <w:pStyle w:val="Heading1"/>
       </w:pPr>
       <w:r>
+        <w:rPr>
+          <w:rFonts w:ascii="Times New Roman" w:hAnsi="Times New Roman" w:eastAsia="Times New Roman"/>
+          <w:color w:val="000000"/>
+          <w:sz w:val="26"/>
+        </w:rPr>
         <w:t>3. Chi tiết thực thi từng Step</w:t>
       </w:r>
     </w:p>
@@ -872,6 +1304,11 @@
           </w:tcPr>
           <w:p>
             <w:r>
+              <w:rPr>
+                <w:rFonts w:ascii="Times New Roman" w:hAnsi="Times New Roman" w:eastAsia="Times New Roman"/>
+                <w:color w:val="000000"/>
+                <w:sz w:val="26"/>
+              </w:rPr>
               <w:t>Test Case</w:t>
             </w:r>
           </w:p>
@@ -882,6 +1319,11 @@
           </w:tcPr>
           <w:p>
             <w:r>
+              <w:rPr>
+                <w:rFonts w:ascii="Times New Roman" w:hAnsi="Times New Roman" w:eastAsia="Times New Roman"/>
+                <w:color w:val="000000"/>
+                <w:sz w:val="26"/>
+              </w:rPr>
               <w:t>Step</w:t>
             </w:r>
           </w:p>
@@ -892,6 +1334,11 @@
           </w:tcPr>
           <w:p>
             <w:r>
+              <w:rPr>
+                <w:rFonts w:ascii="Times New Roman" w:hAnsi="Times New Roman" w:eastAsia="Times New Roman"/>
+                <w:color w:val="000000"/>
+                <w:sz w:val="26"/>
+              </w:rPr>
               <w:t>Kết quả</w:t>
             </w:r>
           </w:p>
@@ -902,6 +1349,11 @@
           </w:tcPr>
           <w:p>
             <w:r>
+              <w:rPr>
+                <w:rFonts w:ascii="Times New Roman" w:hAnsi="Times New Roman" w:eastAsia="Times New Roman"/>
+                <w:color w:val="000000"/>
+                <w:sz w:val="26"/>
+              </w:rPr>
               <w:t>Thời gian</w:t>
             </w:r>
           </w:p>
@@ -912,6 +1364,11 @@
           </w:tcPr>
           <w:p>
             <w:r>
+              <w:rPr>
+                <w:rFonts w:ascii="Times New Roman" w:hAnsi="Times New Roman" w:eastAsia="Times New Roman"/>
+                <w:color w:val="000000"/>
+                <w:sz w:val="26"/>
+              </w:rPr>
               <w:t>Mô tả</w:t>
             </w:r>
           </w:p>
@@ -922,6 +1379,11 @@
           </w:tcPr>
           <w:p>
             <w:r>
+              <w:rPr>
+                <w:rFonts w:ascii="Times New Roman" w:hAnsi="Times New Roman" w:eastAsia="Times New Roman"/>
+                <w:color w:val="000000"/>
+                <w:sz w:val="26"/>
+              </w:rPr>
               <w:t>Chi tiết</w:t>
             </w:r>
           </w:p>
@@ -934,6 +1396,11 @@
           </w:tcPr>
           <w:p>
             <w:r>
+              <w:rPr>
+                <w:rFonts w:ascii="Times New Roman" w:hAnsi="Times New Roman" w:eastAsia="Times New Roman"/>
+                <w:color w:val="000000"/>
+                <w:sz w:val="26"/>
+              </w:rPr>
               <w:t>TC-LOGIN-001</w:t>
             </w:r>
           </w:p>
@@ -944,6 +1411,11 @@
           </w:tcPr>
           <w:p>
             <w:r>
+              <w:rPr>
+                <w:rFonts w:ascii="Times New Roman" w:hAnsi="Times New Roman" w:eastAsia="Times New Roman"/>
+                <w:color w:val="000000"/>
+                <w:sz w:val="26"/>
+              </w:rPr>
               <w:t>1</w:t>
             </w:r>
           </w:p>
@@ -954,6 +1426,11 @@
           </w:tcPr>
           <w:p>
             <w:r>
+              <w:rPr>
+                <w:rFonts w:ascii="Times New Roman" w:hAnsi="Times New Roman" w:eastAsia="Times New Roman"/>
+                <w:color w:val="000000"/>
+                <w:sz w:val="26"/>
+              </w:rPr>
               <w:t>PASS</w:t>
             </w:r>
           </w:p>
@@ -964,16 +1441,26 @@
           </w:tcPr>
           <w:p>
             <w:r>
-              <w:t>01/09/2026 01:05:20</w:t>
-            </w:r>
-          </w:p>
-        </w:tc>
-        <w:tc>
-          <w:tcPr>
-            <w:tcW w:type="dxa" w:w="1440"/>
-          </w:tcPr>
-          <w:p>
-            <w:r>
+              <w:rPr>
+                <w:rFonts w:ascii="Times New Roman" w:hAnsi="Times New Roman" w:eastAsia="Times New Roman"/>
+                <w:color w:val="000000"/>
+                <w:sz w:val="26"/>
+              </w:rPr>
+              <w:t>06/09/2026 19:22:14</w:t>
+            </w:r>
+          </w:p>
+        </w:tc>
+        <w:tc>
+          <w:tcPr>
+            <w:tcW w:type="dxa" w:w="1440"/>
+          </w:tcPr>
+          <w:p>
+            <w:r>
+              <w:rPr>
+                <w:rFonts w:ascii="Times New Roman" w:hAnsi="Times New Roman" w:eastAsia="Times New Roman"/>
+                <w:color w:val="000000"/>
+                <w:sz w:val="26"/>
+              </w:rPr>
               <w:t>Mở trang đăng nhập thành công</w:t>
             </w:r>
           </w:p>
@@ -983,7 +1470,13 @@
             <w:tcW w:type="dxa" w:w="1440"/>
           </w:tcPr>
           <w:p>
-            <w:r/>
+            <w:r>
+              <w:rPr>
+                <w:rFonts w:ascii="Times New Roman" w:hAnsi="Times New Roman" w:eastAsia="Times New Roman"/>
+                <w:color w:val="000000"/>
+                <w:sz w:val="26"/>
+              </w:rPr>
+            </w:r>
           </w:p>
         </w:tc>
       </w:tr>
@@ -994,6 +1487,11 @@
           </w:tcPr>
           <w:p>
             <w:r>
+              <w:rPr>
+                <w:rFonts w:ascii="Times New Roman" w:hAnsi="Times New Roman" w:eastAsia="Times New Roman"/>
+                <w:color w:val="000000"/>
+                <w:sz w:val="26"/>
+              </w:rPr>
               <w:t>TC-LOGIN-001</w:t>
             </w:r>
           </w:p>
@@ -1004,6 +1502,11 @@
           </w:tcPr>
           <w:p>
             <w:r>
+              <w:rPr>
+                <w:rFonts w:ascii="Times New Roman" w:hAnsi="Times New Roman" w:eastAsia="Times New Roman"/>
+                <w:color w:val="000000"/>
+                <w:sz w:val="26"/>
+              </w:rPr>
               <w:t>2</w:t>
             </w:r>
           </w:p>
@@ -1014,6 +1517,11 @@
           </w:tcPr>
           <w:p>
             <w:r>
+              <w:rPr>
+                <w:rFonts w:ascii="Times New Roman" w:hAnsi="Times New Roman" w:eastAsia="Times New Roman"/>
+                <w:color w:val="000000"/>
+                <w:sz w:val="26"/>
+              </w:rPr>
               <w:t>PASS</w:t>
             </w:r>
           </w:p>
@@ -1024,16 +1532,26 @@
           </w:tcPr>
           <w:p>
             <w:r>
-              <w:t>01/09/2026 01:05:20</w:t>
-            </w:r>
-          </w:p>
-        </w:tc>
-        <w:tc>
-          <w:tcPr>
-            <w:tcW w:type="dxa" w:w="1440"/>
-          </w:tcPr>
-          <w:p>
-            <w:r>
+              <w:rPr>
+                <w:rFonts w:ascii="Times New Roman" w:hAnsi="Times New Roman" w:eastAsia="Times New Roman"/>
+                <w:color w:val="000000"/>
+                <w:sz w:val="26"/>
+              </w:rPr>
+              <w:t>06/09/2026 19:22:14</w:t>
+            </w:r>
+          </w:p>
+        </w:tc>
+        <w:tc>
+          <w:tcPr>
+            <w:tcW w:type="dxa" w:w="1440"/>
+          </w:tcPr>
+          <w:p>
+            <w:r>
+              <w:rPr>
+                <w:rFonts w:ascii="Times New Roman" w:hAnsi="Times New Roman" w:eastAsia="Times New Roman"/>
+                <w:color w:val="000000"/>
+                <w:sz w:val="26"/>
+              </w:rPr>
               <w:t>Nhập tài khoản hợp lệ</w:t>
             </w:r>
           </w:p>
@@ -1043,7 +1561,13 @@
             <w:tcW w:type="dxa" w:w="1440"/>
           </w:tcPr>
           <w:p>
-            <w:r/>
+            <w:r>
+              <w:rPr>
+                <w:rFonts w:ascii="Times New Roman" w:hAnsi="Times New Roman" w:eastAsia="Times New Roman"/>
+                <w:color w:val="000000"/>
+                <w:sz w:val="26"/>
+              </w:rPr>
+            </w:r>
           </w:p>
         </w:tc>
       </w:tr>
@@ -1054,6 +1578,11 @@
           </w:tcPr>
           <w:p>
             <w:r>
+              <w:rPr>
+                <w:rFonts w:ascii="Times New Roman" w:hAnsi="Times New Roman" w:eastAsia="Times New Roman"/>
+                <w:color w:val="000000"/>
+                <w:sz w:val="26"/>
+              </w:rPr>
               <w:t>TC-LOGIN-001</w:t>
             </w:r>
           </w:p>
@@ -1064,6 +1593,11 @@
           </w:tcPr>
           <w:p>
             <w:r>
+              <w:rPr>
+                <w:rFonts w:ascii="Times New Roman" w:hAnsi="Times New Roman" w:eastAsia="Times New Roman"/>
+                <w:color w:val="000000"/>
+                <w:sz w:val="26"/>
+              </w:rPr>
               <w:t>3</w:t>
             </w:r>
           </w:p>
@@ -1074,6 +1608,11 @@
           </w:tcPr>
           <w:p>
             <w:r>
+              <w:rPr>
+                <w:rFonts w:ascii="Times New Roman" w:hAnsi="Times New Roman" w:eastAsia="Times New Roman"/>
+                <w:color w:val="000000"/>
+                <w:sz w:val="26"/>
+              </w:rPr>
               <w:t>PASS</w:t>
             </w:r>
           </w:p>
@@ -1084,16 +1623,26 @@
           </w:tcPr>
           <w:p>
             <w:r>
-              <w:t>01/09/2026 01:05:20</w:t>
-            </w:r>
-          </w:p>
-        </w:tc>
-        <w:tc>
-          <w:tcPr>
-            <w:tcW w:type="dxa" w:w="1440"/>
-          </w:tcPr>
-          <w:p>
-            <w:r>
+              <w:rPr>
+                <w:rFonts w:ascii="Times New Roman" w:hAnsi="Times New Roman" w:eastAsia="Times New Roman"/>
+                <w:color w:val="000000"/>
+                <w:sz w:val="26"/>
+              </w:rPr>
+              <w:t>06/09/2026 19:22:14</w:t>
+            </w:r>
+          </w:p>
+        </w:tc>
+        <w:tc>
+          <w:tcPr>
+            <w:tcW w:type="dxa" w:w="1440"/>
+          </w:tcPr>
+          <w:p>
+            <w:r>
+              <w:rPr>
+                <w:rFonts w:ascii="Times New Roman" w:hAnsi="Times New Roman" w:eastAsia="Times New Roman"/>
+                <w:color w:val="000000"/>
+                <w:sz w:val="26"/>
+              </w:rPr>
               <w:t>Nhập đúng mật khẩu</w:t>
             </w:r>
           </w:p>
@@ -1103,7 +1652,13 @@
             <w:tcW w:type="dxa" w:w="1440"/>
           </w:tcPr>
           <w:p>
-            <w:r/>
+            <w:r>
+              <w:rPr>
+                <w:rFonts w:ascii="Times New Roman" w:hAnsi="Times New Roman" w:eastAsia="Times New Roman"/>
+                <w:color w:val="000000"/>
+                <w:sz w:val="26"/>
+              </w:rPr>
+            </w:r>
           </w:p>
         </w:tc>
       </w:tr>
@@ -1114,6 +1669,11 @@
           </w:tcPr>
           <w:p>
             <w:r>
+              <w:rPr>
+                <w:rFonts w:ascii="Times New Roman" w:hAnsi="Times New Roman" w:eastAsia="Times New Roman"/>
+                <w:color w:val="000000"/>
+                <w:sz w:val="26"/>
+              </w:rPr>
               <w:t>TC-LOGIN-001</w:t>
             </w:r>
           </w:p>
@@ -1124,6 +1684,11 @@
           </w:tcPr>
           <w:p>
             <w:r>
+              <w:rPr>
+                <w:rFonts w:ascii="Times New Roman" w:hAnsi="Times New Roman" w:eastAsia="Times New Roman"/>
+                <w:color w:val="000000"/>
+                <w:sz w:val="26"/>
+              </w:rPr>
               <w:t>4</w:t>
             </w:r>
           </w:p>
@@ -1134,6 +1699,11 @@
           </w:tcPr>
           <w:p>
             <w:r>
+              <w:rPr>
+                <w:rFonts w:ascii="Times New Roman" w:hAnsi="Times New Roman" w:eastAsia="Times New Roman"/>
+                <w:color w:val="000000"/>
+                <w:sz w:val="26"/>
+              </w:rPr>
               <w:t>PASS</w:t>
             </w:r>
           </w:p>
@@ -1144,16 +1714,26 @@
           </w:tcPr>
           <w:p>
             <w:r>
-              <w:t>01/09/2026 01:05:21</w:t>
-            </w:r>
-          </w:p>
-        </w:tc>
-        <w:tc>
-          <w:tcPr>
-            <w:tcW w:type="dxa" w:w="1440"/>
-          </w:tcPr>
-          <w:p>
-            <w:r>
+              <w:rPr>
+                <w:rFonts w:ascii="Times New Roman" w:hAnsi="Times New Roman" w:eastAsia="Times New Roman"/>
+                <w:color w:val="000000"/>
+                <w:sz w:val="26"/>
+              </w:rPr>
+              <w:t>06/09/2026 19:22:15</w:t>
+            </w:r>
+          </w:p>
+        </w:tc>
+        <w:tc>
+          <w:tcPr>
+            <w:tcW w:type="dxa" w:w="1440"/>
+          </w:tcPr>
+          <w:p>
+            <w:r>
+              <w:rPr>
+                <w:rFonts w:ascii="Times New Roman" w:hAnsi="Times New Roman" w:eastAsia="Times New Roman"/>
+                <w:color w:val="000000"/>
+                <w:sz w:val="26"/>
+              </w:rPr>
               <w:t>Nhấn Đăng nhập</w:t>
             </w:r>
           </w:p>
@@ -1163,7 +1743,13 @@
             <w:tcW w:type="dxa" w:w="1440"/>
           </w:tcPr>
           <w:p>
-            <w:r/>
+            <w:r>
+              <w:rPr>
+                <w:rFonts w:ascii="Times New Roman" w:hAnsi="Times New Roman" w:eastAsia="Times New Roman"/>
+                <w:color w:val="000000"/>
+                <w:sz w:val="26"/>
+              </w:rPr>
+            </w:r>
           </w:p>
         </w:tc>
       </w:tr>
@@ -1174,6 +1760,11 @@
           </w:tcPr>
           <w:p>
             <w:r>
+              <w:rPr>
+                <w:rFonts w:ascii="Times New Roman" w:hAnsi="Times New Roman" w:eastAsia="Times New Roman"/>
+                <w:color w:val="000000"/>
+                <w:sz w:val="26"/>
+              </w:rPr>
               <w:t>TC-LOGIN-001</w:t>
             </w:r>
           </w:p>
@@ -1184,6 +1775,11 @@
           </w:tcPr>
           <w:p>
             <w:r>
+              <w:rPr>
+                <w:rFonts w:ascii="Times New Roman" w:hAnsi="Times New Roman" w:eastAsia="Times New Roman"/>
+                <w:color w:val="000000"/>
+                <w:sz w:val="26"/>
+              </w:rPr>
               <w:t>5</w:t>
             </w:r>
           </w:p>
@@ -1194,6 +1790,11 @@
           </w:tcPr>
           <w:p>
             <w:r>
+              <w:rPr>
+                <w:rFonts w:ascii="Times New Roman" w:hAnsi="Times New Roman" w:eastAsia="Times New Roman"/>
+                <w:color w:val="000000"/>
+                <w:sz w:val="26"/>
+              </w:rPr>
               <w:t>PASS</w:t>
             </w:r>
           </w:p>
@@ -1204,16 +1805,26 @@
           </w:tcPr>
           <w:p>
             <w:r>
-              <w:t>01/09/2026 01:05:21</w:t>
-            </w:r>
-          </w:p>
-        </w:tc>
-        <w:tc>
-          <w:tcPr>
-            <w:tcW w:type="dxa" w:w="1440"/>
-          </w:tcPr>
-          <w:p>
-            <w:r>
+              <w:rPr>
+                <w:rFonts w:ascii="Times New Roman" w:hAnsi="Times New Roman" w:eastAsia="Times New Roman"/>
+                <w:color w:val="000000"/>
+                <w:sz w:val="26"/>
+              </w:rPr>
+              <w:t>06/09/2026 19:22:15</w:t>
+            </w:r>
+          </w:p>
+        </w:tc>
+        <w:tc>
+          <w:tcPr>
+            <w:tcW w:type="dxa" w:w="1440"/>
+          </w:tcPr>
+          <w:p>
+            <w:r>
+              <w:rPr>
+                <w:rFonts w:ascii="Times New Roman" w:hAnsi="Times New Roman" w:eastAsia="Times New Roman"/>
+                <w:color w:val="000000"/>
+                <w:sz w:val="26"/>
+              </w:rPr>
               <w:t>Đăng nhập thành công, chuyển đúng trang và hiển thị trạng thái đã đăng nhập</w:t>
             </w:r>
           </w:p>
@@ -1223,7 +1834,13 @@
             <w:tcW w:type="dxa" w:w="1440"/>
           </w:tcPr>
           <w:p>
-            <w:r/>
+            <w:r>
+              <w:rPr>
+                <w:rFonts w:ascii="Times New Roman" w:hAnsi="Times New Roman" w:eastAsia="Times New Roman"/>
+                <w:color w:val="000000"/>
+                <w:sz w:val="26"/>
+              </w:rPr>
+            </w:r>
           </w:p>
         </w:tc>
       </w:tr>
@@ -1234,6 +1851,11 @@
           </w:tcPr>
           <w:p>
             <w:r>
+              <w:rPr>
+                <w:rFonts w:ascii="Times New Roman" w:hAnsi="Times New Roman" w:eastAsia="Times New Roman"/>
+                <w:color w:val="000000"/>
+                <w:sz w:val="26"/>
+              </w:rPr>
               <w:t>TC-LOGIN-002</w:t>
             </w:r>
           </w:p>
@@ -1244,6 +1866,11 @@
           </w:tcPr>
           <w:p>
             <w:r>
+              <w:rPr>
+                <w:rFonts w:ascii="Times New Roman" w:hAnsi="Times New Roman" w:eastAsia="Times New Roman"/>
+                <w:color w:val="000000"/>
+                <w:sz w:val="26"/>
+              </w:rPr>
               <w:t>1</w:t>
             </w:r>
           </w:p>
@@ -1254,6 +1881,11 @@
           </w:tcPr>
           <w:p>
             <w:r>
+              <w:rPr>
+                <w:rFonts w:ascii="Times New Roman" w:hAnsi="Times New Roman" w:eastAsia="Times New Roman"/>
+                <w:color w:val="000000"/>
+                <w:sz w:val="26"/>
+              </w:rPr>
               <w:t>PASS</w:t>
             </w:r>
           </w:p>
@@ -1264,16 +1896,26 @@
           </w:tcPr>
           <w:p>
             <w:r>
-              <w:t>01/09/2026 01:05:25</w:t>
-            </w:r>
-          </w:p>
-        </w:tc>
-        <w:tc>
-          <w:tcPr>
-            <w:tcW w:type="dxa" w:w="1440"/>
-          </w:tcPr>
-          <w:p>
-            <w:r>
+              <w:rPr>
+                <w:rFonts w:ascii="Times New Roman" w:hAnsi="Times New Roman" w:eastAsia="Times New Roman"/>
+                <w:color w:val="000000"/>
+                <w:sz w:val="26"/>
+              </w:rPr>
+              <w:t>06/09/2026 19:22:19</w:t>
+            </w:r>
+          </w:p>
+        </w:tc>
+        <w:tc>
+          <w:tcPr>
+            <w:tcW w:type="dxa" w:w="1440"/>
+          </w:tcPr>
+          <w:p>
+            <w:r>
+              <w:rPr>
+                <w:rFonts w:ascii="Times New Roman" w:hAnsi="Times New Roman" w:eastAsia="Times New Roman"/>
+                <w:color w:val="000000"/>
+                <w:sz w:val="26"/>
+              </w:rPr>
               <w:t>Mở trang đăng nhập thành công</w:t>
             </w:r>
           </w:p>
@@ -1283,7 +1925,13 @@
             <w:tcW w:type="dxa" w:w="1440"/>
           </w:tcPr>
           <w:p>
-            <w:r/>
+            <w:r>
+              <w:rPr>
+                <w:rFonts w:ascii="Times New Roman" w:hAnsi="Times New Roman" w:eastAsia="Times New Roman"/>
+                <w:color w:val="000000"/>
+                <w:sz w:val="26"/>
+              </w:rPr>
+            </w:r>
           </w:p>
         </w:tc>
       </w:tr>
@@ -1294,6 +1942,11 @@
           </w:tcPr>
           <w:p>
             <w:r>
+              <w:rPr>
+                <w:rFonts w:ascii="Times New Roman" w:hAnsi="Times New Roman" w:eastAsia="Times New Roman"/>
+                <w:color w:val="000000"/>
+                <w:sz w:val="26"/>
+              </w:rPr>
               <w:t>TC-LOGIN-002</w:t>
             </w:r>
           </w:p>
@@ -1304,6 +1957,11 @@
           </w:tcPr>
           <w:p>
             <w:r>
+              <w:rPr>
+                <w:rFonts w:ascii="Times New Roman" w:hAnsi="Times New Roman" w:eastAsia="Times New Roman"/>
+                <w:color w:val="000000"/>
+                <w:sz w:val="26"/>
+              </w:rPr>
               <w:t>2</w:t>
             </w:r>
           </w:p>
@@ -1314,6 +1972,11 @@
           </w:tcPr>
           <w:p>
             <w:r>
+              <w:rPr>
+                <w:rFonts w:ascii="Times New Roman" w:hAnsi="Times New Roman" w:eastAsia="Times New Roman"/>
+                <w:color w:val="000000"/>
+                <w:sz w:val="26"/>
+              </w:rPr>
               <w:t>PASS</w:t>
             </w:r>
           </w:p>
@@ -1324,16 +1987,26 @@
           </w:tcPr>
           <w:p>
             <w:r>
-              <w:t>01/09/2026 01:05:26</w:t>
-            </w:r>
-          </w:p>
-        </w:tc>
-        <w:tc>
-          <w:tcPr>
-            <w:tcW w:type="dxa" w:w="1440"/>
-          </w:tcPr>
-          <w:p>
-            <w:r>
+              <w:rPr>
+                <w:rFonts w:ascii="Times New Roman" w:hAnsi="Times New Roman" w:eastAsia="Times New Roman"/>
+                <w:color w:val="000000"/>
+                <w:sz w:val="26"/>
+              </w:rPr>
+              <w:t>06/09/2026 19:22:19</w:t>
+            </w:r>
+          </w:p>
+        </w:tc>
+        <w:tc>
+          <w:tcPr>
+            <w:tcW w:type="dxa" w:w="1440"/>
+          </w:tcPr>
+          <w:p>
+            <w:r>
+              <w:rPr>
+                <w:rFonts w:ascii="Times New Roman" w:hAnsi="Times New Roman" w:eastAsia="Times New Roman"/>
+                <w:color w:val="000000"/>
+                <w:sz w:val="26"/>
+              </w:rPr>
               <w:t>Nhập email hợp lệ</w:t>
             </w:r>
           </w:p>
@@ -1343,7 +2016,13 @@
             <w:tcW w:type="dxa" w:w="1440"/>
           </w:tcPr>
           <w:p>
-            <w:r/>
+            <w:r>
+              <w:rPr>
+                <w:rFonts w:ascii="Times New Roman" w:hAnsi="Times New Roman" w:eastAsia="Times New Roman"/>
+                <w:color w:val="000000"/>
+                <w:sz w:val="26"/>
+              </w:rPr>
+            </w:r>
           </w:p>
         </w:tc>
       </w:tr>
@@ -1354,6 +2033,11 @@
           </w:tcPr>
           <w:p>
             <w:r>
+              <w:rPr>
+                <w:rFonts w:ascii="Times New Roman" w:hAnsi="Times New Roman" w:eastAsia="Times New Roman"/>
+                <w:color w:val="000000"/>
+                <w:sz w:val="26"/>
+              </w:rPr>
               <w:t>TC-LOGIN-002</w:t>
             </w:r>
           </w:p>
@@ -1364,6 +2048,11 @@
           </w:tcPr>
           <w:p>
             <w:r>
+              <w:rPr>
+                <w:rFonts w:ascii="Times New Roman" w:hAnsi="Times New Roman" w:eastAsia="Times New Roman"/>
+                <w:color w:val="000000"/>
+                <w:sz w:val="26"/>
+              </w:rPr>
               <w:t>3</w:t>
             </w:r>
           </w:p>
@@ -1374,6 +2063,11 @@
           </w:tcPr>
           <w:p>
             <w:r>
+              <w:rPr>
+                <w:rFonts w:ascii="Times New Roman" w:hAnsi="Times New Roman" w:eastAsia="Times New Roman"/>
+                <w:color w:val="000000"/>
+                <w:sz w:val="26"/>
+              </w:rPr>
               <w:t>PASS</w:t>
             </w:r>
           </w:p>
@@ -1384,16 +2078,26 @@
           </w:tcPr>
           <w:p>
             <w:r>
-              <w:t>01/09/2026 01:05:26</w:t>
-            </w:r>
-          </w:p>
-        </w:tc>
-        <w:tc>
-          <w:tcPr>
-            <w:tcW w:type="dxa" w:w="1440"/>
-          </w:tcPr>
-          <w:p>
-            <w:r>
+              <w:rPr>
+                <w:rFonts w:ascii="Times New Roman" w:hAnsi="Times New Roman" w:eastAsia="Times New Roman"/>
+                <w:color w:val="000000"/>
+                <w:sz w:val="26"/>
+              </w:rPr>
+              <w:t>06/09/2026 19:22:20</w:t>
+            </w:r>
+          </w:p>
+        </w:tc>
+        <w:tc>
+          <w:tcPr>
+            <w:tcW w:type="dxa" w:w="1440"/>
+          </w:tcPr>
+          <w:p>
+            <w:r>
+              <w:rPr>
+                <w:rFonts w:ascii="Times New Roman" w:hAnsi="Times New Roman" w:eastAsia="Times New Roman"/>
+                <w:color w:val="000000"/>
+                <w:sz w:val="26"/>
+              </w:rPr>
               <w:t>Nhập đúng mật khẩu</w:t>
             </w:r>
           </w:p>
@@ -1403,7 +2107,13 @@
             <w:tcW w:type="dxa" w:w="1440"/>
           </w:tcPr>
           <w:p>
-            <w:r/>
+            <w:r>
+              <w:rPr>
+                <w:rFonts w:ascii="Times New Roman" w:hAnsi="Times New Roman" w:eastAsia="Times New Roman"/>
+                <w:color w:val="000000"/>
+                <w:sz w:val="26"/>
+              </w:rPr>
+            </w:r>
           </w:p>
         </w:tc>
       </w:tr>
@@ -1414,6 +2124,11 @@
           </w:tcPr>
           <w:p>
             <w:r>
+              <w:rPr>
+                <w:rFonts w:ascii="Times New Roman" w:hAnsi="Times New Roman" w:eastAsia="Times New Roman"/>
+                <w:color w:val="000000"/>
+                <w:sz w:val="26"/>
+              </w:rPr>
               <w:t>TC-LOGIN-002</w:t>
             </w:r>
           </w:p>
@@ -1424,6 +2139,11 @@
           </w:tcPr>
           <w:p>
             <w:r>
+              <w:rPr>
+                <w:rFonts w:ascii="Times New Roman" w:hAnsi="Times New Roman" w:eastAsia="Times New Roman"/>
+                <w:color w:val="000000"/>
+                <w:sz w:val="26"/>
+              </w:rPr>
               <w:t>4</w:t>
             </w:r>
           </w:p>
@@ -1434,6 +2154,11 @@
           </w:tcPr>
           <w:p>
             <w:r>
+              <w:rPr>
+                <w:rFonts w:ascii="Times New Roman" w:hAnsi="Times New Roman" w:eastAsia="Times New Roman"/>
+                <w:color w:val="000000"/>
+                <w:sz w:val="26"/>
+              </w:rPr>
               <w:t>PASS</w:t>
             </w:r>
           </w:p>
@@ -1444,16 +2169,26 @@
           </w:tcPr>
           <w:p>
             <w:r>
-              <w:t>01/09/2026 01:05:27</w:t>
-            </w:r>
-          </w:p>
-        </w:tc>
-        <w:tc>
-          <w:tcPr>
-            <w:tcW w:type="dxa" w:w="1440"/>
-          </w:tcPr>
-          <w:p>
-            <w:r>
+              <w:rPr>
+                <w:rFonts w:ascii="Times New Roman" w:hAnsi="Times New Roman" w:eastAsia="Times New Roman"/>
+                <w:color w:val="000000"/>
+                <w:sz w:val="26"/>
+              </w:rPr>
+              <w:t>06/09/2026 19:22:21</w:t>
+            </w:r>
+          </w:p>
+        </w:tc>
+        <w:tc>
+          <w:tcPr>
+            <w:tcW w:type="dxa" w:w="1440"/>
+          </w:tcPr>
+          <w:p>
+            <w:r>
+              <w:rPr>
+                <w:rFonts w:ascii="Times New Roman" w:hAnsi="Times New Roman" w:eastAsia="Times New Roman"/>
+                <w:color w:val="000000"/>
+                <w:sz w:val="26"/>
+              </w:rPr>
               <w:t>Nhấn Đăng nhập</w:t>
             </w:r>
           </w:p>
@@ -1463,7 +2198,13 @@
             <w:tcW w:type="dxa" w:w="1440"/>
           </w:tcPr>
           <w:p>
-            <w:r/>
+            <w:r>
+              <w:rPr>
+                <w:rFonts w:ascii="Times New Roman" w:hAnsi="Times New Roman" w:eastAsia="Times New Roman"/>
+                <w:color w:val="000000"/>
+                <w:sz w:val="26"/>
+              </w:rPr>
+            </w:r>
           </w:p>
         </w:tc>
       </w:tr>
@@ -1474,6 +2215,11 @@
           </w:tcPr>
           <w:p>
             <w:r>
+              <w:rPr>
+                <w:rFonts w:ascii="Times New Roman" w:hAnsi="Times New Roman" w:eastAsia="Times New Roman"/>
+                <w:color w:val="000000"/>
+                <w:sz w:val="26"/>
+              </w:rPr>
               <w:t>TC-LOGIN-002</w:t>
             </w:r>
           </w:p>
@@ -1484,6 +2230,11 @@
           </w:tcPr>
           <w:p>
             <w:r>
+              <w:rPr>
+                <w:rFonts w:ascii="Times New Roman" w:hAnsi="Times New Roman" w:eastAsia="Times New Roman"/>
+                <w:color w:val="000000"/>
+                <w:sz w:val="26"/>
+              </w:rPr>
               <w:t>5</w:t>
             </w:r>
           </w:p>
@@ -1494,6 +2245,11 @@
           </w:tcPr>
           <w:p>
             <w:r>
+              <w:rPr>
+                <w:rFonts w:ascii="Times New Roman" w:hAnsi="Times New Roman" w:eastAsia="Times New Roman"/>
+                <w:color w:val="000000"/>
+                <w:sz w:val="26"/>
+              </w:rPr>
               <w:t>PASS</w:t>
             </w:r>
           </w:p>
@@ -1504,16 +2260,26 @@
           </w:tcPr>
           <w:p>
             <w:r>
-              <w:t>01/09/2026 01:05:27</w:t>
-            </w:r>
-          </w:p>
-        </w:tc>
-        <w:tc>
-          <w:tcPr>
-            <w:tcW w:type="dxa" w:w="1440"/>
-          </w:tcPr>
-          <w:p>
-            <w:r>
+              <w:rPr>
+                <w:rFonts w:ascii="Times New Roman" w:hAnsi="Times New Roman" w:eastAsia="Times New Roman"/>
+                <w:color w:val="000000"/>
+                <w:sz w:val="26"/>
+              </w:rPr>
+              <w:t>06/09/2026 19:22:21</w:t>
+            </w:r>
+          </w:p>
+        </w:tc>
+        <w:tc>
+          <w:tcPr>
+            <w:tcW w:type="dxa" w:w="1440"/>
+          </w:tcPr>
+          <w:p>
+            <w:r>
+              <w:rPr>
+                <w:rFonts w:ascii="Times New Roman" w:hAnsi="Times New Roman" w:eastAsia="Times New Roman"/>
+                <w:color w:val="000000"/>
+                <w:sz w:val="26"/>
+              </w:rPr>
               <w:t>Đăng nhập bằng email thành công và chuyển đến giao diện người dùng</w:t>
             </w:r>
           </w:p>
@@ -1523,7 +2289,13 @@
             <w:tcW w:type="dxa" w:w="1440"/>
           </w:tcPr>
           <w:p>
-            <w:r/>
+            <w:r>
+              <w:rPr>
+                <w:rFonts w:ascii="Times New Roman" w:hAnsi="Times New Roman" w:eastAsia="Times New Roman"/>
+                <w:color w:val="000000"/>
+                <w:sz w:val="26"/>
+              </w:rPr>
+            </w:r>
           </w:p>
         </w:tc>
       </w:tr>
@@ -1534,6 +2306,11 @@
           </w:tcPr>
           <w:p>
             <w:r>
+              <w:rPr>
+                <w:rFonts w:ascii="Times New Roman" w:hAnsi="Times New Roman" w:eastAsia="Times New Roman"/>
+                <w:color w:val="000000"/>
+                <w:sz w:val="26"/>
+              </w:rPr>
               <w:t>TC-LOGIN-003</w:t>
             </w:r>
           </w:p>
@@ -1544,6 +2321,11 @@
           </w:tcPr>
           <w:p>
             <w:r>
+              <w:rPr>
+                <w:rFonts w:ascii="Times New Roman" w:hAnsi="Times New Roman" w:eastAsia="Times New Roman"/>
+                <w:color w:val="000000"/>
+                <w:sz w:val="26"/>
+              </w:rPr>
               <w:t>1</w:t>
             </w:r>
           </w:p>
@@ -1554,6 +2336,11 @@
           </w:tcPr>
           <w:p>
             <w:r>
+              <w:rPr>
+                <w:rFonts w:ascii="Times New Roman" w:hAnsi="Times New Roman" w:eastAsia="Times New Roman"/>
+                <w:color w:val="000000"/>
+                <w:sz w:val="26"/>
+              </w:rPr>
               <w:t>PASS</w:t>
             </w:r>
           </w:p>
@@ -1564,16 +2351,26 @@
           </w:tcPr>
           <w:p>
             <w:r>
-              <w:t>01/09/2026 01:05:31</w:t>
-            </w:r>
-          </w:p>
-        </w:tc>
-        <w:tc>
-          <w:tcPr>
-            <w:tcW w:type="dxa" w:w="1440"/>
-          </w:tcPr>
-          <w:p>
-            <w:r>
+              <w:rPr>
+                <w:rFonts w:ascii="Times New Roman" w:hAnsi="Times New Roman" w:eastAsia="Times New Roman"/>
+                <w:color w:val="000000"/>
+                <w:sz w:val="26"/>
+              </w:rPr>
+              <w:t>06/09/2026 19:22:25</w:t>
+            </w:r>
+          </w:p>
+        </w:tc>
+        <w:tc>
+          <w:tcPr>
+            <w:tcW w:type="dxa" w:w="1440"/>
+          </w:tcPr>
+          <w:p>
+            <w:r>
+              <w:rPr>
+                <w:rFonts w:ascii="Times New Roman" w:hAnsi="Times New Roman" w:eastAsia="Times New Roman"/>
+                <w:color w:val="000000"/>
+                <w:sz w:val="26"/>
+              </w:rPr>
               <w:t>Mở trang đăng nhập</w:t>
             </w:r>
           </w:p>
@@ -1583,7 +2380,13 @@
             <w:tcW w:type="dxa" w:w="1440"/>
           </w:tcPr>
           <w:p>
-            <w:r/>
+            <w:r>
+              <w:rPr>
+                <w:rFonts w:ascii="Times New Roman" w:hAnsi="Times New Roman" w:eastAsia="Times New Roman"/>
+                <w:color w:val="000000"/>
+                <w:sz w:val="26"/>
+              </w:rPr>
+            </w:r>
           </w:p>
         </w:tc>
       </w:tr>
@@ -1594,6 +2397,11 @@
           </w:tcPr>
           <w:p>
             <w:r>
+              <w:rPr>
+                <w:rFonts w:ascii="Times New Roman" w:hAnsi="Times New Roman" w:eastAsia="Times New Roman"/>
+                <w:color w:val="000000"/>
+                <w:sz w:val="26"/>
+              </w:rPr>
               <w:t>TC-LOGIN-003</w:t>
             </w:r>
           </w:p>
@@ -1604,6 +2412,11 @@
           </w:tcPr>
           <w:p>
             <w:r>
+              <w:rPr>
+                <w:rFonts w:ascii="Times New Roman" w:hAnsi="Times New Roman" w:eastAsia="Times New Roman"/>
+                <w:color w:val="000000"/>
+                <w:sz w:val="26"/>
+              </w:rPr>
               <w:t>2</w:t>
             </w:r>
           </w:p>
@@ -1614,6 +2427,11 @@
           </w:tcPr>
           <w:p>
             <w:r>
+              <w:rPr>
+                <w:rFonts w:ascii="Times New Roman" w:hAnsi="Times New Roman" w:eastAsia="Times New Roman"/>
+                <w:color w:val="000000"/>
+                <w:sz w:val="26"/>
+              </w:rPr>
               <w:t>PASS</w:t>
             </w:r>
           </w:p>
@@ -1624,16 +2442,26 @@
           </w:tcPr>
           <w:p>
             <w:r>
-              <w:t>01/09/2026 01:05:31</w:t>
-            </w:r>
-          </w:p>
-        </w:tc>
-        <w:tc>
-          <w:tcPr>
-            <w:tcW w:type="dxa" w:w="1440"/>
-          </w:tcPr>
-          <w:p>
-            <w:r>
+              <w:rPr>
+                <w:rFonts w:ascii="Times New Roman" w:hAnsi="Times New Roman" w:eastAsia="Times New Roman"/>
+                <w:color w:val="000000"/>
+                <w:sz w:val="26"/>
+              </w:rPr>
+              <w:t>06/09/2026 19:22:25</w:t>
+            </w:r>
+          </w:p>
+        </w:tc>
+        <w:tc>
+          <w:tcPr>
+            <w:tcW w:type="dxa" w:w="1440"/>
+          </w:tcPr>
+          <w:p>
+            <w:r>
+              <w:rPr>
+                <w:rFonts w:ascii="Times New Roman" w:hAnsi="Times New Roman" w:eastAsia="Times New Roman"/>
+                <w:color w:val="000000"/>
+                <w:sz w:val="26"/>
+              </w:rPr>
               <w:t>Để trống tên đăng nhập</w:t>
             </w:r>
           </w:p>
@@ -1643,7 +2471,13 @@
             <w:tcW w:type="dxa" w:w="1440"/>
           </w:tcPr>
           <w:p>
-            <w:r/>
+            <w:r>
+              <w:rPr>
+                <w:rFonts w:ascii="Times New Roman" w:hAnsi="Times New Roman" w:eastAsia="Times New Roman"/>
+                <w:color w:val="000000"/>
+                <w:sz w:val="26"/>
+              </w:rPr>
+            </w:r>
           </w:p>
         </w:tc>
       </w:tr>
@@ -1654,6 +2488,11 @@
           </w:tcPr>
           <w:p>
             <w:r>
+              <w:rPr>
+                <w:rFonts w:ascii="Times New Roman" w:hAnsi="Times New Roman" w:eastAsia="Times New Roman"/>
+                <w:color w:val="000000"/>
+                <w:sz w:val="26"/>
+              </w:rPr>
               <w:t>TC-LOGIN-003</w:t>
             </w:r>
           </w:p>
@@ -1664,6 +2503,11 @@
           </w:tcPr>
           <w:p>
             <w:r>
+              <w:rPr>
+                <w:rFonts w:ascii="Times New Roman" w:hAnsi="Times New Roman" w:eastAsia="Times New Roman"/>
+                <w:color w:val="000000"/>
+                <w:sz w:val="26"/>
+              </w:rPr>
               <w:t>3</w:t>
             </w:r>
           </w:p>
@@ -1674,6 +2518,11 @@
           </w:tcPr>
           <w:p>
             <w:r>
+              <w:rPr>
+                <w:rFonts w:ascii="Times New Roman" w:hAnsi="Times New Roman" w:eastAsia="Times New Roman"/>
+                <w:color w:val="000000"/>
+                <w:sz w:val="26"/>
+              </w:rPr>
               <w:t>PASS</w:t>
             </w:r>
           </w:p>
@@ -1684,16 +2533,26 @@
           </w:tcPr>
           <w:p>
             <w:r>
-              <w:t>01/09/2026 01:05:31</w:t>
-            </w:r>
-          </w:p>
-        </w:tc>
-        <w:tc>
-          <w:tcPr>
-            <w:tcW w:type="dxa" w:w="1440"/>
-          </w:tcPr>
-          <w:p>
-            <w:r>
+              <w:rPr>
+                <w:rFonts w:ascii="Times New Roman" w:hAnsi="Times New Roman" w:eastAsia="Times New Roman"/>
+                <w:color w:val="000000"/>
+                <w:sz w:val="26"/>
+              </w:rPr>
+              <w:t>06/09/2026 19:22:25</w:t>
+            </w:r>
+          </w:p>
+        </w:tc>
+        <w:tc>
+          <w:tcPr>
+            <w:tcW w:type="dxa" w:w="1440"/>
+          </w:tcPr>
+          <w:p>
+            <w:r>
+              <w:rPr>
+                <w:rFonts w:ascii="Times New Roman" w:hAnsi="Times New Roman" w:eastAsia="Times New Roman"/>
+                <w:color w:val="000000"/>
+                <w:sz w:val="26"/>
+              </w:rPr>
               <w:t>Nhập mật khẩu</w:t>
             </w:r>
           </w:p>
@@ -1703,7 +2562,13 @@
             <w:tcW w:type="dxa" w:w="1440"/>
           </w:tcPr>
           <w:p>
-            <w:r/>
+            <w:r>
+              <w:rPr>
+                <w:rFonts w:ascii="Times New Roman" w:hAnsi="Times New Roman" w:eastAsia="Times New Roman"/>
+                <w:color w:val="000000"/>
+                <w:sz w:val="26"/>
+              </w:rPr>
+            </w:r>
           </w:p>
         </w:tc>
       </w:tr>
@@ -1714,6 +2579,11 @@
           </w:tcPr>
           <w:p>
             <w:r>
+              <w:rPr>
+                <w:rFonts w:ascii="Times New Roman" w:hAnsi="Times New Roman" w:eastAsia="Times New Roman"/>
+                <w:color w:val="000000"/>
+                <w:sz w:val="26"/>
+              </w:rPr>
               <w:t>TC-LOGIN-003</w:t>
             </w:r>
           </w:p>
@@ -1724,6 +2594,11 @@
           </w:tcPr>
           <w:p>
             <w:r>
+              <w:rPr>
+                <w:rFonts w:ascii="Times New Roman" w:hAnsi="Times New Roman" w:eastAsia="Times New Roman"/>
+                <w:color w:val="000000"/>
+                <w:sz w:val="26"/>
+              </w:rPr>
               <w:t>4</w:t>
             </w:r>
           </w:p>
@@ -1734,6 +2609,11 @@
           </w:tcPr>
           <w:p>
             <w:r>
+              <w:rPr>
+                <w:rFonts w:ascii="Times New Roman" w:hAnsi="Times New Roman" w:eastAsia="Times New Roman"/>
+                <w:color w:val="000000"/>
+                <w:sz w:val="26"/>
+              </w:rPr>
               <w:t>PASS</w:t>
             </w:r>
           </w:p>
@@ -1744,16 +2624,26 @@
           </w:tcPr>
           <w:p>
             <w:r>
-              <w:t>01/09/2026 01:05:31</w:t>
-            </w:r>
-          </w:p>
-        </w:tc>
-        <w:tc>
-          <w:tcPr>
-            <w:tcW w:type="dxa" w:w="1440"/>
-          </w:tcPr>
-          <w:p>
-            <w:r>
+              <w:rPr>
+                <w:rFonts w:ascii="Times New Roman" w:hAnsi="Times New Roman" w:eastAsia="Times New Roman"/>
+                <w:color w:val="000000"/>
+                <w:sz w:val="26"/>
+              </w:rPr>
+              <w:t>06/09/2026 19:22:25</w:t>
+            </w:r>
+          </w:p>
+        </w:tc>
+        <w:tc>
+          <w:tcPr>
+            <w:tcW w:type="dxa" w:w="1440"/>
+          </w:tcPr>
+          <w:p>
+            <w:r>
+              <w:rPr>
+                <w:rFonts w:ascii="Times New Roman" w:hAnsi="Times New Roman" w:eastAsia="Times New Roman"/>
+                <w:color w:val="000000"/>
+                <w:sz w:val="26"/>
+              </w:rPr>
               <w:t>Nhấn Đăng nhập</w:t>
             </w:r>
           </w:p>
@@ -1763,7 +2653,13 @@
             <w:tcW w:type="dxa" w:w="1440"/>
           </w:tcPr>
           <w:p>
-            <w:r/>
+            <w:r>
+              <w:rPr>
+                <w:rFonts w:ascii="Times New Roman" w:hAnsi="Times New Roman" w:eastAsia="Times New Roman"/>
+                <w:color w:val="000000"/>
+                <w:sz w:val="26"/>
+              </w:rPr>
+            </w:r>
           </w:p>
         </w:tc>
       </w:tr>
@@ -1774,6 +2670,11 @@
           </w:tcPr>
           <w:p>
             <w:r>
+              <w:rPr>
+                <w:rFonts w:ascii="Times New Roman" w:hAnsi="Times New Roman" w:eastAsia="Times New Roman"/>
+                <w:color w:val="000000"/>
+                <w:sz w:val="26"/>
+              </w:rPr>
               <w:t>TC-LOGIN-003</w:t>
             </w:r>
           </w:p>
@@ -1784,6 +2685,11 @@
           </w:tcPr>
           <w:p>
             <w:r>
+              <w:rPr>
+                <w:rFonts w:ascii="Times New Roman" w:hAnsi="Times New Roman" w:eastAsia="Times New Roman"/>
+                <w:color w:val="000000"/>
+                <w:sz w:val="26"/>
+              </w:rPr>
               <w:t>5</w:t>
             </w:r>
           </w:p>
@@ -1794,6 +2700,11 @@
           </w:tcPr>
           <w:p>
             <w:r>
+              <w:rPr>
+                <w:rFonts w:ascii="Times New Roman" w:hAnsi="Times New Roman" w:eastAsia="Times New Roman"/>
+                <w:color w:val="000000"/>
+                <w:sz w:val="26"/>
+              </w:rPr>
               <w:t>PASS</w:t>
             </w:r>
           </w:p>
@@ -1804,16 +2715,26 @@
           </w:tcPr>
           <w:p>
             <w:r>
-              <w:t>01/09/2026 01:05:34</w:t>
-            </w:r>
-          </w:p>
-        </w:tc>
-        <w:tc>
-          <w:tcPr>
-            <w:tcW w:type="dxa" w:w="1440"/>
-          </w:tcPr>
-          <w:p>
-            <w:r>
+              <w:rPr>
+                <w:rFonts w:ascii="Times New Roman" w:hAnsi="Times New Roman" w:eastAsia="Times New Roman"/>
+                <w:color w:val="000000"/>
+                <w:sz w:val="26"/>
+              </w:rPr>
+              <w:t>06/09/2026 19:22:28</w:t>
+            </w:r>
+          </w:p>
+        </w:tc>
+        <w:tc>
+          <w:tcPr>
+            <w:tcW w:type="dxa" w:w="1440"/>
+          </w:tcPr>
+          <w:p>
+            <w:r>
+              <w:rPr>
+                <w:rFonts w:ascii="Times New Roman" w:hAnsi="Times New Roman" w:eastAsia="Times New Roman"/>
+                <w:color w:val="000000"/>
+                <w:sz w:val="26"/>
+              </w:rPr>
               <w:t>Hiển thị validation tên đăng nhập và không đăng nhập</w:t>
             </w:r>
           </w:p>
@@ -1823,7 +2744,13 @@
             <w:tcW w:type="dxa" w:w="1440"/>
           </w:tcPr>
           <w:p>
-            <w:r/>
+            <w:r>
+              <w:rPr>
+                <w:rFonts w:ascii="Times New Roman" w:hAnsi="Times New Roman" w:eastAsia="Times New Roman"/>
+                <w:color w:val="000000"/>
+                <w:sz w:val="26"/>
+              </w:rPr>
+            </w:r>
           </w:p>
         </w:tc>
       </w:tr>
@@ -1834,6 +2761,11 @@
           </w:tcPr>
           <w:p>
             <w:r>
+              <w:rPr>
+                <w:rFonts w:ascii="Times New Roman" w:hAnsi="Times New Roman" w:eastAsia="Times New Roman"/>
+                <w:color w:val="000000"/>
+                <w:sz w:val="26"/>
+              </w:rPr>
               <w:t>TC-LOGIN-004</w:t>
             </w:r>
           </w:p>
@@ -1844,6 +2776,11 @@
           </w:tcPr>
           <w:p>
             <w:r>
+              <w:rPr>
+                <w:rFonts w:ascii="Times New Roman" w:hAnsi="Times New Roman" w:eastAsia="Times New Roman"/>
+                <w:color w:val="000000"/>
+                <w:sz w:val="26"/>
+              </w:rPr>
               <w:t>1</w:t>
             </w:r>
           </w:p>
@@ -1854,6 +2791,11 @@
           </w:tcPr>
           <w:p>
             <w:r>
+              <w:rPr>
+                <w:rFonts w:ascii="Times New Roman" w:hAnsi="Times New Roman" w:eastAsia="Times New Roman"/>
+                <w:color w:val="000000"/>
+                <w:sz w:val="26"/>
+              </w:rPr>
               <w:t>PASS</w:t>
             </w:r>
           </w:p>
@@ -1864,16 +2806,26 @@
           </w:tcPr>
           <w:p>
             <w:r>
-              <w:t>01/09/2026 01:05:38</w:t>
-            </w:r>
-          </w:p>
-        </w:tc>
-        <w:tc>
-          <w:tcPr>
-            <w:tcW w:type="dxa" w:w="1440"/>
-          </w:tcPr>
-          <w:p>
-            <w:r>
+              <w:rPr>
+                <w:rFonts w:ascii="Times New Roman" w:hAnsi="Times New Roman" w:eastAsia="Times New Roman"/>
+                <w:color w:val="000000"/>
+                <w:sz w:val="26"/>
+              </w:rPr>
+              <w:t>06/09/2026 19:22:32</w:t>
+            </w:r>
+          </w:p>
+        </w:tc>
+        <w:tc>
+          <w:tcPr>
+            <w:tcW w:type="dxa" w:w="1440"/>
+          </w:tcPr>
+          <w:p>
+            <w:r>
+              <w:rPr>
+                <w:rFonts w:ascii="Times New Roman" w:hAnsi="Times New Roman" w:eastAsia="Times New Roman"/>
+                <w:color w:val="000000"/>
+                <w:sz w:val="26"/>
+              </w:rPr>
               <w:t>Mở trang đăng nhập</w:t>
             </w:r>
           </w:p>
@@ -1883,7 +2835,13 @@
             <w:tcW w:type="dxa" w:w="1440"/>
           </w:tcPr>
           <w:p>
-            <w:r/>
+            <w:r>
+              <w:rPr>
+                <w:rFonts w:ascii="Times New Roman" w:hAnsi="Times New Roman" w:eastAsia="Times New Roman"/>
+                <w:color w:val="000000"/>
+                <w:sz w:val="26"/>
+              </w:rPr>
+            </w:r>
           </w:p>
         </w:tc>
       </w:tr>
@@ -1894,6 +2852,11 @@
           </w:tcPr>
           <w:p>
             <w:r>
+              <w:rPr>
+                <w:rFonts w:ascii="Times New Roman" w:hAnsi="Times New Roman" w:eastAsia="Times New Roman"/>
+                <w:color w:val="000000"/>
+                <w:sz w:val="26"/>
+              </w:rPr>
               <w:t>TC-LOGIN-004</w:t>
             </w:r>
           </w:p>
@@ -1904,6 +2867,11 @@
           </w:tcPr>
           <w:p>
             <w:r>
+              <w:rPr>
+                <w:rFonts w:ascii="Times New Roman" w:hAnsi="Times New Roman" w:eastAsia="Times New Roman"/>
+                <w:color w:val="000000"/>
+                <w:sz w:val="26"/>
+              </w:rPr>
               <w:t>2</w:t>
             </w:r>
           </w:p>
@@ -1914,6 +2882,11 @@
           </w:tcPr>
           <w:p>
             <w:r>
+              <w:rPr>
+                <w:rFonts w:ascii="Times New Roman" w:hAnsi="Times New Roman" w:eastAsia="Times New Roman"/>
+                <w:color w:val="000000"/>
+                <w:sz w:val="26"/>
+              </w:rPr>
               <w:t>PASS</w:t>
             </w:r>
           </w:p>
@@ -1924,16 +2897,26 @@
           </w:tcPr>
           <w:p>
             <w:r>
-              <w:t>01/09/2026 01:05:39</w:t>
-            </w:r>
-          </w:p>
-        </w:tc>
-        <w:tc>
-          <w:tcPr>
-            <w:tcW w:type="dxa" w:w="1440"/>
-          </w:tcPr>
-          <w:p>
-            <w:r>
+              <w:rPr>
+                <w:rFonts w:ascii="Times New Roman" w:hAnsi="Times New Roman" w:eastAsia="Times New Roman"/>
+                <w:color w:val="000000"/>
+                <w:sz w:val="26"/>
+              </w:rPr>
+              <w:t>06/09/2026 19:22:32</w:t>
+            </w:r>
+          </w:p>
+        </w:tc>
+        <w:tc>
+          <w:tcPr>
+            <w:tcW w:type="dxa" w:w="1440"/>
+          </w:tcPr>
+          <w:p>
+            <w:r>
+              <w:rPr>
+                <w:rFonts w:ascii="Times New Roman" w:hAnsi="Times New Roman" w:eastAsia="Times New Roman"/>
+                <w:color w:val="000000"/>
+                <w:sz w:val="26"/>
+              </w:rPr>
               <w:t>Nhập tên đăng nhập hợp lệ</w:t>
             </w:r>
           </w:p>
@@ -1943,7 +2926,13 @@
             <w:tcW w:type="dxa" w:w="1440"/>
           </w:tcPr>
           <w:p>
-            <w:r/>
+            <w:r>
+              <w:rPr>
+                <w:rFonts w:ascii="Times New Roman" w:hAnsi="Times New Roman" w:eastAsia="Times New Roman"/>
+                <w:color w:val="000000"/>
+                <w:sz w:val="26"/>
+              </w:rPr>
+            </w:r>
           </w:p>
         </w:tc>
       </w:tr>
@@ -1954,6 +2943,11 @@
           </w:tcPr>
           <w:p>
             <w:r>
+              <w:rPr>
+                <w:rFonts w:ascii="Times New Roman" w:hAnsi="Times New Roman" w:eastAsia="Times New Roman"/>
+                <w:color w:val="000000"/>
+                <w:sz w:val="26"/>
+              </w:rPr>
               <w:t>TC-LOGIN-004</w:t>
             </w:r>
           </w:p>
@@ -1964,6 +2958,11 @@
           </w:tcPr>
           <w:p>
             <w:r>
+              <w:rPr>
+                <w:rFonts w:ascii="Times New Roman" w:hAnsi="Times New Roman" w:eastAsia="Times New Roman"/>
+                <w:color w:val="000000"/>
+                <w:sz w:val="26"/>
+              </w:rPr>
               <w:t>3</w:t>
             </w:r>
           </w:p>
@@ -1974,6 +2973,11 @@
           </w:tcPr>
           <w:p>
             <w:r>
+              <w:rPr>
+                <w:rFonts w:ascii="Times New Roman" w:hAnsi="Times New Roman" w:eastAsia="Times New Roman"/>
+                <w:color w:val="000000"/>
+                <w:sz w:val="26"/>
+              </w:rPr>
               <w:t>PASS</w:t>
             </w:r>
           </w:p>
@@ -1984,16 +2988,26 @@
           </w:tcPr>
           <w:p>
             <w:r>
-              <w:t>01/09/2026 01:05:39</w:t>
-            </w:r>
-          </w:p>
-        </w:tc>
-        <w:tc>
-          <w:tcPr>
-            <w:tcW w:type="dxa" w:w="1440"/>
-          </w:tcPr>
-          <w:p>
-            <w:r>
+              <w:rPr>
+                <w:rFonts w:ascii="Times New Roman" w:hAnsi="Times New Roman" w:eastAsia="Times New Roman"/>
+                <w:color w:val="000000"/>
+                <w:sz w:val="26"/>
+              </w:rPr>
+              <w:t>06/09/2026 19:22:32</w:t>
+            </w:r>
+          </w:p>
+        </w:tc>
+        <w:tc>
+          <w:tcPr>
+            <w:tcW w:type="dxa" w:w="1440"/>
+          </w:tcPr>
+          <w:p>
+            <w:r>
+              <w:rPr>
+                <w:rFonts w:ascii="Times New Roman" w:hAnsi="Times New Roman" w:eastAsia="Times New Roman"/>
+                <w:color w:val="000000"/>
+                <w:sz w:val="26"/>
+              </w:rPr>
               <w:t>Để trống mật khẩu</w:t>
             </w:r>
           </w:p>
@@ -2003,7 +3017,13 @@
             <w:tcW w:type="dxa" w:w="1440"/>
           </w:tcPr>
           <w:p>
-            <w:r/>
+            <w:r>
+              <w:rPr>
+                <w:rFonts w:ascii="Times New Roman" w:hAnsi="Times New Roman" w:eastAsia="Times New Roman"/>
+                <w:color w:val="000000"/>
+                <w:sz w:val="26"/>
+              </w:rPr>
+            </w:r>
           </w:p>
         </w:tc>
       </w:tr>
@@ -2014,6 +3034,11 @@
           </w:tcPr>
           <w:p>
             <w:r>
+              <w:rPr>
+                <w:rFonts w:ascii="Times New Roman" w:hAnsi="Times New Roman" w:eastAsia="Times New Roman"/>
+                <w:color w:val="000000"/>
+                <w:sz w:val="26"/>
+              </w:rPr>
               <w:t>TC-LOGIN-004</w:t>
             </w:r>
           </w:p>
@@ -2024,6 +3049,11 @@
           </w:tcPr>
           <w:p>
             <w:r>
+              <w:rPr>
+                <w:rFonts w:ascii="Times New Roman" w:hAnsi="Times New Roman" w:eastAsia="Times New Roman"/>
+                <w:color w:val="000000"/>
+                <w:sz w:val="26"/>
+              </w:rPr>
               <w:t>4</w:t>
             </w:r>
           </w:p>
@@ -2034,6 +3064,11 @@
           </w:tcPr>
           <w:p>
             <w:r>
+              <w:rPr>
+                <w:rFonts w:ascii="Times New Roman" w:hAnsi="Times New Roman" w:eastAsia="Times New Roman"/>
+                <w:color w:val="000000"/>
+                <w:sz w:val="26"/>
+              </w:rPr>
               <w:t>PASS</w:t>
             </w:r>
           </w:p>
@@ -2044,16 +3079,26 @@
           </w:tcPr>
           <w:p>
             <w:r>
-              <w:t>01/09/2026 01:05:39</w:t>
-            </w:r>
-          </w:p>
-        </w:tc>
-        <w:tc>
-          <w:tcPr>
-            <w:tcW w:type="dxa" w:w="1440"/>
-          </w:tcPr>
-          <w:p>
-            <w:r>
+              <w:rPr>
+                <w:rFonts w:ascii="Times New Roman" w:hAnsi="Times New Roman" w:eastAsia="Times New Roman"/>
+                <w:color w:val="000000"/>
+                <w:sz w:val="26"/>
+              </w:rPr>
+              <w:t>06/09/2026 19:22:33</w:t>
+            </w:r>
+          </w:p>
+        </w:tc>
+        <w:tc>
+          <w:tcPr>
+            <w:tcW w:type="dxa" w:w="1440"/>
+          </w:tcPr>
+          <w:p>
+            <w:r>
+              <w:rPr>
+                <w:rFonts w:ascii="Times New Roman" w:hAnsi="Times New Roman" w:eastAsia="Times New Roman"/>
+                <w:color w:val="000000"/>
+                <w:sz w:val="26"/>
+              </w:rPr>
               <w:t>Nhấn Đăng nhập</w:t>
             </w:r>
           </w:p>
@@ -2063,7 +3108,13 @@
             <w:tcW w:type="dxa" w:w="1440"/>
           </w:tcPr>
           <w:p>
-            <w:r/>
+            <w:r>
+              <w:rPr>
+                <w:rFonts w:ascii="Times New Roman" w:hAnsi="Times New Roman" w:eastAsia="Times New Roman"/>
+                <w:color w:val="000000"/>
+                <w:sz w:val="26"/>
+              </w:rPr>
+            </w:r>
           </w:p>
         </w:tc>
       </w:tr>
@@ -2074,6 +3125,11 @@
           </w:tcPr>
           <w:p>
             <w:r>
+              <w:rPr>
+                <w:rFonts w:ascii="Times New Roman" w:hAnsi="Times New Roman" w:eastAsia="Times New Roman"/>
+                <w:color w:val="000000"/>
+                <w:sz w:val="26"/>
+              </w:rPr>
               <w:t>TC-LOGIN-004</w:t>
             </w:r>
           </w:p>
@@ -2084,6 +3140,11 @@
           </w:tcPr>
           <w:p>
             <w:r>
+              <w:rPr>
+                <w:rFonts w:ascii="Times New Roman" w:hAnsi="Times New Roman" w:eastAsia="Times New Roman"/>
+                <w:color w:val="000000"/>
+                <w:sz w:val="26"/>
+              </w:rPr>
               <w:t>5</w:t>
             </w:r>
           </w:p>
@@ -2094,6 +3155,11 @@
           </w:tcPr>
           <w:p>
             <w:r>
+              <w:rPr>
+                <w:rFonts w:ascii="Times New Roman" w:hAnsi="Times New Roman" w:eastAsia="Times New Roman"/>
+                <w:color w:val="000000"/>
+                <w:sz w:val="26"/>
+              </w:rPr>
               <w:t>PASS</w:t>
             </w:r>
           </w:p>
@@ -2104,16 +3170,26 @@
           </w:tcPr>
           <w:p>
             <w:r>
-              <w:t>01/09/2026 01:05:42</w:t>
-            </w:r>
-          </w:p>
-        </w:tc>
-        <w:tc>
-          <w:tcPr>
-            <w:tcW w:type="dxa" w:w="1440"/>
-          </w:tcPr>
-          <w:p>
-            <w:r>
+              <w:rPr>
+                <w:rFonts w:ascii="Times New Roman" w:hAnsi="Times New Roman" w:eastAsia="Times New Roman"/>
+                <w:color w:val="000000"/>
+                <w:sz w:val="26"/>
+              </w:rPr>
+              <w:t>06/09/2026 19:22:36</w:t>
+            </w:r>
+          </w:p>
+        </w:tc>
+        <w:tc>
+          <w:tcPr>
+            <w:tcW w:type="dxa" w:w="1440"/>
+          </w:tcPr>
+          <w:p>
+            <w:r>
+              <w:rPr>
+                <w:rFonts w:ascii="Times New Roman" w:hAnsi="Times New Roman" w:eastAsia="Times New Roman"/>
+                <w:color w:val="000000"/>
+                <w:sz w:val="26"/>
+              </w:rPr>
               <w:t>Hiển thị validation mật khẩu và không đăng nhập</w:t>
             </w:r>
           </w:p>
@@ -2123,7 +3199,13 @@
             <w:tcW w:type="dxa" w:w="1440"/>
           </w:tcPr>
           <w:p>
-            <w:r/>
+            <w:r>
+              <w:rPr>
+                <w:rFonts w:ascii="Times New Roman" w:hAnsi="Times New Roman" w:eastAsia="Times New Roman"/>
+                <w:color w:val="000000"/>
+                <w:sz w:val="26"/>
+              </w:rPr>
+            </w:r>
           </w:p>
         </w:tc>
       </w:tr>
@@ -2134,6 +3216,11 @@
           </w:tcPr>
           <w:p>
             <w:r>
+              <w:rPr>
+                <w:rFonts w:ascii="Times New Roman" w:hAnsi="Times New Roman" w:eastAsia="Times New Roman"/>
+                <w:color w:val="000000"/>
+                <w:sz w:val="26"/>
+              </w:rPr>
               <w:t>TC-LOGIN-005</w:t>
             </w:r>
           </w:p>
@@ -2144,6 +3231,11 @@
           </w:tcPr>
           <w:p>
             <w:r>
+              <w:rPr>
+                <w:rFonts w:ascii="Times New Roman" w:hAnsi="Times New Roman" w:eastAsia="Times New Roman"/>
+                <w:color w:val="000000"/>
+                <w:sz w:val="26"/>
+              </w:rPr>
               <w:t>1</w:t>
             </w:r>
           </w:p>
@@ -2154,6 +3246,11 @@
           </w:tcPr>
           <w:p>
             <w:r>
+              <w:rPr>
+                <w:rFonts w:ascii="Times New Roman" w:hAnsi="Times New Roman" w:eastAsia="Times New Roman"/>
+                <w:color w:val="000000"/>
+                <w:sz w:val="26"/>
+              </w:rPr>
               <w:t>PASS</w:t>
             </w:r>
           </w:p>
@@ -2164,16 +3261,26 @@
           </w:tcPr>
           <w:p>
             <w:r>
-              <w:t>01/09/2026 01:05:46</w:t>
-            </w:r>
-          </w:p>
-        </w:tc>
-        <w:tc>
-          <w:tcPr>
-            <w:tcW w:type="dxa" w:w="1440"/>
-          </w:tcPr>
-          <w:p>
-            <w:r>
+              <w:rPr>
+                <w:rFonts w:ascii="Times New Roman" w:hAnsi="Times New Roman" w:eastAsia="Times New Roman"/>
+                <w:color w:val="000000"/>
+                <w:sz w:val="26"/>
+              </w:rPr>
+              <w:t>06/09/2026 19:22:40</w:t>
+            </w:r>
+          </w:p>
+        </w:tc>
+        <w:tc>
+          <w:tcPr>
+            <w:tcW w:type="dxa" w:w="1440"/>
+          </w:tcPr>
+          <w:p>
+            <w:r>
+              <w:rPr>
+                <w:rFonts w:ascii="Times New Roman" w:hAnsi="Times New Roman" w:eastAsia="Times New Roman"/>
+                <w:color w:val="000000"/>
+                <w:sz w:val="26"/>
+              </w:rPr>
               <w:t>Mở trang đăng nhập</w:t>
             </w:r>
           </w:p>
@@ -2183,7 +3290,13 @@
             <w:tcW w:type="dxa" w:w="1440"/>
           </w:tcPr>
           <w:p>
-            <w:r/>
+            <w:r>
+              <w:rPr>
+                <w:rFonts w:ascii="Times New Roman" w:hAnsi="Times New Roman" w:eastAsia="Times New Roman"/>
+                <w:color w:val="000000"/>
+                <w:sz w:val="26"/>
+              </w:rPr>
+            </w:r>
           </w:p>
         </w:tc>
       </w:tr>
@@ -2194,6 +3307,11 @@
           </w:tcPr>
           <w:p>
             <w:r>
+              <w:rPr>
+                <w:rFonts w:ascii="Times New Roman" w:hAnsi="Times New Roman" w:eastAsia="Times New Roman"/>
+                <w:color w:val="000000"/>
+                <w:sz w:val="26"/>
+              </w:rPr>
               <w:t>TC-LOGIN-005</w:t>
             </w:r>
           </w:p>
@@ -2204,6 +3322,11 @@
           </w:tcPr>
           <w:p>
             <w:r>
+              <w:rPr>
+                <w:rFonts w:ascii="Times New Roman" w:hAnsi="Times New Roman" w:eastAsia="Times New Roman"/>
+                <w:color w:val="000000"/>
+                <w:sz w:val="26"/>
+              </w:rPr>
               <w:t>2</w:t>
             </w:r>
           </w:p>
@@ -2214,6 +3337,11 @@
           </w:tcPr>
           <w:p>
             <w:r>
+              <w:rPr>
+                <w:rFonts w:ascii="Times New Roman" w:hAnsi="Times New Roman" w:eastAsia="Times New Roman"/>
+                <w:color w:val="000000"/>
+                <w:sz w:val="26"/>
+              </w:rPr>
               <w:t>PASS</w:t>
             </w:r>
           </w:p>
@@ -2224,16 +3352,26 @@
           </w:tcPr>
           <w:p>
             <w:r>
-              <w:t>01/09/2026 01:05:46</w:t>
-            </w:r>
-          </w:p>
-        </w:tc>
-        <w:tc>
-          <w:tcPr>
-            <w:tcW w:type="dxa" w:w="1440"/>
-          </w:tcPr>
-          <w:p>
-            <w:r>
+              <w:rPr>
+                <w:rFonts w:ascii="Times New Roman" w:hAnsi="Times New Roman" w:eastAsia="Times New Roman"/>
+                <w:color w:val="000000"/>
+                <w:sz w:val="26"/>
+              </w:rPr>
+              <w:t>06/09/2026 19:22:40</w:t>
+            </w:r>
+          </w:p>
+        </w:tc>
+        <w:tc>
+          <w:tcPr>
+            <w:tcW w:type="dxa" w:w="1440"/>
+          </w:tcPr>
+          <w:p>
+            <w:r>
+              <w:rPr>
+                <w:rFonts w:ascii="Times New Roman" w:hAnsi="Times New Roman" w:eastAsia="Times New Roman"/>
+                <w:color w:val="000000"/>
+                <w:sz w:val="26"/>
+              </w:rPr>
               <w:t>Để trống tên đăng nhập</w:t>
             </w:r>
           </w:p>
@@ -2243,7 +3381,13 @@
             <w:tcW w:type="dxa" w:w="1440"/>
           </w:tcPr>
           <w:p>
-            <w:r/>
+            <w:r>
+              <w:rPr>
+                <w:rFonts w:ascii="Times New Roman" w:hAnsi="Times New Roman" w:eastAsia="Times New Roman"/>
+                <w:color w:val="000000"/>
+                <w:sz w:val="26"/>
+              </w:rPr>
+            </w:r>
           </w:p>
         </w:tc>
       </w:tr>
@@ -2254,6 +3398,11 @@
           </w:tcPr>
           <w:p>
             <w:r>
+              <w:rPr>
+                <w:rFonts w:ascii="Times New Roman" w:hAnsi="Times New Roman" w:eastAsia="Times New Roman"/>
+                <w:color w:val="000000"/>
+                <w:sz w:val="26"/>
+              </w:rPr>
               <w:t>TC-LOGIN-005</w:t>
             </w:r>
           </w:p>
@@ -2264,6 +3413,11 @@
           </w:tcPr>
           <w:p>
             <w:r>
+              <w:rPr>
+                <w:rFonts w:ascii="Times New Roman" w:hAnsi="Times New Roman" w:eastAsia="Times New Roman"/>
+                <w:color w:val="000000"/>
+                <w:sz w:val="26"/>
+              </w:rPr>
               <w:t>3</w:t>
             </w:r>
           </w:p>
@@ -2274,6 +3428,11 @@
           </w:tcPr>
           <w:p>
             <w:r>
+              <w:rPr>
+                <w:rFonts w:ascii="Times New Roman" w:hAnsi="Times New Roman" w:eastAsia="Times New Roman"/>
+                <w:color w:val="000000"/>
+                <w:sz w:val="26"/>
+              </w:rPr>
               <w:t>PASS</w:t>
             </w:r>
           </w:p>
@@ -2284,16 +3443,26 @@
           </w:tcPr>
           <w:p>
             <w:r>
-              <w:t>01/09/2026 01:05:46</w:t>
-            </w:r>
-          </w:p>
-        </w:tc>
-        <w:tc>
-          <w:tcPr>
-            <w:tcW w:type="dxa" w:w="1440"/>
-          </w:tcPr>
-          <w:p>
-            <w:r>
+              <w:rPr>
+                <w:rFonts w:ascii="Times New Roman" w:hAnsi="Times New Roman" w:eastAsia="Times New Roman"/>
+                <w:color w:val="000000"/>
+                <w:sz w:val="26"/>
+              </w:rPr>
+              <w:t>06/09/2026 19:22:40</w:t>
+            </w:r>
+          </w:p>
+        </w:tc>
+        <w:tc>
+          <w:tcPr>
+            <w:tcW w:type="dxa" w:w="1440"/>
+          </w:tcPr>
+          <w:p>
+            <w:r>
+              <w:rPr>
+                <w:rFonts w:ascii="Times New Roman" w:hAnsi="Times New Roman" w:eastAsia="Times New Roman"/>
+                <w:color w:val="000000"/>
+                <w:sz w:val="26"/>
+              </w:rPr>
               <w:t>Để trống mật khẩu</w:t>
             </w:r>
           </w:p>
@@ -2303,7 +3472,13 @@
             <w:tcW w:type="dxa" w:w="1440"/>
           </w:tcPr>
           <w:p>
-            <w:r/>
+            <w:r>
+              <w:rPr>
+                <w:rFonts w:ascii="Times New Roman" w:hAnsi="Times New Roman" w:eastAsia="Times New Roman"/>
+                <w:color w:val="000000"/>
+                <w:sz w:val="26"/>
+              </w:rPr>
+            </w:r>
           </w:p>
         </w:tc>
       </w:tr>
@@ -2314,6 +3489,11 @@
           </w:tcPr>
           <w:p>
             <w:r>
+              <w:rPr>
+                <w:rFonts w:ascii="Times New Roman" w:hAnsi="Times New Roman" w:eastAsia="Times New Roman"/>
+                <w:color w:val="000000"/>
+                <w:sz w:val="26"/>
+              </w:rPr>
               <w:t>TC-LOGIN-005</w:t>
             </w:r>
           </w:p>
@@ -2324,6 +3504,11 @@
           </w:tcPr>
           <w:p>
             <w:r>
+              <w:rPr>
+                <w:rFonts w:ascii="Times New Roman" w:hAnsi="Times New Roman" w:eastAsia="Times New Roman"/>
+                <w:color w:val="000000"/>
+                <w:sz w:val="26"/>
+              </w:rPr>
               <w:t>4</w:t>
             </w:r>
           </w:p>
@@ -2334,6 +3519,11 @@
           </w:tcPr>
           <w:p>
             <w:r>
+              <w:rPr>
+                <w:rFonts w:ascii="Times New Roman" w:hAnsi="Times New Roman" w:eastAsia="Times New Roman"/>
+                <w:color w:val="000000"/>
+                <w:sz w:val="26"/>
+              </w:rPr>
               <w:t>PASS</w:t>
             </w:r>
           </w:p>
@@ -2344,16 +3534,26 @@
           </w:tcPr>
           <w:p>
             <w:r>
-              <w:t>01/09/2026 01:05:47</w:t>
-            </w:r>
-          </w:p>
-        </w:tc>
-        <w:tc>
-          <w:tcPr>
-            <w:tcW w:type="dxa" w:w="1440"/>
-          </w:tcPr>
-          <w:p>
-            <w:r>
+              <w:rPr>
+                <w:rFonts w:ascii="Times New Roman" w:hAnsi="Times New Roman" w:eastAsia="Times New Roman"/>
+                <w:color w:val="000000"/>
+                <w:sz w:val="26"/>
+              </w:rPr>
+              <w:t>06/09/2026 19:22:41</w:t>
+            </w:r>
+          </w:p>
+        </w:tc>
+        <w:tc>
+          <w:tcPr>
+            <w:tcW w:type="dxa" w:w="1440"/>
+          </w:tcPr>
+          <w:p>
+            <w:r>
+              <w:rPr>
+                <w:rFonts w:ascii="Times New Roman" w:hAnsi="Times New Roman" w:eastAsia="Times New Roman"/>
+                <w:color w:val="000000"/>
+                <w:sz w:val="26"/>
+              </w:rPr>
               <w:t>Nhấn Đăng nhập</w:t>
             </w:r>
           </w:p>
@@ -2363,7 +3563,13 @@
             <w:tcW w:type="dxa" w:w="1440"/>
           </w:tcPr>
           <w:p>
-            <w:r/>
+            <w:r>
+              <w:rPr>
+                <w:rFonts w:ascii="Times New Roman" w:hAnsi="Times New Roman" w:eastAsia="Times New Roman"/>
+                <w:color w:val="000000"/>
+                <w:sz w:val="26"/>
+              </w:rPr>
+            </w:r>
           </w:p>
         </w:tc>
       </w:tr>
@@ -2374,6 +3580,11 @@
           </w:tcPr>
           <w:p>
             <w:r>
+              <w:rPr>
+                <w:rFonts w:ascii="Times New Roman" w:hAnsi="Times New Roman" w:eastAsia="Times New Roman"/>
+                <w:color w:val="000000"/>
+                <w:sz w:val="26"/>
+              </w:rPr>
               <w:t>TC-LOGIN-005</w:t>
             </w:r>
           </w:p>
@@ -2384,6 +3595,11 @@
           </w:tcPr>
           <w:p>
             <w:r>
+              <w:rPr>
+                <w:rFonts w:ascii="Times New Roman" w:hAnsi="Times New Roman" w:eastAsia="Times New Roman"/>
+                <w:color w:val="000000"/>
+                <w:sz w:val="26"/>
+              </w:rPr>
               <w:t>5</w:t>
             </w:r>
           </w:p>
@@ -2394,6 +3610,11 @@
           </w:tcPr>
           <w:p>
             <w:r>
+              <w:rPr>
+                <w:rFonts w:ascii="Times New Roman" w:hAnsi="Times New Roman" w:eastAsia="Times New Roman"/>
+                <w:color w:val="000000"/>
+                <w:sz w:val="26"/>
+              </w:rPr>
               <w:t>PASS</w:t>
             </w:r>
           </w:p>
@@ -2404,16 +3625,26 @@
           </w:tcPr>
           <w:p>
             <w:r>
-              <w:t>01/09/2026 01:05:50</w:t>
-            </w:r>
-          </w:p>
-        </w:tc>
-        <w:tc>
-          <w:tcPr>
-            <w:tcW w:type="dxa" w:w="1440"/>
-          </w:tcPr>
-          <w:p>
-            <w:r>
+              <w:rPr>
+                <w:rFonts w:ascii="Times New Roman" w:hAnsi="Times New Roman" w:eastAsia="Times New Roman"/>
+                <w:color w:val="000000"/>
+                <w:sz w:val="26"/>
+              </w:rPr>
+              <w:t>06/09/2026 19:22:44</w:t>
+            </w:r>
+          </w:p>
+        </w:tc>
+        <w:tc>
+          <w:tcPr>
+            <w:tcW w:type="dxa" w:w="1440"/>
+          </w:tcPr>
+          <w:p>
+            <w:r>
+              <w:rPr>
+                <w:rFonts w:ascii="Times New Roman" w:hAnsi="Times New Roman" w:eastAsia="Times New Roman"/>
+                <w:color w:val="000000"/>
+                <w:sz w:val="26"/>
+              </w:rPr>
               <w:t>Hiển thị validation các trường bắt buộc và không đăng nhập</w:t>
             </w:r>
           </w:p>
@@ -2423,7 +3654,13 @@
             <w:tcW w:type="dxa" w:w="1440"/>
           </w:tcPr>
           <w:p>
-            <w:r/>
+            <w:r>
+              <w:rPr>
+                <w:rFonts w:ascii="Times New Roman" w:hAnsi="Times New Roman" w:eastAsia="Times New Roman"/>
+                <w:color w:val="000000"/>
+                <w:sz w:val="26"/>
+              </w:rPr>
+            </w:r>
           </w:p>
         </w:tc>
       </w:tr>
@@ -2434,6 +3671,11 @@
           </w:tcPr>
           <w:p>
             <w:r>
+              <w:rPr>
+                <w:rFonts w:ascii="Times New Roman" w:hAnsi="Times New Roman" w:eastAsia="Times New Roman"/>
+                <w:color w:val="000000"/>
+                <w:sz w:val="26"/>
+              </w:rPr>
               <w:t>TC-LOGIN-006</w:t>
             </w:r>
           </w:p>
@@ -2444,6 +3686,11 @@
           </w:tcPr>
           <w:p>
             <w:r>
+              <w:rPr>
+                <w:rFonts w:ascii="Times New Roman" w:hAnsi="Times New Roman" w:eastAsia="Times New Roman"/>
+                <w:color w:val="000000"/>
+                <w:sz w:val="26"/>
+              </w:rPr>
               <w:t>1</w:t>
             </w:r>
           </w:p>
@@ -2454,6 +3701,11 @@
           </w:tcPr>
           <w:p>
             <w:r>
+              <w:rPr>
+                <w:rFonts w:ascii="Times New Roman" w:hAnsi="Times New Roman" w:eastAsia="Times New Roman"/>
+                <w:color w:val="000000"/>
+                <w:sz w:val="26"/>
+              </w:rPr>
               <w:t>PASS</w:t>
             </w:r>
           </w:p>
@@ -2464,16 +3716,26 @@
           </w:tcPr>
           <w:p>
             <w:r>
-              <w:t>01/09/2026 01:05:54</w:t>
-            </w:r>
-          </w:p>
-        </w:tc>
-        <w:tc>
-          <w:tcPr>
-            <w:tcW w:type="dxa" w:w="1440"/>
-          </w:tcPr>
-          <w:p>
-            <w:r>
+              <w:rPr>
+                <w:rFonts w:ascii="Times New Roman" w:hAnsi="Times New Roman" w:eastAsia="Times New Roman"/>
+                <w:color w:val="000000"/>
+                <w:sz w:val="26"/>
+              </w:rPr>
+              <w:t>06/09/2026 19:22:48</w:t>
+            </w:r>
+          </w:p>
+        </w:tc>
+        <w:tc>
+          <w:tcPr>
+            <w:tcW w:type="dxa" w:w="1440"/>
+          </w:tcPr>
+          <w:p>
+            <w:r>
+              <w:rPr>
+                <w:rFonts w:ascii="Times New Roman" w:hAnsi="Times New Roman" w:eastAsia="Times New Roman"/>
+                <w:color w:val="000000"/>
+                <w:sz w:val="26"/>
+              </w:rPr>
               <w:t>Mở trang đăng nhập</w:t>
             </w:r>
           </w:p>
@@ -2483,7 +3745,13 @@
             <w:tcW w:type="dxa" w:w="1440"/>
           </w:tcPr>
           <w:p>
-            <w:r/>
+            <w:r>
+              <w:rPr>
+                <w:rFonts w:ascii="Times New Roman" w:hAnsi="Times New Roman" w:eastAsia="Times New Roman"/>
+                <w:color w:val="000000"/>
+                <w:sz w:val="26"/>
+              </w:rPr>
+            </w:r>
           </w:p>
         </w:tc>
       </w:tr>
@@ -2494,6 +3762,11 @@
           </w:tcPr>
           <w:p>
             <w:r>
+              <w:rPr>
+                <w:rFonts w:ascii="Times New Roman" w:hAnsi="Times New Roman" w:eastAsia="Times New Roman"/>
+                <w:color w:val="000000"/>
+                <w:sz w:val="26"/>
+              </w:rPr>
               <w:t>TC-LOGIN-006</w:t>
             </w:r>
           </w:p>
@@ -2504,6 +3777,11 @@
           </w:tcPr>
           <w:p>
             <w:r>
+              <w:rPr>
+                <w:rFonts w:ascii="Times New Roman" w:hAnsi="Times New Roman" w:eastAsia="Times New Roman"/>
+                <w:color w:val="000000"/>
+                <w:sz w:val="26"/>
+              </w:rPr>
               <w:t>2</w:t>
             </w:r>
           </w:p>
@@ -2514,6 +3792,11 @@
           </w:tcPr>
           <w:p>
             <w:r>
+              <w:rPr>
+                <w:rFonts w:ascii="Times New Roman" w:hAnsi="Times New Roman" w:eastAsia="Times New Roman"/>
+                <w:color w:val="000000"/>
+                <w:sz w:val="26"/>
+              </w:rPr>
               <w:t>PASS</w:t>
             </w:r>
           </w:p>
@@ -2524,16 +3807,26 @@
           </w:tcPr>
           <w:p>
             <w:r>
-              <w:t>01/09/2026 01:05:54</w:t>
-            </w:r>
-          </w:p>
-        </w:tc>
-        <w:tc>
-          <w:tcPr>
-            <w:tcW w:type="dxa" w:w="1440"/>
-          </w:tcPr>
-          <w:p>
-            <w:r>
+              <w:rPr>
+                <w:rFonts w:ascii="Times New Roman" w:hAnsi="Times New Roman" w:eastAsia="Times New Roman"/>
+                <w:color w:val="000000"/>
+                <w:sz w:val="26"/>
+              </w:rPr>
+              <w:t>06/09/2026 19:22:48</w:t>
+            </w:r>
+          </w:p>
+        </w:tc>
+        <w:tc>
+          <w:tcPr>
+            <w:tcW w:type="dxa" w:w="1440"/>
+          </w:tcPr>
+          <w:p>
+            <w:r>
+              <w:rPr>
+                <w:rFonts w:ascii="Times New Roman" w:hAnsi="Times New Roman" w:eastAsia="Times New Roman"/>
+                <w:color w:val="000000"/>
+                <w:sz w:val="26"/>
+              </w:rPr>
               <w:t>Nhập tên đăng nhập hợp lệ</w:t>
             </w:r>
           </w:p>
@@ -2543,7 +3836,13 @@
             <w:tcW w:type="dxa" w:w="1440"/>
           </w:tcPr>
           <w:p>
-            <w:r/>
+            <w:r>
+              <w:rPr>
+                <w:rFonts w:ascii="Times New Roman" w:hAnsi="Times New Roman" w:eastAsia="Times New Roman"/>
+                <w:color w:val="000000"/>
+                <w:sz w:val="26"/>
+              </w:rPr>
+            </w:r>
           </w:p>
         </w:tc>
       </w:tr>
@@ -2554,6 +3853,11 @@
           </w:tcPr>
           <w:p>
             <w:r>
+              <w:rPr>
+                <w:rFonts w:ascii="Times New Roman" w:hAnsi="Times New Roman" w:eastAsia="Times New Roman"/>
+                <w:color w:val="000000"/>
+                <w:sz w:val="26"/>
+              </w:rPr>
               <w:t>TC-LOGIN-006</w:t>
             </w:r>
           </w:p>
@@ -2564,6 +3868,11 @@
           </w:tcPr>
           <w:p>
             <w:r>
+              <w:rPr>
+                <w:rFonts w:ascii="Times New Roman" w:hAnsi="Times New Roman" w:eastAsia="Times New Roman"/>
+                <w:color w:val="000000"/>
+                <w:sz w:val="26"/>
+              </w:rPr>
               <w:t>3</w:t>
             </w:r>
           </w:p>
@@ -2574,6 +3883,11 @@
           </w:tcPr>
           <w:p>
             <w:r>
+              <w:rPr>
+                <w:rFonts w:ascii="Times New Roman" w:hAnsi="Times New Roman" w:eastAsia="Times New Roman"/>
+                <w:color w:val="000000"/>
+                <w:sz w:val="26"/>
+              </w:rPr>
               <w:t>PASS</w:t>
             </w:r>
           </w:p>
@@ -2584,16 +3898,26 @@
           </w:tcPr>
           <w:p>
             <w:r>
-              <w:t>01/09/2026 01:05:54</w:t>
-            </w:r>
-          </w:p>
-        </w:tc>
-        <w:tc>
-          <w:tcPr>
-            <w:tcW w:type="dxa" w:w="1440"/>
-          </w:tcPr>
-          <w:p>
-            <w:r>
+              <w:rPr>
+                <w:rFonts w:ascii="Times New Roman" w:hAnsi="Times New Roman" w:eastAsia="Times New Roman"/>
+                <w:color w:val="000000"/>
+                <w:sz w:val="26"/>
+              </w:rPr>
+              <w:t>06/09/2026 19:22:48</w:t>
+            </w:r>
+          </w:p>
+        </w:tc>
+        <w:tc>
+          <w:tcPr>
+            <w:tcW w:type="dxa" w:w="1440"/>
+          </w:tcPr>
+          <w:p>
+            <w:r>
+              <w:rPr>
+                <w:rFonts w:ascii="Times New Roman" w:hAnsi="Times New Roman" w:eastAsia="Times New Roman"/>
+                <w:color w:val="000000"/>
+                <w:sz w:val="26"/>
+              </w:rPr>
               <w:t>Nhập mật khẩu sai</w:t>
             </w:r>
           </w:p>
@@ -2603,7 +3927,13 @@
             <w:tcW w:type="dxa" w:w="1440"/>
           </w:tcPr>
           <w:p>
-            <w:r/>
+            <w:r>
+              <w:rPr>
+                <w:rFonts w:ascii="Times New Roman" w:hAnsi="Times New Roman" w:eastAsia="Times New Roman"/>
+                <w:color w:val="000000"/>
+                <w:sz w:val="26"/>
+              </w:rPr>
+            </w:r>
           </w:p>
         </w:tc>
       </w:tr>
@@ -2614,6 +3944,11 @@
           </w:tcPr>
           <w:p>
             <w:r>
+              <w:rPr>
+                <w:rFonts w:ascii="Times New Roman" w:hAnsi="Times New Roman" w:eastAsia="Times New Roman"/>
+                <w:color w:val="000000"/>
+                <w:sz w:val="26"/>
+              </w:rPr>
               <w:t>TC-LOGIN-006</w:t>
             </w:r>
           </w:p>
@@ -2624,6 +3959,11 @@
           </w:tcPr>
           <w:p>
             <w:r>
+              <w:rPr>
+                <w:rFonts w:ascii="Times New Roman" w:hAnsi="Times New Roman" w:eastAsia="Times New Roman"/>
+                <w:color w:val="000000"/>
+                <w:sz w:val="26"/>
+              </w:rPr>
               <w:t>4</w:t>
             </w:r>
           </w:p>
@@ -2634,6 +3974,11 @@
           </w:tcPr>
           <w:p>
             <w:r>
+              <w:rPr>
+                <w:rFonts w:ascii="Times New Roman" w:hAnsi="Times New Roman" w:eastAsia="Times New Roman"/>
+                <w:color w:val="000000"/>
+                <w:sz w:val="26"/>
+              </w:rPr>
               <w:t>PASS</w:t>
             </w:r>
           </w:p>
@@ -2644,16 +3989,26 @@
           </w:tcPr>
           <w:p>
             <w:r>
-              <w:t>01/09/2026 01:05:54</w:t>
-            </w:r>
-          </w:p>
-        </w:tc>
-        <w:tc>
-          <w:tcPr>
-            <w:tcW w:type="dxa" w:w="1440"/>
-          </w:tcPr>
-          <w:p>
-            <w:r>
+              <w:rPr>
+                <w:rFonts w:ascii="Times New Roman" w:hAnsi="Times New Roman" w:eastAsia="Times New Roman"/>
+                <w:color w:val="000000"/>
+                <w:sz w:val="26"/>
+              </w:rPr>
+              <w:t>06/09/2026 19:22:48</w:t>
+            </w:r>
+          </w:p>
+        </w:tc>
+        <w:tc>
+          <w:tcPr>
+            <w:tcW w:type="dxa" w:w="1440"/>
+          </w:tcPr>
+          <w:p>
+            <w:r>
+              <w:rPr>
+                <w:rFonts w:ascii="Times New Roman" w:hAnsi="Times New Roman" w:eastAsia="Times New Roman"/>
+                <w:color w:val="000000"/>
+                <w:sz w:val="26"/>
+              </w:rPr>
               <w:t>Nhấn Đăng nhập</w:t>
             </w:r>
           </w:p>
@@ -2663,7 +4018,13 @@
             <w:tcW w:type="dxa" w:w="1440"/>
           </w:tcPr>
           <w:p>
-            <w:r/>
+            <w:r>
+              <w:rPr>
+                <w:rFonts w:ascii="Times New Roman" w:hAnsi="Times New Roman" w:eastAsia="Times New Roman"/>
+                <w:color w:val="000000"/>
+                <w:sz w:val="26"/>
+              </w:rPr>
+            </w:r>
           </w:p>
         </w:tc>
       </w:tr>
@@ -2674,6 +4035,11 @@
           </w:tcPr>
           <w:p>
             <w:r>
+              <w:rPr>
+                <w:rFonts w:ascii="Times New Roman" w:hAnsi="Times New Roman" w:eastAsia="Times New Roman"/>
+                <w:color w:val="000000"/>
+                <w:sz w:val="26"/>
+              </w:rPr>
               <w:t>TC-LOGIN-006</w:t>
             </w:r>
           </w:p>
@@ -2684,6 +4050,11 @@
           </w:tcPr>
           <w:p>
             <w:r>
+              <w:rPr>
+                <w:rFonts w:ascii="Times New Roman" w:hAnsi="Times New Roman" w:eastAsia="Times New Roman"/>
+                <w:color w:val="000000"/>
+                <w:sz w:val="26"/>
+              </w:rPr>
               <w:t>5</w:t>
             </w:r>
           </w:p>
@@ -2694,6 +4065,11 @@
           </w:tcPr>
           <w:p>
             <w:r>
+              <w:rPr>
+                <w:rFonts w:ascii="Times New Roman" w:hAnsi="Times New Roman" w:eastAsia="Times New Roman"/>
+                <w:color w:val="000000"/>
+                <w:sz w:val="26"/>
+              </w:rPr>
               <w:t>PASS</w:t>
             </w:r>
           </w:p>
@@ -2704,16 +4080,26 @@
           </w:tcPr>
           <w:p>
             <w:r>
-              <w:t>01/09/2026 01:05:58</w:t>
-            </w:r>
-          </w:p>
-        </w:tc>
-        <w:tc>
-          <w:tcPr>
-            <w:tcW w:type="dxa" w:w="1440"/>
-          </w:tcPr>
-          <w:p>
-            <w:r>
+              <w:rPr>
+                <w:rFonts w:ascii="Times New Roman" w:hAnsi="Times New Roman" w:eastAsia="Times New Roman"/>
+                <w:color w:val="000000"/>
+                <w:sz w:val="26"/>
+              </w:rPr>
+              <w:t>06/09/2026 19:22:51</w:t>
+            </w:r>
+          </w:p>
+        </w:tc>
+        <w:tc>
+          <w:tcPr>
+            <w:tcW w:type="dxa" w:w="1440"/>
+          </w:tcPr>
+          <w:p>
+            <w:r>
+              <w:rPr>
+                <w:rFonts w:ascii="Times New Roman" w:hAnsi="Times New Roman" w:eastAsia="Times New Roman"/>
+                <w:color w:val="000000"/>
+                <w:sz w:val="26"/>
+              </w:rPr>
               <w:t>Hiển thị thông báo lỗi và không đăng nhập</w:t>
             </w:r>
           </w:p>
@@ -2723,7 +4109,13 @@
             <w:tcW w:type="dxa" w:w="1440"/>
           </w:tcPr>
           <w:p>
-            <w:r/>
+            <w:r>
+              <w:rPr>
+                <w:rFonts w:ascii="Times New Roman" w:hAnsi="Times New Roman" w:eastAsia="Times New Roman"/>
+                <w:color w:val="000000"/>
+                <w:sz w:val="26"/>
+              </w:rPr>
+            </w:r>
           </w:p>
         </w:tc>
       </w:tr>
@@ -2734,6 +4126,11 @@
           </w:tcPr>
           <w:p>
             <w:r>
+              <w:rPr>
+                <w:rFonts w:ascii="Times New Roman" w:hAnsi="Times New Roman" w:eastAsia="Times New Roman"/>
+                <w:color w:val="000000"/>
+                <w:sz w:val="26"/>
+              </w:rPr>
               <w:t>TC-LOGIN-007</w:t>
             </w:r>
           </w:p>
@@ -2744,6 +4141,11 @@
           </w:tcPr>
           <w:p>
             <w:r>
+              <w:rPr>
+                <w:rFonts w:ascii="Times New Roman" w:hAnsi="Times New Roman" w:eastAsia="Times New Roman"/>
+                <w:color w:val="000000"/>
+                <w:sz w:val="26"/>
+              </w:rPr>
               <w:t>1</w:t>
             </w:r>
           </w:p>
@@ -2754,6 +4156,11 @@
           </w:tcPr>
           <w:p>
             <w:r>
+              <w:rPr>
+                <w:rFonts w:ascii="Times New Roman" w:hAnsi="Times New Roman" w:eastAsia="Times New Roman"/>
+                <w:color w:val="000000"/>
+                <w:sz w:val="26"/>
+              </w:rPr>
               <w:t>PASS</w:t>
             </w:r>
           </w:p>
@@ -2764,16 +4171,26 @@
           </w:tcPr>
           <w:p>
             <w:r>
-              <w:t>01/09/2026 01:06:02</w:t>
-            </w:r>
-          </w:p>
-        </w:tc>
-        <w:tc>
-          <w:tcPr>
-            <w:tcW w:type="dxa" w:w="1440"/>
-          </w:tcPr>
-          <w:p>
-            <w:r>
+              <w:rPr>
+                <w:rFonts w:ascii="Times New Roman" w:hAnsi="Times New Roman" w:eastAsia="Times New Roman"/>
+                <w:color w:val="000000"/>
+                <w:sz w:val="26"/>
+              </w:rPr>
+              <w:t>06/09/2026 19:22:55</w:t>
+            </w:r>
+          </w:p>
+        </w:tc>
+        <w:tc>
+          <w:tcPr>
+            <w:tcW w:type="dxa" w:w="1440"/>
+          </w:tcPr>
+          <w:p>
+            <w:r>
+              <w:rPr>
+                <w:rFonts w:ascii="Times New Roman" w:hAnsi="Times New Roman" w:eastAsia="Times New Roman"/>
+                <w:color w:val="000000"/>
+                <w:sz w:val="26"/>
+              </w:rPr>
               <w:t>Mở trang đăng nhập</w:t>
             </w:r>
           </w:p>
@@ -2783,7 +4200,13 @@
             <w:tcW w:type="dxa" w:w="1440"/>
           </w:tcPr>
           <w:p>
-            <w:r/>
+            <w:r>
+              <w:rPr>
+                <w:rFonts w:ascii="Times New Roman" w:hAnsi="Times New Roman" w:eastAsia="Times New Roman"/>
+                <w:color w:val="000000"/>
+                <w:sz w:val="26"/>
+              </w:rPr>
+            </w:r>
           </w:p>
         </w:tc>
       </w:tr>
@@ -2794,6 +4217,11 @@
           </w:tcPr>
           <w:p>
             <w:r>
+              <w:rPr>
+                <w:rFonts w:ascii="Times New Roman" w:hAnsi="Times New Roman" w:eastAsia="Times New Roman"/>
+                <w:color w:val="000000"/>
+                <w:sz w:val="26"/>
+              </w:rPr>
               <w:t>TC-LOGIN-007</w:t>
             </w:r>
           </w:p>
@@ -2804,6 +4232,11 @@
           </w:tcPr>
           <w:p>
             <w:r>
+              <w:rPr>
+                <w:rFonts w:ascii="Times New Roman" w:hAnsi="Times New Roman" w:eastAsia="Times New Roman"/>
+                <w:color w:val="000000"/>
+                <w:sz w:val="26"/>
+              </w:rPr>
               <w:t>2</w:t>
             </w:r>
           </w:p>
@@ -2814,6 +4247,11 @@
           </w:tcPr>
           <w:p>
             <w:r>
+              <w:rPr>
+                <w:rFonts w:ascii="Times New Roman" w:hAnsi="Times New Roman" w:eastAsia="Times New Roman"/>
+                <w:color w:val="000000"/>
+                <w:sz w:val="26"/>
+              </w:rPr>
               <w:t>PASS</w:t>
             </w:r>
           </w:p>
@@ -2824,16 +4262,26 @@
           </w:tcPr>
           <w:p>
             <w:r>
-              <w:t>01/09/2026 01:06:02</w:t>
-            </w:r>
-          </w:p>
-        </w:tc>
-        <w:tc>
-          <w:tcPr>
-            <w:tcW w:type="dxa" w:w="1440"/>
-          </w:tcPr>
-          <w:p>
-            <w:r>
+              <w:rPr>
+                <w:rFonts w:ascii="Times New Roman" w:hAnsi="Times New Roman" w:eastAsia="Times New Roman"/>
+                <w:color w:val="000000"/>
+                <w:sz w:val="26"/>
+              </w:rPr>
+              <w:t>06/09/2026 19:22:55</w:t>
+            </w:r>
+          </w:p>
+        </w:tc>
+        <w:tc>
+          <w:tcPr>
+            <w:tcW w:type="dxa" w:w="1440"/>
+          </w:tcPr>
+          <w:p>
+            <w:r>
+              <w:rPr>
+                <w:rFonts w:ascii="Times New Roman" w:hAnsi="Times New Roman" w:eastAsia="Times New Roman"/>
+                <w:color w:val="000000"/>
+                <w:sz w:val="26"/>
+              </w:rPr>
               <w:t>Nhập tài khoản không tồn tại</w:t>
             </w:r>
           </w:p>
@@ -2843,7 +4291,13 @@
             <w:tcW w:type="dxa" w:w="1440"/>
           </w:tcPr>
           <w:p>
-            <w:r/>
+            <w:r>
+              <w:rPr>
+                <w:rFonts w:ascii="Times New Roman" w:hAnsi="Times New Roman" w:eastAsia="Times New Roman"/>
+                <w:color w:val="000000"/>
+                <w:sz w:val="26"/>
+              </w:rPr>
+            </w:r>
           </w:p>
         </w:tc>
       </w:tr>
@@ -2854,6 +4308,11 @@
           </w:tcPr>
           <w:p>
             <w:r>
+              <w:rPr>
+                <w:rFonts w:ascii="Times New Roman" w:hAnsi="Times New Roman" w:eastAsia="Times New Roman"/>
+                <w:color w:val="000000"/>
+                <w:sz w:val="26"/>
+              </w:rPr>
               <w:t>TC-LOGIN-007</w:t>
             </w:r>
           </w:p>
@@ -2864,6 +4323,11 @@
           </w:tcPr>
           <w:p>
             <w:r>
+              <w:rPr>
+                <w:rFonts w:ascii="Times New Roman" w:hAnsi="Times New Roman" w:eastAsia="Times New Roman"/>
+                <w:color w:val="000000"/>
+                <w:sz w:val="26"/>
+              </w:rPr>
               <w:t>3</w:t>
             </w:r>
           </w:p>
@@ -2874,6 +4338,11 @@
           </w:tcPr>
           <w:p>
             <w:r>
+              <w:rPr>
+                <w:rFonts w:ascii="Times New Roman" w:hAnsi="Times New Roman" w:eastAsia="Times New Roman"/>
+                <w:color w:val="000000"/>
+                <w:sz w:val="26"/>
+              </w:rPr>
               <w:t>PASS</w:t>
             </w:r>
           </w:p>
@@ -2884,16 +4353,26 @@
           </w:tcPr>
           <w:p>
             <w:r>
-              <w:t>01/09/2026 01:06:02</w:t>
-            </w:r>
-          </w:p>
-        </w:tc>
-        <w:tc>
-          <w:tcPr>
-            <w:tcW w:type="dxa" w:w="1440"/>
-          </w:tcPr>
-          <w:p>
-            <w:r>
+              <w:rPr>
+                <w:rFonts w:ascii="Times New Roman" w:hAnsi="Times New Roman" w:eastAsia="Times New Roman"/>
+                <w:color w:val="000000"/>
+                <w:sz w:val="26"/>
+              </w:rPr>
+              <w:t>06/09/2026 19:22:55</w:t>
+            </w:r>
+          </w:p>
+        </w:tc>
+        <w:tc>
+          <w:tcPr>
+            <w:tcW w:type="dxa" w:w="1440"/>
+          </w:tcPr>
+          <w:p>
+            <w:r>
+              <w:rPr>
+                <w:rFonts w:ascii="Times New Roman" w:hAnsi="Times New Roman" w:eastAsia="Times New Roman"/>
+                <w:color w:val="000000"/>
+                <w:sz w:val="26"/>
+              </w:rPr>
               <w:t>Nhập mật khẩu bất kỳ</w:t>
             </w:r>
           </w:p>
@@ -2903,7 +4382,13 @@
             <w:tcW w:type="dxa" w:w="1440"/>
           </w:tcPr>
           <w:p>
-            <w:r/>
+            <w:r>
+              <w:rPr>
+                <w:rFonts w:ascii="Times New Roman" w:hAnsi="Times New Roman" w:eastAsia="Times New Roman"/>
+                <w:color w:val="000000"/>
+                <w:sz w:val="26"/>
+              </w:rPr>
+            </w:r>
           </w:p>
         </w:tc>
       </w:tr>
@@ -2914,6 +4399,11 @@
           </w:tcPr>
           <w:p>
             <w:r>
+              <w:rPr>
+                <w:rFonts w:ascii="Times New Roman" w:hAnsi="Times New Roman" w:eastAsia="Times New Roman"/>
+                <w:color w:val="000000"/>
+                <w:sz w:val="26"/>
+              </w:rPr>
               <w:t>TC-LOGIN-007</w:t>
             </w:r>
           </w:p>
@@ -2924,6 +4414,11 @@
           </w:tcPr>
           <w:p>
             <w:r>
+              <w:rPr>
+                <w:rFonts w:ascii="Times New Roman" w:hAnsi="Times New Roman" w:eastAsia="Times New Roman"/>
+                <w:color w:val="000000"/>
+                <w:sz w:val="26"/>
+              </w:rPr>
               <w:t>4</w:t>
             </w:r>
           </w:p>
@@ -2934,6 +4429,11 @@
           </w:tcPr>
           <w:p>
             <w:r>
+              <w:rPr>
+                <w:rFonts w:ascii="Times New Roman" w:hAnsi="Times New Roman" w:eastAsia="Times New Roman"/>
+                <w:color w:val="000000"/>
+                <w:sz w:val="26"/>
+              </w:rPr>
               <w:t>PASS</w:t>
             </w:r>
           </w:p>
@@ -2944,16 +4444,26 @@
           </w:tcPr>
           <w:p>
             <w:r>
-              <w:t>01/09/2026 01:06:02</w:t>
-            </w:r>
-          </w:p>
-        </w:tc>
-        <w:tc>
-          <w:tcPr>
-            <w:tcW w:type="dxa" w:w="1440"/>
-          </w:tcPr>
-          <w:p>
-            <w:r>
+              <w:rPr>
+                <w:rFonts w:ascii="Times New Roman" w:hAnsi="Times New Roman" w:eastAsia="Times New Roman"/>
+                <w:color w:val="000000"/>
+                <w:sz w:val="26"/>
+              </w:rPr>
+              <w:t>06/09/2026 19:22:56</w:t>
+            </w:r>
+          </w:p>
+        </w:tc>
+        <w:tc>
+          <w:tcPr>
+            <w:tcW w:type="dxa" w:w="1440"/>
+          </w:tcPr>
+          <w:p>
+            <w:r>
+              <w:rPr>
+                <w:rFonts w:ascii="Times New Roman" w:hAnsi="Times New Roman" w:eastAsia="Times New Roman"/>
+                <w:color w:val="000000"/>
+                <w:sz w:val="26"/>
+              </w:rPr>
               <w:t>Nhấn Đăng nhập</w:t>
             </w:r>
           </w:p>
@@ -2963,7 +4473,13 @@
             <w:tcW w:type="dxa" w:w="1440"/>
           </w:tcPr>
           <w:p>
-            <w:r/>
+            <w:r>
+              <w:rPr>
+                <w:rFonts w:ascii="Times New Roman" w:hAnsi="Times New Roman" w:eastAsia="Times New Roman"/>
+                <w:color w:val="000000"/>
+                <w:sz w:val="26"/>
+              </w:rPr>
+            </w:r>
           </w:p>
         </w:tc>
       </w:tr>
@@ -2974,6 +4490,11 @@
           </w:tcPr>
           <w:p>
             <w:r>
+              <w:rPr>
+                <w:rFonts w:ascii="Times New Roman" w:hAnsi="Times New Roman" w:eastAsia="Times New Roman"/>
+                <w:color w:val="000000"/>
+                <w:sz w:val="26"/>
+              </w:rPr>
               <w:t>TC-LOGIN-007</w:t>
             </w:r>
           </w:p>
@@ -2984,6 +4505,11 @@
           </w:tcPr>
           <w:p>
             <w:r>
+              <w:rPr>
+                <w:rFonts w:ascii="Times New Roman" w:hAnsi="Times New Roman" w:eastAsia="Times New Roman"/>
+                <w:color w:val="000000"/>
+                <w:sz w:val="26"/>
+              </w:rPr>
               <w:t>5</w:t>
             </w:r>
           </w:p>
@@ -2994,6 +4520,11 @@
           </w:tcPr>
           <w:p>
             <w:r>
+              <w:rPr>
+                <w:rFonts w:ascii="Times New Roman" w:hAnsi="Times New Roman" w:eastAsia="Times New Roman"/>
+                <w:color w:val="000000"/>
+                <w:sz w:val="26"/>
+              </w:rPr>
               <w:t>PASS</w:t>
             </w:r>
           </w:p>
@@ -3004,16 +4535,26 @@
           </w:tcPr>
           <w:p>
             <w:r>
-              <w:t>01/09/2026 01:06:05</w:t>
-            </w:r>
-          </w:p>
-        </w:tc>
-        <w:tc>
-          <w:tcPr>
-            <w:tcW w:type="dxa" w:w="1440"/>
-          </w:tcPr>
-          <w:p>
-            <w:r>
+              <w:rPr>
+                <w:rFonts w:ascii="Times New Roman" w:hAnsi="Times New Roman" w:eastAsia="Times New Roman"/>
+                <w:color w:val="000000"/>
+                <w:sz w:val="26"/>
+              </w:rPr>
+              <w:t>06/09/2026 19:22:59</w:t>
+            </w:r>
+          </w:p>
+        </w:tc>
+        <w:tc>
+          <w:tcPr>
+            <w:tcW w:type="dxa" w:w="1440"/>
+          </w:tcPr>
+          <w:p>
+            <w:r>
+              <w:rPr>
+                <w:rFonts w:ascii="Times New Roman" w:hAnsi="Times New Roman" w:eastAsia="Times New Roman"/>
+                <w:color w:val="000000"/>
+                <w:sz w:val="26"/>
+              </w:rPr>
               <w:t>Hiển thị thông báo lỗi và không đăng nhập</w:t>
             </w:r>
           </w:p>
@@ -3023,7 +4564,13 @@
             <w:tcW w:type="dxa" w:w="1440"/>
           </w:tcPr>
           <w:p>
-            <w:r/>
+            <w:r>
+              <w:rPr>
+                <w:rFonts w:ascii="Times New Roman" w:hAnsi="Times New Roman" w:eastAsia="Times New Roman"/>
+                <w:color w:val="000000"/>
+                <w:sz w:val="26"/>
+              </w:rPr>
+            </w:r>
           </w:p>
         </w:tc>
       </w:tr>
@@ -3034,6 +4581,11 @@
           </w:tcPr>
           <w:p>
             <w:r>
+              <w:rPr>
+                <w:rFonts w:ascii="Times New Roman" w:hAnsi="Times New Roman" w:eastAsia="Times New Roman"/>
+                <w:color w:val="000000"/>
+                <w:sz w:val="26"/>
+              </w:rPr>
               <w:t>TC-LOGIN-008</w:t>
             </w:r>
           </w:p>
@@ -3044,6 +4596,11 @@
           </w:tcPr>
           <w:p>
             <w:r>
+              <w:rPr>
+                <w:rFonts w:ascii="Times New Roman" w:hAnsi="Times New Roman" w:eastAsia="Times New Roman"/>
+                <w:color w:val="000000"/>
+                <w:sz w:val="26"/>
+              </w:rPr>
               <w:t>1</w:t>
             </w:r>
           </w:p>
@@ -3054,6 +4611,11 @@
           </w:tcPr>
           <w:p>
             <w:r>
+              <w:rPr>
+                <w:rFonts w:ascii="Times New Roman" w:hAnsi="Times New Roman" w:eastAsia="Times New Roman"/>
+                <w:color w:val="000000"/>
+                <w:sz w:val="26"/>
+              </w:rPr>
               <w:t>PASS</w:t>
             </w:r>
           </w:p>
@@ -3064,16 +4626,26 @@
           </w:tcPr>
           <w:p>
             <w:r>
-              <w:t>01/09/2026 01:06:11</w:t>
-            </w:r>
-          </w:p>
-        </w:tc>
-        <w:tc>
-          <w:tcPr>
-            <w:tcW w:type="dxa" w:w="1440"/>
-          </w:tcPr>
-          <w:p>
-            <w:r>
+              <w:rPr>
+                <w:rFonts w:ascii="Times New Roman" w:hAnsi="Times New Roman" w:eastAsia="Times New Roman"/>
+                <w:color w:val="000000"/>
+                <w:sz w:val="26"/>
+              </w:rPr>
+              <w:t>06/09/2026 19:23:04</w:t>
+            </w:r>
+          </w:p>
+        </w:tc>
+        <w:tc>
+          <w:tcPr>
+            <w:tcW w:type="dxa" w:w="1440"/>
+          </w:tcPr>
+          <w:p>
+            <w:r>
+              <w:rPr>
+                <w:rFonts w:ascii="Times New Roman" w:hAnsi="Times New Roman" w:eastAsia="Times New Roman"/>
+                <w:color w:val="000000"/>
+                <w:sz w:val="26"/>
+              </w:rPr>
               <w:t>Đăng nhập thành công</w:t>
             </w:r>
           </w:p>
@@ -3083,7 +4655,13 @@
             <w:tcW w:type="dxa" w:w="1440"/>
           </w:tcPr>
           <w:p>
-            <w:r/>
+            <w:r>
+              <w:rPr>
+                <w:rFonts w:ascii="Times New Roman" w:hAnsi="Times New Roman" w:eastAsia="Times New Roman"/>
+                <w:color w:val="000000"/>
+                <w:sz w:val="26"/>
+              </w:rPr>
+            </w:r>
           </w:p>
         </w:tc>
       </w:tr>
@@ -3094,6 +4672,11 @@
           </w:tcPr>
           <w:p>
             <w:r>
+              <w:rPr>
+                <w:rFonts w:ascii="Times New Roman" w:hAnsi="Times New Roman" w:eastAsia="Times New Roman"/>
+                <w:color w:val="000000"/>
+                <w:sz w:val="26"/>
+              </w:rPr>
               <w:t>TC-LOGIN-008</w:t>
             </w:r>
           </w:p>
@@ -3104,6 +4687,11 @@
           </w:tcPr>
           <w:p>
             <w:r>
+              <w:rPr>
+                <w:rFonts w:ascii="Times New Roman" w:hAnsi="Times New Roman" w:eastAsia="Times New Roman"/>
+                <w:color w:val="000000"/>
+                <w:sz w:val="26"/>
+              </w:rPr>
               <w:t>2</w:t>
             </w:r>
           </w:p>
@@ -3114,6 +4702,11 @@
           </w:tcPr>
           <w:p>
             <w:r>
+              <w:rPr>
+                <w:rFonts w:ascii="Times New Roman" w:hAnsi="Times New Roman" w:eastAsia="Times New Roman"/>
+                <w:color w:val="000000"/>
+                <w:sz w:val="26"/>
+              </w:rPr>
               <w:t>PASS</w:t>
             </w:r>
           </w:p>
@@ -3124,16 +4717,26 @@
           </w:tcPr>
           <w:p>
             <w:r>
-              <w:t>01/09/2026 01:06:11</w:t>
-            </w:r>
-          </w:p>
-        </w:tc>
-        <w:tc>
-          <w:tcPr>
-            <w:tcW w:type="dxa" w:w="1440"/>
-          </w:tcPr>
-          <w:p>
-            <w:r>
+              <w:rPr>
+                <w:rFonts w:ascii="Times New Roman" w:hAnsi="Times New Roman" w:eastAsia="Times New Roman"/>
+                <w:color w:val="000000"/>
+                <w:sz w:val="26"/>
+              </w:rPr>
+              <w:t>06/09/2026 19:23:05</w:t>
+            </w:r>
+          </w:p>
+        </w:tc>
+        <w:tc>
+          <w:tcPr>
+            <w:tcW w:type="dxa" w:w="1440"/>
+          </w:tcPr>
+          <w:p>
+            <w:r>
+              <w:rPr>
+                <w:rFonts w:ascii="Times New Roman" w:hAnsi="Times New Roman" w:eastAsia="Times New Roman"/>
+                <w:color w:val="000000"/>
+                <w:sz w:val="26"/>
+              </w:rPr>
               <w:t>Nhấn Đăng xuất</w:t>
             </w:r>
           </w:p>
@@ -3143,7 +4746,13 @@
             <w:tcW w:type="dxa" w:w="1440"/>
           </w:tcPr>
           <w:p>
-            <w:r/>
+            <w:r>
+              <w:rPr>
+                <w:rFonts w:ascii="Times New Roman" w:hAnsi="Times New Roman" w:eastAsia="Times New Roman"/>
+                <w:color w:val="000000"/>
+                <w:sz w:val="26"/>
+              </w:rPr>
+            </w:r>
           </w:p>
         </w:tc>
       </w:tr>
@@ -3154,6 +4763,11 @@
           </w:tcPr>
           <w:p>
             <w:r>
+              <w:rPr>
+                <w:rFonts w:ascii="Times New Roman" w:hAnsi="Times New Roman" w:eastAsia="Times New Roman"/>
+                <w:color w:val="000000"/>
+                <w:sz w:val="26"/>
+              </w:rPr>
               <w:t>TC-LOGIN-008</w:t>
             </w:r>
           </w:p>
@@ -3164,6 +4778,11 @@
           </w:tcPr>
           <w:p>
             <w:r>
+              <w:rPr>
+                <w:rFonts w:ascii="Times New Roman" w:hAnsi="Times New Roman" w:eastAsia="Times New Roman"/>
+                <w:color w:val="000000"/>
+                <w:sz w:val="26"/>
+              </w:rPr>
               <w:t>3</w:t>
             </w:r>
           </w:p>
@@ -3174,6 +4793,11 @@
           </w:tcPr>
           <w:p>
             <w:r>
+              <w:rPr>
+                <w:rFonts w:ascii="Times New Roman" w:hAnsi="Times New Roman" w:eastAsia="Times New Roman"/>
+                <w:color w:val="000000"/>
+                <w:sz w:val="26"/>
+              </w:rPr>
               <w:t>PASS</w:t>
             </w:r>
           </w:p>
@@ -3184,16 +4808,26 @@
           </w:tcPr>
           <w:p>
             <w:r>
-              <w:t>01/09/2026 01:06:14</w:t>
-            </w:r>
-          </w:p>
-        </w:tc>
-        <w:tc>
-          <w:tcPr>
-            <w:tcW w:type="dxa" w:w="1440"/>
-          </w:tcPr>
-          <w:p>
-            <w:r>
+              <w:rPr>
+                <w:rFonts w:ascii="Times New Roman" w:hAnsi="Times New Roman" w:eastAsia="Times New Roman"/>
+                <w:color w:val="000000"/>
+                <w:sz w:val="26"/>
+              </w:rPr>
+              <w:t>06/09/2026 19:23:08</w:t>
+            </w:r>
+          </w:p>
+        </w:tc>
+        <w:tc>
+          <w:tcPr>
+            <w:tcW w:type="dxa" w:w="1440"/>
+          </w:tcPr>
+          <w:p>
+            <w:r>
+              <w:rPr>
+                <w:rFonts w:ascii="Times New Roman" w:hAnsi="Times New Roman" w:eastAsia="Times New Roman"/>
+                <w:color w:val="000000"/>
+                <w:sz w:val="26"/>
+              </w:rPr>
               <w:t>Đăng xuất thành công và hệ thống chuyển về trạng thái chưa đăng nhập</w:t>
             </w:r>
           </w:p>
@@ -3203,7 +4837,13 @@
             <w:tcW w:type="dxa" w:w="1440"/>
           </w:tcPr>
           <w:p>
-            <w:r/>
+            <w:r>
+              <w:rPr>
+                <w:rFonts w:ascii="Times New Roman" w:hAnsi="Times New Roman" w:eastAsia="Times New Roman"/>
+                <w:color w:val="000000"/>
+                <w:sz w:val="26"/>
+              </w:rPr>
+            </w:r>
           </w:p>
         </w:tc>
       </w:tr>
@@ -3214,6 +4854,11 @@
           </w:tcPr>
           <w:p>
             <w:r>
+              <w:rPr>
+                <w:rFonts w:ascii="Times New Roman" w:hAnsi="Times New Roman" w:eastAsia="Times New Roman"/>
+                <w:color w:val="000000"/>
+                <w:sz w:val="26"/>
+              </w:rPr>
               <w:t>TC-LOGIN-009</w:t>
             </w:r>
           </w:p>
@@ -3224,6 +4869,11 @@
           </w:tcPr>
           <w:p>
             <w:r>
+              <w:rPr>
+                <w:rFonts w:ascii="Times New Roman" w:hAnsi="Times New Roman" w:eastAsia="Times New Roman"/>
+                <w:color w:val="000000"/>
+                <w:sz w:val="26"/>
+              </w:rPr>
               <w:t>1</w:t>
             </w:r>
           </w:p>
@@ -3234,6 +4884,11 @@
           </w:tcPr>
           <w:p>
             <w:r>
+              <w:rPr>
+                <w:rFonts w:ascii="Times New Roman" w:hAnsi="Times New Roman" w:eastAsia="Times New Roman"/>
+                <w:color w:val="000000"/>
+                <w:sz w:val="26"/>
+              </w:rPr>
               <w:t>PASS</w:t>
             </w:r>
           </w:p>
@@ -3244,16 +4899,26 @@
           </w:tcPr>
           <w:p>
             <w:r>
-              <w:t>01/09/2026 01:06:21</w:t>
-            </w:r>
-          </w:p>
-        </w:tc>
-        <w:tc>
-          <w:tcPr>
-            <w:tcW w:type="dxa" w:w="1440"/>
-          </w:tcPr>
-          <w:p>
-            <w:r>
+              <w:rPr>
+                <w:rFonts w:ascii="Times New Roman" w:hAnsi="Times New Roman" w:eastAsia="Times New Roman"/>
+                <w:color w:val="000000"/>
+                <w:sz w:val="26"/>
+              </w:rPr>
+              <w:t>06/09/2026 19:23:15</w:t>
+            </w:r>
+          </w:p>
+        </w:tc>
+        <w:tc>
+          <w:tcPr>
+            <w:tcW w:type="dxa" w:w="1440"/>
+          </w:tcPr>
+          <w:p>
+            <w:r>
+              <w:rPr>
+                <w:rFonts w:ascii="Times New Roman" w:hAnsi="Times New Roman" w:eastAsia="Times New Roman"/>
+                <w:color w:val="000000"/>
+                <w:sz w:val="26"/>
+              </w:rPr>
               <w:t>Đảm bảo người dùng chưa đăng nhập</w:t>
             </w:r>
           </w:p>
@@ -3263,7 +4928,13 @@
             <w:tcW w:type="dxa" w:w="1440"/>
           </w:tcPr>
           <w:p>
-            <w:r/>
+            <w:r>
+              <w:rPr>
+                <w:rFonts w:ascii="Times New Roman" w:hAnsi="Times New Roman" w:eastAsia="Times New Roman"/>
+                <w:color w:val="000000"/>
+                <w:sz w:val="26"/>
+              </w:rPr>
+            </w:r>
           </w:p>
         </w:tc>
       </w:tr>
@@ -3274,6 +4945,11 @@
           </w:tcPr>
           <w:p>
             <w:r>
+              <w:rPr>
+                <w:rFonts w:ascii="Times New Roman" w:hAnsi="Times New Roman" w:eastAsia="Times New Roman"/>
+                <w:color w:val="000000"/>
+                <w:sz w:val="26"/>
+              </w:rPr>
               <w:t>TC-LOGIN-009</w:t>
             </w:r>
           </w:p>
@@ -3284,6 +4960,11 @@
           </w:tcPr>
           <w:p>
             <w:r>
+              <w:rPr>
+                <w:rFonts w:ascii="Times New Roman" w:hAnsi="Times New Roman" w:eastAsia="Times New Roman"/>
+                <w:color w:val="000000"/>
+                <w:sz w:val="26"/>
+              </w:rPr>
               <w:t>2</w:t>
             </w:r>
           </w:p>
@@ -3294,6 +4975,11 @@
           </w:tcPr>
           <w:p>
             <w:r>
+              <w:rPr>
+                <w:rFonts w:ascii="Times New Roman" w:hAnsi="Times New Roman" w:eastAsia="Times New Roman"/>
+                <w:color w:val="000000"/>
+                <w:sz w:val="26"/>
+              </w:rPr>
               <w:t>PASS</w:t>
             </w:r>
           </w:p>
@@ -3304,16 +4990,26 @@
           </w:tcPr>
           <w:p>
             <w:r>
-              <w:t>01/09/2026 01:06:21</w:t>
-            </w:r>
-          </w:p>
-        </w:tc>
-        <w:tc>
-          <w:tcPr>
-            <w:tcW w:type="dxa" w:w="1440"/>
-          </w:tcPr>
-          <w:p>
-            <w:r>
+              <w:rPr>
+                <w:rFonts w:ascii="Times New Roman" w:hAnsi="Times New Roman" w:eastAsia="Times New Roman"/>
+                <w:color w:val="000000"/>
+                <w:sz w:val="26"/>
+              </w:rPr>
+              <w:t>06/09/2026 19:23:15</w:t>
+            </w:r>
+          </w:p>
+        </w:tc>
+        <w:tc>
+          <w:tcPr>
+            <w:tcW w:type="dxa" w:w="1440"/>
+          </w:tcPr>
+          <w:p>
+            <w:r>
+              <w:rPr>
+                <w:rFonts w:ascii="Times New Roman" w:hAnsi="Times New Roman" w:eastAsia="Times New Roman"/>
+                <w:color w:val="000000"/>
+                <w:sz w:val="26"/>
+              </w:rPr>
               <w:t>Truy cập trực tiếp URL trang yêu cầu đăng nhập</w:t>
             </w:r>
           </w:p>
@@ -3323,7 +5019,13 @@
             <w:tcW w:type="dxa" w:w="1440"/>
           </w:tcPr>
           <w:p>
-            <w:r/>
+            <w:r>
+              <w:rPr>
+                <w:rFonts w:ascii="Times New Roman" w:hAnsi="Times New Roman" w:eastAsia="Times New Roman"/>
+                <w:color w:val="000000"/>
+                <w:sz w:val="26"/>
+              </w:rPr>
+            </w:r>
           </w:p>
         </w:tc>
       </w:tr>
@@ -3334,6 +5036,11 @@
           </w:tcPr>
           <w:p>
             <w:r>
+              <w:rPr>
+                <w:rFonts w:ascii="Times New Roman" w:hAnsi="Times New Roman" w:eastAsia="Times New Roman"/>
+                <w:color w:val="000000"/>
+                <w:sz w:val="26"/>
+              </w:rPr>
               <w:t>TC-LOGIN-009</w:t>
             </w:r>
           </w:p>
@@ -3344,6 +5051,11 @@
           </w:tcPr>
           <w:p>
             <w:r>
+              <w:rPr>
+                <w:rFonts w:ascii="Times New Roman" w:hAnsi="Times New Roman" w:eastAsia="Times New Roman"/>
+                <w:color w:val="000000"/>
+                <w:sz w:val="26"/>
+              </w:rPr>
               <w:t>3</w:t>
             </w:r>
           </w:p>
@@ -3354,6 +5066,11 @@
           </w:tcPr>
           <w:p>
             <w:r>
+              <w:rPr>
+                <w:rFonts w:ascii="Times New Roman" w:hAnsi="Times New Roman" w:eastAsia="Times New Roman"/>
+                <w:color w:val="000000"/>
+                <w:sz w:val="26"/>
+              </w:rPr>
               <w:t>PASS</w:t>
             </w:r>
           </w:p>
@@ -3364,16 +5081,26 @@
           </w:tcPr>
           <w:p>
             <w:r>
-              <w:t>01/09/2026 01:06:21</w:t>
-            </w:r>
-          </w:p>
-        </w:tc>
-        <w:tc>
-          <w:tcPr>
-            <w:tcW w:type="dxa" w:w="1440"/>
-          </w:tcPr>
-          <w:p>
-            <w:r>
+              <w:rPr>
+                <w:rFonts w:ascii="Times New Roman" w:hAnsi="Times New Roman" w:eastAsia="Times New Roman"/>
+                <w:color w:val="000000"/>
+                <w:sz w:val="26"/>
+              </w:rPr>
+              <w:t>06/09/2026 19:23:15</w:t>
+            </w:r>
+          </w:p>
+        </w:tc>
+        <w:tc>
+          <w:tcPr>
+            <w:tcW w:type="dxa" w:w="1440"/>
+          </w:tcPr>
+          <w:p>
+            <w:r>
+              <w:rPr>
+                <w:rFonts w:ascii="Times New Roman" w:hAnsi="Times New Roman" w:eastAsia="Times New Roman"/>
+                <w:color w:val="000000"/>
+                <w:sz w:val="26"/>
+              </w:rPr>
               <w:t>Hệ thống chặn truy cập nội dung và yêu cầu người dùng đăng nhập</w:t>
             </w:r>
           </w:p>
@@ -3383,7 +5110,13 @@
             <w:tcW w:type="dxa" w:w="1440"/>
           </w:tcPr>
           <w:p>
-            <w:r/>
+            <w:r>
+              <w:rPr>
+                <w:rFonts w:ascii="Times New Roman" w:hAnsi="Times New Roman" w:eastAsia="Times New Roman"/>
+                <w:color w:val="000000"/>
+                <w:sz w:val="26"/>
+              </w:rPr>
+            </w:r>
           </w:p>
         </w:tc>
       </w:tr>
@@ -3394,6 +5127,11 @@
           </w:tcPr>
           <w:p>
             <w:r>
+              <w:rPr>
+                <w:rFonts w:ascii="Times New Roman" w:hAnsi="Times New Roman" w:eastAsia="Times New Roman"/>
+                <w:color w:val="000000"/>
+                <w:sz w:val="26"/>
+              </w:rPr>
               <w:t>TC-LOGIN-010</w:t>
             </w:r>
           </w:p>
@@ -3404,6 +5142,11 @@
           </w:tcPr>
           <w:p>
             <w:r>
+              <w:rPr>
+                <w:rFonts w:ascii="Times New Roman" w:hAnsi="Times New Roman" w:eastAsia="Times New Roman"/>
+                <w:color w:val="000000"/>
+                <w:sz w:val="26"/>
+              </w:rPr>
               <w:t>1</w:t>
             </w:r>
           </w:p>
@@ -3414,6 +5157,11 @@
           </w:tcPr>
           <w:p>
             <w:r>
+              <w:rPr>
+                <w:rFonts w:ascii="Times New Roman" w:hAnsi="Times New Roman" w:eastAsia="Times New Roman"/>
+                <w:color w:val="000000"/>
+                <w:sz w:val="26"/>
+              </w:rPr>
               <w:t>PASS</w:t>
             </w:r>
           </w:p>
@@ -3424,16 +5172,26 @@
           </w:tcPr>
           <w:p>
             <w:r>
-              <w:t>01/09/2026 01:06:27</w:t>
-            </w:r>
-          </w:p>
-        </w:tc>
-        <w:tc>
-          <w:tcPr>
-            <w:tcW w:type="dxa" w:w="1440"/>
-          </w:tcPr>
-          <w:p>
-            <w:r>
+              <w:rPr>
+                <w:rFonts w:ascii="Times New Roman" w:hAnsi="Times New Roman" w:eastAsia="Times New Roman"/>
+                <w:color w:val="000000"/>
+                <w:sz w:val="26"/>
+              </w:rPr>
+              <w:t>06/09/2026 19:23:20</w:t>
+            </w:r>
+          </w:p>
+        </w:tc>
+        <w:tc>
+          <w:tcPr>
+            <w:tcW w:type="dxa" w:w="1440"/>
+          </w:tcPr>
+          <w:p>
+            <w:r>
+              <w:rPr>
+                <w:rFonts w:ascii="Times New Roman" w:hAnsi="Times New Roman" w:eastAsia="Times New Roman"/>
+                <w:color w:val="000000"/>
+                <w:sz w:val="26"/>
+              </w:rPr>
               <w:t>Đăng nhập thành công</w:t>
             </w:r>
           </w:p>
@@ -3443,7 +5201,13 @@
             <w:tcW w:type="dxa" w:w="1440"/>
           </w:tcPr>
           <w:p>
-            <w:r/>
+            <w:r>
+              <w:rPr>
+                <w:rFonts w:ascii="Times New Roman" w:hAnsi="Times New Roman" w:eastAsia="Times New Roman"/>
+                <w:color w:val="000000"/>
+                <w:sz w:val="26"/>
+              </w:rPr>
+            </w:r>
           </w:p>
         </w:tc>
       </w:tr>
@@ -3454,6 +5218,11 @@
           </w:tcPr>
           <w:p>
             <w:r>
+              <w:rPr>
+                <w:rFonts w:ascii="Times New Roman" w:hAnsi="Times New Roman" w:eastAsia="Times New Roman"/>
+                <w:color w:val="000000"/>
+                <w:sz w:val="26"/>
+              </w:rPr>
               <w:t>TC-LOGIN-010</w:t>
             </w:r>
           </w:p>
@@ -3464,6 +5233,11 @@
           </w:tcPr>
           <w:p>
             <w:r>
+              <w:rPr>
+                <w:rFonts w:ascii="Times New Roman" w:hAnsi="Times New Roman" w:eastAsia="Times New Roman"/>
+                <w:color w:val="000000"/>
+                <w:sz w:val="26"/>
+              </w:rPr>
               <w:t>2</w:t>
             </w:r>
           </w:p>
@@ -3474,6 +5248,11 @@
           </w:tcPr>
           <w:p>
             <w:r>
+              <w:rPr>
+                <w:rFonts w:ascii="Times New Roman" w:hAnsi="Times New Roman" w:eastAsia="Times New Roman"/>
+                <w:color w:val="000000"/>
+                <w:sz w:val="26"/>
+              </w:rPr>
               <w:t>PASS</w:t>
             </w:r>
           </w:p>
@@ -3484,16 +5263,26 @@
           </w:tcPr>
           <w:p>
             <w:r>
-              <w:t>01/09/2026 01:06:27</w:t>
-            </w:r>
-          </w:p>
-        </w:tc>
-        <w:tc>
-          <w:tcPr>
-            <w:tcW w:type="dxa" w:w="1440"/>
-          </w:tcPr>
-          <w:p>
-            <w:r>
+              <w:rPr>
+                <w:rFonts w:ascii="Times New Roman" w:hAnsi="Times New Roman" w:eastAsia="Times New Roman"/>
+                <w:color w:val="000000"/>
+                <w:sz w:val="26"/>
+              </w:rPr>
+              <w:t>06/09/2026 19:23:21</w:t>
+            </w:r>
+          </w:p>
+        </w:tc>
+        <w:tc>
+          <w:tcPr>
+            <w:tcW w:type="dxa" w:w="1440"/>
+          </w:tcPr>
+          <w:p>
+            <w:r>
+              <w:rPr>
+                <w:rFonts w:ascii="Times New Roman" w:hAnsi="Times New Roman" w:eastAsia="Times New Roman"/>
+                <w:color w:val="000000"/>
+                <w:sz w:val="26"/>
+              </w:rPr>
               <w:t>Nhấn Đăng xuất</w:t>
             </w:r>
           </w:p>
@@ -3503,7 +5292,13 @@
             <w:tcW w:type="dxa" w:w="1440"/>
           </w:tcPr>
           <w:p>
-            <w:r/>
+            <w:r>
+              <w:rPr>
+                <w:rFonts w:ascii="Times New Roman" w:hAnsi="Times New Roman" w:eastAsia="Times New Roman"/>
+                <w:color w:val="000000"/>
+                <w:sz w:val="26"/>
+              </w:rPr>
+            </w:r>
           </w:p>
         </w:tc>
       </w:tr>
@@ -3514,6 +5309,11 @@
           </w:tcPr>
           <w:p>
             <w:r>
+              <w:rPr>
+                <w:rFonts w:ascii="Times New Roman" w:hAnsi="Times New Roman" w:eastAsia="Times New Roman"/>
+                <w:color w:val="000000"/>
+                <w:sz w:val="26"/>
+              </w:rPr>
               <w:t>TC-LOGIN-010</w:t>
             </w:r>
           </w:p>
@@ -3524,6 +5324,11 @@
           </w:tcPr>
           <w:p>
             <w:r>
+              <w:rPr>
+                <w:rFonts w:ascii="Times New Roman" w:hAnsi="Times New Roman" w:eastAsia="Times New Roman"/>
+                <w:color w:val="000000"/>
+                <w:sz w:val="26"/>
+              </w:rPr>
               <w:t>3</w:t>
             </w:r>
           </w:p>
@@ -3534,6 +5339,11 @@
           </w:tcPr>
           <w:p>
             <w:r>
+              <w:rPr>
+                <w:rFonts w:ascii="Times New Roman" w:hAnsi="Times New Roman" w:eastAsia="Times New Roman"/>
+                <w:color w:val="000000"/>
+                <w:sz w:val="26"/>
+              </w:rPr>
               <w:t>PASS</w:t>
             </w:r>
           </w:p>
@@ -3544,16 +5354,26 @@
           </w:tcPr>
           <w:p>
             <w:r>
-              <w:t>01/09/2026 01:06:27</w:t>
-            </w:r>
-          </w:p>
-        </w:tc>
-        <w:tc>
-          <w:tcPr>
-            <w:tcW w:type="dxa" w:w="1440"/>
-          </w:tcPr>
-          <w:p>
-            <w:r>
+              <w:rPr>
+                <w:rFonts w:ascii="Times New Roman" w:hAnsi="Times New Roman" w:eastAsia="Times New Roman"/>
+                <w:color w:val="000000"/>
+                <w:sz w:val="26"/>
+              </w:rPr>
+              <w:t>06/09/2026 19:23:21</w:t>
+            </w:r>
+          </w:p>
+        </w:tc>
+        <w:tc>
+          <w:tcPr>
+            <w:tcW w:type="dxa" w:w="1440"/>
+          </w:tcPr>
+          <w:p>
+            <w:r>
+              <w:rPr>
+                <w:rFonts w:ascii="Times New Roman" w:hAnsi="Times New Roman" w:eastAsia="Times New Roman"/>
+                <w:color w:val="000000"/>
+                <w:sz w:val="26"/>
+              </w:rPr>
               <w:t>Nhấn nút Back của trình duyệt</w:t>
             </w:r>
           </w:p>
@@ -3563,7 +5383,13 @@
             <w:tcW w:type="dxa" w:w="1440"/>
           </w:tcPr>
           <w:p>
-            <w:r/>
+            <w:r>
+              <w:rPr>
+                <w:rFonts w:ascii="Times New Roman" w:hAnsi="Times New Roman" w:eastAsia="Times New Roman"/>
+                <w:color w:val="000000"/>
+                <w:sz w:val="26"/>
+              </w:rPr>
+            </w:r>
           </w:p>
         </w:tc>
       </w:tr>
@@ -3574,6 +5400,11 @@
           </w:tcPr>
           <w:p>
             <w:r>
+              <w:rPr>
+                <w:rFonts w:ascii="Times New Roman" w:hAnsi="Times New Roman" w:eastAsia="Times New Roman"/>
+                <w:color w:val="000000"/>
+                <w:sz w:val="26"/>
+              </w:rPr>
               <w:t>TC-LOGIN-010</w:t>
             </w:r>
           </w:p>
@@ -3584,6 +5415,11 @@
           </w:tcPr>
           <w:p>
             <w:r>
+              <w:rPr>
+                <w:rFonts w:ascii="Times New Roman" w:hAnsi="Times New Roman" w:eastAsia="Times New Roman"/>
+                <w:color w:val="000000"/>
+                <w:sz w:val="26"/>
+              </w:rPr>
               <w:t>4</w:t>
             </w:r>
           </w:p>
@@ -3594,6 +5430,11 @@
           </w:tcPr>
           <w:p>
             <w:r>
+              <w:rPr>
+                <w:rFonts w:ascii="Times New Roman" w:hAnsi="Times New Roman" w:eastAsia="Times New Roman"/>
+                <w:color w:val="000000"/>
+                <w:sz w:val="26"/>
+              </w:rPr>
               <w:t>PASS</w:t>
             </w:r>
           </w:p>
@@ -3604,16 +5445,26 @@
           </w:tcPr>
           <w:p>
             <w:r>
-              <w:t>01/09/2026 01:06:33</w:t>
-            </w:r>
-          </w:p>
-        </w:tc>
-        <w:tc>
-          <w:tcPr>
-            <w:tcW w:type="dxa" w:w="1440"/>
-          </w:tcPr>
-          <w:p>
-            <w:r>
+              <w:rPr>
+                <w:rFonts w:ascii="Times New Roman" w:hAnsi="Times New Roman" w:eastAsia="Times New Roman"/>
+                <w:color w:val="000000"/>
+                <w:sz w:val="26"/>
+              </w:rPr>
+              <w:t>06/09/2026 19:23:27</w:t>
+            </w:r>
+          </w:p>
+        </w:tc>
+        <w:tc>
+          <w:tcPr>
+            <w:tcW w:type="dxa" w:w="1440"/>
+          </w:tcPr>
+          <w:p>
+            <w:r>
+              <w:rPr>
+                <w:rFonts w:ascii="Times New Roman" w:hAnsi="Times New Roman" w:eastAsia="Times New Roman"/>
+                <w:color w:val="000000"/>
+                <w:sz w:val="26"/>
+              </w:rPr>
               <w:t>Người dùng không thể quay lại trạng thái đã đăng nhập</w:t>
             </w:r>
           </w:p>
@@ -3623,7 +5474,13 @@
             <w:tcW w:type="dxa" w:w="1440"/>
           </w:tcPr>
           <w:p>
-            <w:r/>
+            <w:r>
+              <w:rPr>
+                <w:rFonts w:ascii="Times New Roman" w:hAnsi="Times New Roman" w:eastAsia="Times New Roman"/>
+                <w:color w:val="000000"/>
+                <w:sz w:val="26"/>
+              </w:rPr>
+            </w:r>
           </w:p>
         </w:tc>
       </w:tr>
@@ -4001,6 +5858,11 @@
     <w:name w:val="Normal"/>
     <w:qFormat/>
     <w:rsid w:val="00FC693F"/>
+    <w:rPr>
+      <w:rFonts w:ascii="Times New Roman" w:hAnsi="Times New Roman" w:eastAsia="Times New Roman"/>
+      <w:color w:val="000000"/>
+      <w:sz w:val="26"/>
+    </w:rPr>
   </w:style>
   <w:style w:type="paragraph" w:styleId="Header">
     <w:name w:val="header"/>

--- a/Selenium_WebDriver/reports/Login_Test_Report.docx
+++ b/Selenium_WebDriver/reports/Login_Test_Report.docx
@@ -28,7 +28,7 @@
           <w:color w:val="000000"/>
           <w:sz w:val="26"/>
         </w:rPr>
-        <w:t>Thời gian tạo báo cáo: 06/09/2026 19:42:38</w:t>
+        <w:t>Thời gian tạo báo cáo: 07/09/2026 19:12:20</w:t>
       </w:r>
     </w:p>
     <w:p/>
@@ -410,22 +410,22 @@
                 <w:color w:val="000000"/>
                 <w:sz w:val="26"/>
               </w:rPr>
-              <w:t>06/09/2026 19:22:15</w:t>
-            </w:r>
-          </w:p>
-        </w:tc>
-        <w:tc>
-          <w:tcPr>
-            <w:tcW w:type="dxa" w:w="1440"/>
-          </w:tcPr>
-          <w:p>
-            <w:r>
-              <w:rPr>
-                <w:rFonts w:ascii="Times New Roman" w:hAnsi="Times New Roman" w:eastAsia="Times New Roman"/>
-                <w:color w:val="000000"/>
-                <w:sz w:val="26"/>
-              </w:rPr>
-              <w:t>1.99</w:t>
+              <w:t>07/09/2026 19:01:49</w:t>
+            </w:r>
+          </w:p>
+        </w:tc>
+        <w:tc>
+          <w:tcPr>
+            <w:tcW w:type="dxa" w:w="1440"/>
+          </w:tcPr>
+          <w:p>
+            <w:r>
+              <w:rPr>
+                <w:rFonts w:ascii="Times New Roman" w:hAnsi="Times New Roman" w:eastAsia="Times New Roman"/>
+                <w:color w:val="000000"/>
+                <w:sz w:val="26"/>
+              </w:rPr>
+              <w:t>1.48</w:t>
             </w:r>
           </w:p>
         </w:tc>
@@ -500,22 +500,22 @@
                 <w:color w:val="000000"/>
                 <w:sz w:val="26"/>
               </w:rPr>
-              <w:t>06/09/2026 19:22:21</w:t>
-            </w:r>
-          </w:p>
-        </w:tc>
-        <w:tc>
-          <w:tcPr>
-            <w:tcW w:type="dxa" w:w="1440"/>
-          </w:tcPr>
-          <w:p>
-            <w:r>
-              <w:rPr>
-                <w:rFonts w:ascii="Times New Roman" w:hAnsi="Times New Roman" w:eastAsia="Times New Roman"/>
-                <w:color w:val="000000"/>
-                <w:sz w:val="26"/>
-              </w:rPr>
-              <w:t>2.00</w:t>
+              <w:t>07/09/2026 19:01:54</w:t>
+            </w:r>
+          </w:p>
+        </w:tc>
+        <w:tc>
+          <w:tcPr>
+            <w:tcW w:type="dxa" w:w="1440"/>
+          </w:tcPr>
+          <w:p>
+            <w:r>
+              <w:rPr>
+                <w:rFonts w:ascii="Times New Roman" w:hAnsi="Times New Roman" w:eastAsia="Times New Roman"/>
+                <w:color w:val="000000"/>
+                <w:sz w:val="26"/>
+              </w:rPr>
+              <w:t>1.48</w:t>
             </w:r>
           </w:p>
         </w:tc>
@@ -590,22 +590,22 @@
                 <w:color w:val="000000"/>
                 <w:sz w:val="26"/>
               </w:rPr>
-              <w:t>06/09/2026 19:22:28</w:t>
-            </w:r>
-          </w:p>
-        </w:tc>
-        <w:tc>
-          <w:tcPr>
-            <w:tcW w:type="dxa" w:w="1440"/>
-          </w:tcPr>
-          <w:p>
-            <w:r>
-              <w:rPr>
-                <w:rFonts w:ascii="Times New Roman" w:hAnsi="Times New Roman" w:eastAsia="Times New Roman"/>
-                <w:color w:val="000000"/>
-                <w:sz w:val="26"/>
-              </w:rPr>
-              <w:t>4.46</w:t>
+              <w:t>07/09/2026 19:02:01</w:t>
+            </w:r>
+          </w:p>
+        </w:tc>
+        <w:tc>
+          <w:tcPr>
+            <w:tcW w:type="dxa" w:w="1440"/>
+          </w:tcPr>
+          <w:p>
+            <w:r>
+              <w:rPr>
+                <w:rFonts w:ascii="Times New Roman" w:hAnsi="Times New Roman" w:eastAsia="Times New Roman"/>
+                <w:color w:val="000000"/>
+                <w:sz w:val="26"/>
+              </w:rPr>
+              <w:t>3.96</w:t>
             </w:r>
           </w:p>
         </w:tc>
@@ -680,22 +680,22 @@
                 <w:color w:val="000000"/>
                 <w:sz w:val="26"/>
               </w:rPr>
-              <w:t>06/09/2026 19:22:36</w:t>
-            </w:r>
-          </w:p>
-        </w:tc>
-        <w:tc>
-          <w:tcPr>
-            <w:tcW w:type="dxa" w:w="1440"/>
-          </w:tcPr>
-          <w:p>
-            <w:r>
-              <w:rPr>
-                <w:rFonts w:ascii="Times New Roman" w:hAnsi="Times New Roman" w:eastAsia="Times New Roman"/>
-                <w:color w:val="000000"/>
-                <w:sz w:val="26"/>
-              </w:rPr>
-              <w:t>4.47</w:t>
+              <w:t>07/09/2026 19:02:08</w:t>
+            </w:r>
+          </w:p>
+        </w:tc>
+        <w:tc>
+          <w:tcPr>
+            <w:tcW w:type="dxa" w:w="1440"/>
+          </w:tcPr>
+          <w:p>
+            <w:r>
+              <w:rPr>
+                <w:rFonts w:ascii="Times New Roman" w:hAnsi="Times New Roman" w:eastAsia="Times New Roman"/>
+                <w:color w:val="000000"/>
+                <w:sz w:val="26"/>
+              </w:rPr>
+              <w:t>3.97</w:t>
             </w:r>
           </w:p>
         </w:tc>
@@ -770,22 +770,22 @@
                 <w:color w:val="000000"/>
                 <w:sz w:val="26"/>
               </w:rPr>
-              <w:t>06/09/2026 19:22:44</w:t>
-            </w:r>
-          </w:p>
-        </w:tc>
-        <w:tc>
-          <w:tcPr>
-            <w:tcW w:type="dxa" w:w="1440"/>
-          </w:tcPr>
-          <w:p>
-            <w:r>
-              <w:rPr>
-                <w:rFonts w:ascii="Times New Roman" w:hAnsi="Times New Roman" w:eastAsia="Times New Roman"/>
-                <w:color w:val="000000"/>
-                <w:sz w:val="26"/>
-              </w:rPr>
-              <w:t>4.41</w:t>
+              <w:t>07/09/2026 19:02:15</w:t>
+            </w:r>
+          </w:p>
+        </w:tc>
+        <w:tc>
+          <w:tcPr>
+            <w:tcW w:type="dxa" w:w="1440"/>
+          </w:tcPr>
+          <w:p>
+            <w:r>
+              <w:rPr>
+                <w:rFonts w:ascii="Times New Roman" w:hAnsi="Times New Roman" w:eastAsia="Times New Roman"/>
+                <w:color w:val="000000"/>
+                <w:sz w:val="26"/>
+              </w:rPr>
+              <w:t>3.95</w:t>
             </w:r>
           </w:p>
         </w:tc>
@@ -860,22 +860,22 @@
                 <w:color w:val="000000"/>
                 <w:sz w:val="26"/>
               </w:rPr>
-              <w:t>06/09/2026 19:22:51</w:t>
-            </w:r>
-          </w:p>
-        </w:tc>
-        <w:tc>
-          <w:tcPr>
-            <w:tcW w:type="dxa" w:w="1440"/>
-          </w:tcPr>
-          <w:p>
-            <w:r>
-              <w:rPr>
-                <w:rFonts w:ascii="Times New Roman" w:hAnsi="Times New Roman" w:eastAsia="Times New Roman"/>
-                <w:color w:val="000000"/>
-                <w:sz w:val="26"/>
-              </w:rPr>
-              <w:t>4.49</w:t>
+              <w:t>07/09/2026 19:02:22</w:t>
+            </w:r>
+          </w:p>
+        </w:tc>
+        <w:tc>
+          <w:tcPr>
+            <w:tcW w:type="dxa" w:w="1440"/>
+          </w:tcPr>
+          <w:p>
+            <w:r>
+              <w:rPr>
+                <w:rFonts w:ascii="Times New Roman" w:hAnsi="Times New Roman" w:eastAsia="Times New Roman"/>
+                <w:color w:val="000000"/>
+                <w:sz w:val="26"/>
+              </w:rPr>
+              <w:t>3.98</w:t>
             </w:r>
           </w:p>
         </w:tc>
@@ -950,22 +950,22 @@
                 <w:color w:val="000000"/>
                 <w:sz w:val="26"/>
               </w:rPr>
-              <w:t>06/09/2026 19:22:59</w:t>
-            </w:r>
-          </w:p>
-        </w:tc>
-        <w:tc>
-          <w:tcPr>
-            <w:tcW w:type="dxa" w:w="1440"/>
-          </w:tcPr>
-          <w:p>
-            <w:r>
-              <w:rPr>
-                <w:rFonts w:ascii="Times New Roman" w:hAnsi="Times New Roman" w:eastAsia="Times New Roman"/>
-                <w:color w:val="000000"/>
-                <w:sz w:val="26"/>
-              </w:rPr>
-              <w:t>4.54</w:t>
+              <w:t>07/09/2026 19:02:30</w:t>
+            </w:r>
+          </w:p>
+        </w:tc>
+        <w:tc>
+          <w:tcPr>
+            <w:tcW w:type="dxa" w:w="1440"/>
+          </w:tcPr>
+          <w:p>
+            <w:r>
+              <w:rPr>
+                <w:rFonts w:ascii="Times New Roman" w:hAnsi="Times New Roman" w:eastAsia="Times New Roman"/>
+                <w:color w:val="000000"/>
+                <w:sz w:val="26"/>
+              </w:rPr>
+              <w:t>4.10</w:t>
             </w:r>
           </w:p>
         </w:tc>
@@ -1040,22 +1040,22 @@
                 <w:color w:val="000000"/>
                 <w:sz w:val="26"/>
               </w:rPr>
-              <w:t>06/09/2026 19:23:08</w:t>
-            </w:r>
-          </w:p>
-        </w:tc>
-        <w:tc>
-          <w:tcPr>
-            <w:tcW w:type="dxa" w:w="1440"/>
-          </w:tcPr>
-          <w:p>
-            <w:r>
-              <w:rPr>
-                <w:rFonts w:ascii="Times New Roman" w:hAnsi="Times New Roman" w:eastAsia="Times New Roman"/>
-                <w:color w:val="000000"/>
-                <w:sz w:val="26"/>
-              </w:rPr>
-              <w:t>5.51</w:t>
+              <w:t>07/09/2026 19:02:37</w:t>
+            </w:r>
+          </w:p>
+        </w:tc>
+        <w:tc>
+          <w:tcPr>
+            <w:tcW w:type="dxa" w:w="1440"/>
+          </w:tcPr>
+          <w:p>
+            <w:r>
+              <w:rPr>
+                <w:rFonts w:ascii="Times New Roman" w:hAnsi="Times New Roman" w:eastAsia="Times New Roman"/>
+                <w:color w:val="000000"/>
+                <w:sz w:val="26"/>
+              </w:rPr>
+              <w:t>4.51</w:t>
             </w:r>
           </w:p>
         </w:tc>
@@ -1130,7 +1130,7 @@
                 <w:color w:val="000000"/>
                 <w:sz w:val="26"/>
               </w:rPr>
-              <w:t>06/09/2026 19:23:15</w:t>
+              <w:t>07/09/2026 19:02:45</w:t>
             </w:r>
           </w:p>
         </w:tc>
@@ -1220,22 +1220,22 @@
                 <w:color w:val="000000"/>
                 <w:sz w:val="26"/>
               </w:rPr>
-              <w:t>06/09/2026 19:23:27</w:t>
-            </w:r>
-          </w:p>
-        </w:tc>
-        <w:tc>
-          <w:tcPr>
-            <w:tcW w:type="dxa" w:w="1440"/>
-          </w:tcPr>
-          <w:p>
-            <w:r>
-              <w:rPr>
-                <w:rFonts w:ascii="Times New Roman" w:hAnsi="Times New Roman" w:eastAsia="Times New Roman"/>
-                <w:color w:val="000000"/>
-                <w:sz w:val="26"/>
-              </w:rPr>
-              <w:t>8.54</w:t>
+              <w:t>07/09/2026 19:02:55</w:t>
+            </w:r>
+          </w:p>
+        </w:tc>
+        <w:tc>
+          <w:tcPr>
+            <w:tcW w:type="dxa" w:w="1440"/>
+          </w:tcPr>
+          <w:p>
+            <w:r>
+              <w:rPr>
+                <w:rFonts w:ascii="Times New Roman" w:hAnsi="Times New Roman" w:eastAsia="Times New Roman"/>
+                <w:color w:val="000000"/>
+                <w:sz w:val="26"/>
+              </w:rPr>
+              <w:t>7.54</w:t>
             </w:r>
           </w:p>
         </w:tc>
@@ -1446,7 +1446,7 @@
                 <w:color w:val="000000"/>
                 <w:sz w:val="26"/>
               </w:rPr>
-              <w:t>06/09/2026 19:22:14</w:t>
+              <w:t>07/09/2026 19:01:48</w:t>
             </w:r>
           </w:p>
         </w:tc>
@@ -1537,7 +1537,7 @@
                 <w:color w:val="000000"/>
                 <w:sz w:val="26"/>
               </w:rPr>
-              <w:t>06/09/2026 19:22:14</w:t>
+              <w:t>07/09/2026 19:01:48</w:t>
             </w:r>
           </w:p>
         </w:tc>
@@ -1628,7 +1628,7 @@
                 <w:color w:val="000000"/>
                 <w:sz w:val="26"/>
               </w:rPr>
-              <w:t>06/09/2026 19:22:14</w:t>
+              <w:t>07/09/2026 19:01:48</w:t>
             </w:r>
           </w:p>
         </w:tc>
@@ -1719,7 +1719,7 @@
                 <w:color w:val="000000"/>
                 <w:sz w:val="26"/>
               </w:rPr>
-              <w:t>06/09/2026 19:22:15</w:t>
+              <w:t>07/09/2026 19:01:49</w:t>
             </w:r>
           </w:p>
         </w:tc>
@@ -1810,7 +1810,7 @@
                 <w:color w:val="000000"/>
                 <w:sz w:val="26"/>
               </w:rPr>
-              <w:t>06/09/2026 19:22:15</w:t>
+              <w:t>07/09/2026 19:01:49</w:t>
             </w:r>
           </w:p>
         </w:tc>
@@ -1901,7 +1901,7 @@
                 <w:color w:val="000000"/>
                 <w:sz w:val="26"/>
               </w:rPr>
-              <w:t>06/09/2026 19:22:19</w:t>
+              <w:t>07/09/2026 19:01:53</w:t>
             </w:r>
           </w:p>
         </w:tc>
@@ -1992,7 +1992,7 @@
                 <w:color w:val="000000"/>
                 <w:sz w:val="26"/>
               </w:rPr>
-              <w:t>06/09/2026 19:22:19</w:t>
+              <w:t>07/09/2026 19:01:53</w:t>
             </w:r>
           </w:p>
         </w:tc>
@@ -2083,7 +2083,7 @@
                 <w:color w:val="000000"/>
                 <w:sz w:val="26"/>
               </w:rPr>
-              <w:t>06/09/2026 19:22:20</w:t>
+              <w:t>07/09/2026 19:01:53</w:t>
             </w:r>
           </w:p>
         </w:tc>
@@ -2174,7 +2174,7 @@
                 <w:color w:val="000000"/>
                 <w:sz w:val="26"/>
               </w:rPr>
-              <w:t>06/09/2026 19:22:21</w:t>
+              <w:t>07/09/2026 19:01:53</w:t>
             </w:r>
           </w:p>
         </w:tc>
@@ -2265,7 +2265,7 @@
                 <w:color w:val="000000"/>
                 <w:sz w:val="26"/>
               </w:rPr>
-              <w:t>06/09/2026 19:22:21</w:t>
+              <w:t>07/09/2026 19:01:54</w:t>
             </w:r>
           </w:p>
         </w:tc>
@@ -2356,7 +2356,7 @@
                 <w:color w:val="000000"/>
                 <w:sz w:val="26"/>
               </w:rPr>
-              <w:t>06/09/2026 19:22:25</w:t>
+              <w:t>07/09/2026 19:01:58</w:t>
             </w:r>
           </w:p>
         </w:tc>
@@ -2447,7 +2447,7 @@
                 <w:color w:val="000000"/>
                 <w:sz w:val="26"/>
               </w:rPr>
-              <w:t>06/09/2026 19:22:25</w:t>
+              <w:t>07/09/2026 19:01:58</w:t>
             </w:r>
           </w:p>
         </w:tc>
@@ -2538,7 +2538,7 @@
                 <w:color w:val="000000"/>
                 <w:sz w:val="26"/>
               </w:rPr>
-              <w:t>06/09/2026 19:22:25</w:t>
+              <w:t>07/09/2026 19:01:58</w:t>
             </w:r>
           </w:p>
         </w:tc>
@@ -2629,7 +2629,7 @@
                 <w:color w:val="000000"/>
                 <w:sz w:val="26"/>
               </w:rPr>
-              <w:t>06/09/2026 19:22:25</w:t>
+              <w:t>07/09/2026 19:01:58</w:t>
             </w:r>
           </w:p>
         </w:tc>
@@ -2720,7 +2720,7 @@
                 <w:color w:val="000000"/>
                 <w:sz w:val="26"/>
               </w:rPr>
-              <w:t>06/09/2026 19:22:28</w:t>
+              <w:t>07/09/2026 19:02:01</w:t>
             </w:r>
           </w:p>
         </w:tc>
@@ -2811,7 +2811,7 @@
                 <w:color w:val="000000"/>
                 <w:sz w:val="26"/>
               </w:rPr>
-              <w:t>06/09/2026 19:22:32</w:t>
+              <w:t>07/09/2026 19:02:05</w:t>
             </w:r>
           </w:p>
         </w:tc>
@@ -2902,7 +2902,7 @@
                 <w:color w:val="000000"/>
                 <w:sz w:val="26"/>
               </w:rPr>
-              <w:t>06/09/2026 19:22:32</w:t>
+              <w:t>07/09/2026 19:02:05</w:t>
             </w:r>
           </w:p>
         </w:tc>
@@ -2993,7 +2993,7 @@
                 <w:color w:val="000000"/>
                 <w:sz w:val="26"/>
               </w:rPr>
-              <w:t>06/09/2026 19:22:32</w:t>
+              <w:t>07/09/2026 19:02:05</w:t>
             </w:r>
           </w:p>
         </w:tc>
@@ -3084,7 +3084,7 @@
                 <w:color w:val="000000"/>
                 <w:sz w:val="26"/>
               </w:rPr>
-              <w:t>06/09/2026 19:22:33</w:t>
+              <w:t>07/09/2026 19:02:05</w:t>
             </w:r>
           </w:p>
         </w:tc>
@@ -3175,7 +3175,7 @@
                 <w:color w:val="000000"/>
                 <w:sz w:val="26"/>
               </w:rPr>
-              <w:t>06/09/2026 19:22:36</w:t>
+              <w:t>07/09/2026 19:02:08</w:t>
             </w:r>
           </w:p>
         </w:tc>
@@ -3266,7 +3266,7 @@
                 <w:color w:val="000000"/>
                 <w:sz w:val="26"/>
               </w:rPr>
-              <w:t>06/09/2026 19:22:40</w:t>
+              <w:t>07/09/2026 19:02:12</w:t>
             </w:r>
           </w:p>
         </w:tc>
@@ -3357,7 +3357,7 @@
                 <w:color w:val="000000"/>
                 <w:sz w:val="26"/>
               </w:rPr>
-              <w:t>06/09/2026 19:22:40</w:t>
+              <w:t>07/09/2026 19:02:12</w:t>
             </w:r>
           </w:p>
         </w:tc>
@@ -3448,7 +3448,7 @@
                 <w:color w:val="000000"/>
                 <w:sz w:val="26"/>
               </w:rPr>
-              <w:t>06/09/2026 19:22:40</w:t>
+              <w:t>07/09/2026 19:02:12</w:t>
             </w:r>
           </w:p>
         </w:tc>
@@ -3539,7 +3539,7 @@
                 <w:color w:val="000000"/>
                 <w:sz w:val="26"/>
               </w:rPr>
-              <w:t>06/09/2026 19:22:41</w:t>
+              <w:t>07/09/2026 19:02:12</w:t>
             </w:r>
           </w:p>
         </w:tc>
@@ -3630,7 +3630,7 @@
                 <w:color w:val="000000"/>
                 <w:sz w:val="26"/>
               </w:rPr>
-              <w:t>06/09/2026 19:22:44</w:t>
+              <w:t>07/09/2026 19:02:15</w:t>
             </w:r>
           </w:p>
         </w:tc>
@@ -3721,7 +3721,7 @@
                 <w:color w:val="000000"/>
                 <w:sz w:val="26"/>
               </w:rPr>
-              <w:t>06/09/2026 19:22:48</w:t>
+              <w:t>07/09/2026 19:02:19</w:t>
             </w:r>
           </w:p>
         </w:tc>
@@ -3812,7 +3812,7 @@
                 <w:color w:val="000000"/>
                 <w:sz w:val="26"/>
               </w:rPr>
-              <w:t>06/09/2026 19:22:48</w:t>
+              <w:t>07/09/2026 19:02:19</w:t>
             </w:r>
           </w:p>
         </w:tc>
@@ -3903,7 +3903,7 @@
                 <w:color w:val="000000"/>
                 <w:sz w:val="26"/>
               </w:rPr>
-              <w:t>06/09/2026 19:22:48</w:t>
+              <w:t>07/09/2026 19:02:19</w:t>
             </w:r>
           </w:p>
         </w:tc>
@@ -3994,7 +3994,7 @@
                 <w:color w:val="000000"/>
                 <w:sz w:val="26"/>
               </w:rPr>
-              <w:t>06/09/2026 19:22:48</w:t>
+              <w:t>07/09/2026 19:02:19</w:t>
             </w:r>
           </w:p>
         </w:tc>
@@ -4085,7 +4085,7 @@
                 <w:color w:val="000000"/>
                 <w:sz w:val="26"/>
               </w:rPr>
-              <w:t>06/09/2026 19:22:51</w:t>
+              <w:t>07/09/2026 19:02:22</w:t>
             </w:r>
           </w:p>
         </w:tc>
@@ -4176,7 +4176,7 @@
                 <w:color w:val="000000"/>
                 <w:sz w:val="26"/>
               </w:rPr>
-              <w:t>06/09/2026 19:22:55</w:t>
+              <w:t>07/09/2026 19:02:26</w:t>
             </w:r>
           </w:p>
         </w:tc>
@@ -4267,7 +4267,7 @@
                 <w:color w:val="000000"/>
                 <w:sz w:val="26"/>
               </w:rPr>
-              <w:t>06/09/2026 19:22:55</w:t>
+              <w:t>07/09/2026 19:02:26</w:t>
             </w:r>
           </w:p>
         </w:tc>
@@ -4358,7 +4358,7 @@
                 <w:color w:val="000000"/>
                 <w:sz w:val="26"/>
               </w:rPr>
-              <w:t>06/09/2026 19:22:55</w:t>
+              <w:t>07/09/2026 19:02:26</w:t>
             </w:r>
           </w:p>
         </w:tc>
@@ -4449,7 +4449,7 @@
                 <w:color w:val="000000"/>
                 <w:sz w:val="26"/>
               </w:rPr>
-              <w:t>06/09/2026 19:22:56</w:t>
+              <w:t>07/09/2026 19:02:27</w:t>
             </w:r>
           </w:p>
         </w:tc>
@@ -4540,7 +4540,7 @@
                 <w:color w:val="000000"/>
                 <w:sz w:val="26"/>
               </w:rPr>
-              <w:t>06/09/2026 19:22:59</w:t>
+              <w:t>07/09/2026 19:02:30</w:t>
             </w:r>
           </w:p>
         </w:tc>
@@ -4631,7 +4631,7 @@
                 <w:color w:val="000000"/>
                 <w:sz w:val="26"/>
               </w:rPr>
-              <w:t>06/09/2026 19:23:04</w:t>
+              <w:t>07/09/2026 19:02:34</w:t>
             </w:r>
           </w:p>
         </w:tc>
@@ -4722,7 +4722,7 @@
                 <w:color w:val="000000"/>
                 <w:sz w:val="26"/>
               </w:rPr>
-              <w:t>06/09/2026 19:23:05</w:t>
+              <w:t>07/09/2026 19:02:34</w:t>
             </w:r>
           </w:p>
         </w:tc>
@@ -4813,7 +4813,7 @@
                 <w:color w:val="000000"/>
                 <w:sz w:val="26"/>
               </w:rPr>
-              <w:t>06/09/2026 19:23:08</w:t>
+              <w:t>07/09/2026 19:02:37</w:t>
             </w:r>
           </w:p>
         </w:tc>
@@ -4904,7 +4904,7 @@
                 <w:color w:val="000000"/>
                 <w:sz w:val="26"/>
               </w:rPr>
-              <w:t>06/09/2026 19:23:15</w:t>
+              <w:t>07/09/2026 19:02:44</w:t>
             </w:r>
           </w:p>
         </w:tc>
@@ -4995,7 +4995,7 @@
                 <w:color w:val="000000"/>
                 <w:sz w:val="26"/>
               </w:rPr>
-              <w:t>06/09/2026 19:23:15</w:t>
+              <w:t>07/09/2026 19:02:45</w:t>
             </w:r>
           </w:p>
         </w:tc>
@@ -5086,7 +5086,7 @@
                 <w:color w:val="000000"/>
                 <w:sz w:val="26"/>
               </w:rPr>
-              <w:t>06/09/2026 19:23:15</w:t>
+              <w:t>07/09/2026 19:02:45</w:t>
             </w:r>
           </w:p>
         </w:tc>
@@ -5177,7 +5177,7 @@
                 <w:color w:val="000000"/>
                 <w:sz w:val="26"/>
               </w:rPr>
-              <w:t>06/09/2026 19:23:20</w:t>
+              <w:t>07/09/2026 19:02:49</w:t>
             </w:r>
           </w:p>
         </w:tc>
@@ -5268,7 +5268,7 @@
                 <w:color w:val="000000"/>
                 <w:sz w:val="26"/>
               </w:rPr>
-              <w:t>06/09/2026 19:23:21</w:t>
+              <w:t>07/09/2026 19:02:49</w:t>
             </w:r>
           </w:p>
         </w:tc>
@@ -5359,7 +5359,7 @@
                 <w:color w:val="000000"/>
                 <w:sz w:val="26"/>
               </w:rPr>
-              <w:t>06/09/2026 19:23:21</w:t>
+              <w:t>07/09/2026 19:02:49</w:t>
             </w:r>
           </w:p>
         </w:tc>
@@ -5450,7 +5450,7 @@
                 <w:color w:val="000000"/>
                 <w:sz w:val="26"/>
               </w:rPr>
-              <w:t>06/09/2026 19:23:27</w:t>
+              <w:t>07/09/2026 19:02:55</w:t>
             </w:r>
           </w:p>
         </w:tc>
